--- a/docs/Auftragsblätter/05_Messaging_RabbitMQ.docx
+++ b/docs/Auftragsblätter/05_Messaging_RabbitMQ.docx
@@ -1,10 +1,10 @@
 
 <file path=word/document.xml><?xml version="1.0" encoding="utf-8"?>
-<w:document xmlns:wpc="http://schemas.microsoft.com/office/word/2010/wordprocessingCanvas" xmlns:cx="http://schemas.microsoft.com/office/drawing/2014/chartex" xmlns:cx1="http://schemas.microsoft.com/office/drawing/2015/9/8/chartex" xmlns:cx2="http://schemas.microsoft.com/office/drawing/2015/10/21/chartex" xmlns:cx3="http://schemas.microsoft.com/office/drawing/2016/5/9/chartex" xmlns:cx4="http://schemas.microsoft.com/office/drawing/2016/5/10/chartex" xmlns:cx5="http://schemas.microsoft.com/office/drawing/2016/5/11/chartex" xmlns:cx6="http://schemas.microsoft.com/office/drawing/2016/5/12/chartex" xmlns:cx7="http://schemas.microsoft.com/office/drawing/2016/5/13/chartex" xmlns:cx8="http://schemas.microsoft.com/office/drawing/2016/5/14/chartex" xmlns:mc="http://schemas.openxmlformats.org/markup-compatibility/2006" xmlns:m="http://schemas.openxmlformats.org/officeDocument/2006/math" xmlns:aink="http://schemas.microsoft.com/office/drawing/2016/ink" xmlns:am3d="http://schemas.microsoft.com/office/drawing/2017/model3d" xmlns:oel="http://schemas.microsoft.com/office/2019/extlst" xmlns:r="http://schemas.openxmlformats.org/officeDocument/2006/relationships" xmlns:wp14="http://schemas.microsoft.com/office/word/2010/wordprocessingDrawing" xmlns:wp="http://schemas.openxmlformats.org/drawingml/2006/wordprocessingDrawing" xmlns:wpg="http://schemas.microsoft.com/office/word/2010/wordprocessingGroup" xmlns:wpi="http://schemas.microsoft.com/office/word/2010/wordprocessingInk" xmlns:wps="http://schemas.microsoft.com/office/word/2010/wordprocessingShape" xmlns:o="urn:schemas-microsoft-com:office:office" xmlns:v="urn:schemas-microsoft-com:vml" xmlns:w10="urn:schemas-microsoft-com:office:word" xmlns:w="http://schemas.openxmlformats.org/wordprocessingml/2006/main" xmlns:w14="http://schemas.microsoft.com/office/word/2010/wordml" xmlns:w15="http://schemas.microsoft.com/office/word/2012/wordml" xmlns:w16cex="http://schemas.microsoft.com/office/word/2018/wordml/cex" xmlns:w16cid="http://schemas.microsoft.com/office/word/2016/wordml/cid" xmlns:w16="http://schemas.microsoft.com/office/word/2018/wordml" xmlns:w16sdtdh="http://schemas.microsoft.com/office/word/2020/wordml/sdtdatahash" xmlns:w16sdtfl="http://schemas.microsoft.com/office/word/2024/wordml/sdtformatlock" xmlns:w16se="http://schemas.microsoft.com/office/word/2015/wordml/symex" xmlns:w16du="http://schemas.microsoft.com/office/word/2023/wordml/word16du" xmlns:wne="http://schemas.microsoft.com/office/word/2006/wordml" mc:Ignorable="w14 w15 w16se w16cid w16 w16cex w16sdtdh w16sdtfl w16du wp14">
+<w:document xmlns:wpc="http://schemas.microsoft.com/office/word/2010/wordprocessingCanvas" xmlns:cx="http://schemas.microsoft.com/office/drawing/2014/chartex" xmlns:cx1="http://schemas.microsoft.com/office/drawing/2015/9/8/chartex" xmlns:cx2="http://schemas.microsoft.com/office/drawing/2015/10/21/chartex" xmlns:cx3="http://schemas.microsoft.com/office/drawing/2016/5/9/chartex" xmlns:cx4="http://schemas.microsoft.com/office/drawing/2016/5/10/chartex" xmlns:cx5="http://schemas.microsoft.com/office/drawing/2016/5/11/chartex" xmlns:cx6="http://schemas.microsoft.com/office/drawing/2016/5/12/chartex" xmlns:cx7="http://schemas.microsoft.com/office/drawing/2016/5/13/chartex" xmlns:cx8="http://schemas.microsoft.com/office/drawing/2016/5/14/chartex" xmlns:mc="http://schemas.openxmlformats.org/markup-compatibility/2006" xmlns:aink="http://schemas.microsoft.com/office/drawing/2016/ink" xmlns:am3d="http://schemas.microsoft.com/office/drawing/2017/model3d" xmlns:o="urn:schemas-microsoft-com:office:office" xmlns:oel="http://schemas.microsoft.com/office/2019/extlst" xmlns:r="http://schemas.openxmlformats.org/officeDocument/2006/relationships" xmlns:m="http://schemas.openxmlformats.org/officeDocument/2006/math" xmlns:v="urn:schemas-microsoft-com:vml" xmlns:wp14="http://schemas.microsoft.com/office/word/2010/wordprocessingDrawing" xmlns:wp="http://schemas.openxmlformats.org/drawingml/2006/wordprocessingDrawing" xmlns:w10="urn:schemas-microsoft-com:office:word" xmlns:w="http://schemas.openxmlformats.org/wordprocessingml/2006/main" xmlns:w14="http://schemas.microsoft.com/office/word/2010/wordml" xmlns:w15="http://schemas.microsoft.com/office/word/2012/wordml" xmlns:w16cex="http://schemas.microsoft.com/office/word/2018/wordml/cex" xmlns:w16cid="http://schemas.microsoft.com/office/word/2016/wordml/cid" xmlns:w16="http://schemas.microsoft.com/office/word/2018/wordml" xmlns:w16du="http://schemas.microsoft.com/office/word/2023/wordml/word16du" xmlns:w16sdtdh="http://schemas.microsoft.com/office/word/2020/wordml/sdtdatahash" xmlns:w16sdtfl="http://schemas.microsoft.com/office/word/2024/wordml/sdtformatlock" xmlns:w16se="http://schemas.microsoft.com/office/word/2015/wordml/symex" xmlns:wpg="http://schemas.microsoft.com/office/word/2010/wordprocessingGroup" xmlns:wpi="http://schemas.microsoft.com/office/word/2010/wordprocessingInk" xmlns:wne="http://schemas.microsoft.com/office/word/2006/wordml" xmlns:wps="http://schemas.microsoft.com/office/word/2010/wordprocessingShape" mc:Ignorable="w14 w15 w16se w16cid w16 w16cex w16sdtdh w16sdtfl w16du wp14">
   <w:body>
     <w:p>
       <w:pPr>
-        <w:pStyle w:val="Title"/>
+        <w:pStyle w:val="Titel"/>
         <w:pBdr>
           <w:bottom w:val="none" w:sz="0" w:space="0" w:color="auto"/>
         </w:pBdr>
@@ -46,6 +46,11 @@
           <w:rFonts w:ascii="Arial" w:hAnsi="Arial"/>
         </w:rPr>
         <w:t xml:space="preserve"> </w:t>
+      </w:r>
+      <w:r>
+        <w:rPr>
+          <w:rFonts w:ascii="Arial" w:hAnsi="Arial"/>
+        </w:rPr>
         <w:br/>
         <w:t>Grundlage für diese Aufgabe ist die Präsentation «05_Messaging_RabbitMQ»</w:t>
       </w:r>
@@ -69,8 +74,18 @@
           <w:rFonts w:ascii="Arial" w:hAnsi="Arial"/>
         </w:rPr>
         <w:t xml:space="preserve"> 105 Minuten</w:t>
+      </w:r>
+      <w:r>
+        <w:rPr>
+          <w:rFonts w:ascii="Arial" w:hAnsi="Arial"/>
+        </w:rPr>
         <w:br/>
         <w:t>Besprechung: 25 Minuten</w:t>
+      </w:r>
+      <w:r>
+        <w:rPr>
+          <w:rFonts w:ascii="Arial" w:hAnsi="Arial"/>
+        </w:rPr>
         <w:br/>
         <w:t>Total: 130 Minuten</w:t>
       </w:r>
@@ -92,16 +107,72 @@
       </w:pPr>
       <w:r>
         <w:rPr>
-          <w:rFonts w:ascii="Arial" w:hAnsi="Arial"/>
           <w:b/>
+          <w:lang w:val="de-CH"/>
         </w:rPr>
         <w:t>Ziel:</w:t>
       </w:r>
       <w:r>
         <w:rPr>
-          <w:rFonts w:ascii="Arial" w:hAnsi="Arial"/>
+          <w:lang w:val="de-CH"/>
         </w:rPr>
-        <w:t xml:space="preserve"> Die Standalone-Simulation wird zu einem event-getriebenen System. RabbitMQ entkoppelt Producer und Consumer; Queue-Rückstau, Competing Consumers und Dead Letter Queue werden direkt sichtbar.</w:t>
+        <w:t xml:space="preserve"> Die </w:t>
+      </w:r>
+      <w:proofErr w:type="spellStart"/>
+      <w:r>
+        <w:rPr>
+          <w:lang w:val="de-CH"/>
+        </w:rPr>
+        <w:t>Standalone</w:t>
+      </w:r>
+      <w:proofErr w:type="spellEnd"/>
+      <w:r>
+        <w:rPr>
+          <w:lang w:val="de-CH"/>
+        </w:rPr>
+        <w:t xml:space="preserve">-Simulation wird zu einem event-getriebenen System. </w:t>
+      </w:r>
+      <w:proofErr w:type="spellStart"/>
+      <w:r>
+        <w:rPr>
+          <w:lang w:val="de-CH"/>
+        </w:rPr>
+        <w:t>RabbitMQ</w:t>
+      </w:r>
+      <w:proofErr w:type="spellEnd"/>
+      <w:r>
+        <w:rPr>
+          <w:lang w:val="de-CH"/>
+        </w:rPr>
+        <w:t xml:space="preserve"> entkoppelt Producer und Consumer; Queue-Rückstau, </w:t>
+      </w:r>
+      <w:proofErr w:type="spellStart"/>
+      <w:r>
+        <w:rPr>
+          <w:lang w:val="de-CH"/>
+        </w:rPr>
+        <w:t>Competing</w:t>
+      </w:r>
+      <w:proofErr w:type="spellEnd"/>
+      <w:r>
+        <w:rPr>
+          <w:lang w:val="de-CH"/>
+        </w:rPr>
+        <w:t xml:space="preserve"> </w:t>
+      </w:r>
+      <w:proofErr w:type="spellStart"/>
+      <w:r>
+        <w:rPr>
+          <w:lang w:val="de-CH"/>
+        </w:rPr>
+        <w:t>Consumers</w:t>
+      </w:r>
+      <w:proofErr w:type="spellEnd"/>
+      <w:r>
+        <w:rPr>
+          <w:lang w:val="de-CH"/>
+        </w:rPr>
+        <w:t xml:space="preserve"> und Dead Letter Queue werden direkt sichtbar.</w:t>
       </w:r>
     </w:p>
     <w:tbl>
@@ -133,13 +204,137 @@
             <w:vAlign w:val="center"/>
           </w:tcPr>
           <w:p>
+            <w:pPr>
+              <w:rPr>
+                <w:lang w:val="de-CH"/>
+              </w:rPr>
+            </w:pPr>
             <w:r>
               <w:rPr>
                 <w:sz w:val="18"/>
+                <w:lang w:val="de-CH"/>
               </w:rPr>
               <w:t>SETUP</w:t>
+            </w:r>
+            <w:r>
+              <w:rPr>
+                <w:sz w:val="18"/>
+                <w:lang w:val="de-CH"/>
+              </w:rPr>
               <w:br/>
-              <w:t>Startpunkt ist Ihr Projekt nach Block 4. Falls dieser Stand fehlt, installieren Sie zuerst Foundation v1.0.0 und Block 4 v1.1.1. Für Block 5 benötigen Sie Zugriff auf das private Release v1.1.0. Docker Desktop, k3d, kubectl, Git und ein Browser genügen; make, jq und zusätzliche Programme sind nicht nötig. Die Befehle sind für PowerShell sowie Bash/WSL/Git Bash/macOS angegeben.</w:t>
+              <w:t xml:space="preserve">Startpunkt ist Ihr Projekt nach Block 4. Falls dieser Stand fehlt, installieren Sie zuerst </w:t>
+            </w:r>
+            <w:proofErr w:type="spellStart"/>
+            <w:r>
+              <w:rPr>
+                <w:sz w:val="18"/>
+                <w:lang w:val="de-CH"/>
+              </w:rPr>
+              <w:t>Foundation</w:t>
+            </w:r>
+            <w:proofErr w:type="spellEnd"/>
+            <w:r>
+              <w:rPr>
+                <w:sz w:val="18"/>
+                <w:lang w:val="de-CH"/>
+              </w:rPr>
+              <w:t xml:space="preserve"> v1.0.0 und Block 4 v1.1.1. Für Block 5 benötigen Sie Zugriff auf das private Release v1.1.0. Docker Desktop, k3d, </w:t>
+            </w:r>
+            <w:proofErr w:type="spellStart"/>
+            <w:r>
+              <w:rPr>
+                <w:sz w:val="18"/>
+                <w:lang w:val="de-CH"/>
+              </w:rPr>
+              <w:t>kubectl</w:t>
+            </w:r>
+            <w:proofErr w:type="spellEnd"/>
+            <w:r>
+              <w:rPr>
+                <w:sz w:val="18"/>
+                <w:lang w:val="de-CH"/>
+              </w:rPr>
+              <w:t xml:space="preserve">, </w:t>
+            </w:r>
+            <w:proofErr w:type="spellStart"/>
+            <w:r>
+              <w:rPr>
+                <w:sz w:val="18"/>
+                <w:lang w:val="de-CH"/>
+              </w:rPr>
+              <w:t>Git</w:t>
+            </w:r>
+            <w:proofErr w:type="spellEnd"/>
+            <w:r>
+              <w:rPr>
+                <w:sz w:val="18"/>
+                <w:lang w:val="de-CH"/>
+              </w:rPr>
+              <w:t xml:space="preserve"> und ein Browser genügen; </w:t>
+            </w:r>
+            <w:proofErr w:type="spellStart"/>
+            <w:r>
+              <w:rPr>
+                <w:sz w:val="18"/>
+                <w:lang w:val="de-CH"/>
+              </w:rPr>
+              <w:t>make</w:t>
+            </w:r>
+            <w:proofErr w:type="spellEnd"/>
+            <w:r>
+              <w:rPr>
+                <w:sz w:val="18"/>
+                <w:lang w:val="de-CH"/>
+              </w:rPr>
+              <w:t xml:space="preserve">, </w:t>
+            </w:r>
+            <w:proofErr w:type="spellStart"/>
+            <w:r>
+              <w:rPr>
+                <w:sz w:val="18"/>
+                <w:lang w:val="de-CH"/>
+              </w:rPr>
+              <w:t>jq</w:t>
+            </w:r>
+            <w:proofErr w:type="spellEnd"/>
+            <w:r>
+              <w:rPr>
+                <w:sz w:val="18"/>
+                <w:lang w:val="de-CH"/>
+              </w:rPr>
+              <w:t xml:space="preserve"> und zusätzliche Programme sind nicht nötig. Die Befehle sind für PowerShell sowie Bash/WSL/</w:t>
+            </w:r>
+            <w:proofErr w:type="spellStart"/>
+            <w:r>
+              <w:rPr>
+                <w:sz w:val="18"/>
+                <w:lang w:val="de-CH"/>
+              </w:rPr>
+              <w:t>Git</w:t>
+            </w:r>
+            <w:proofErr w:type="spellEnd"/>
+            <w:r>
+              <w:rPr>
+                <w:sz w:val="18"/>
+                <w:lang w:val="de-CH"/>
+              </w:rPr>
+              <w:t xml:space="preserve"> Bash/</w:t>
+            </w:r>
+            <w:proofErr w:type="spellStart"/>
+            <w:r>
+              <w:rPr>
+                <w:sz w:val="18"/>
+                <w:lang w:val="de-CH"/>
+              </w:rPr>
+              <w:t>macOS</w:t>
+            </w:r>
+            <w:proofErr w:type="spellEnd"/>
+            <w:r>
+              <w:rPr>
+                <w:sz w:val="18"/>
+                <w:lang w:val="de-CH"/>
+              </w:rPr>
+              <w:t xml:space="preserve"> angegeben.</w:t>
             </w:r>
           </w:p>
         </w:tc>
@@ -166,18 +361,14 @@
     </w:p>
     <w:p>
       <w:pPr>
-        <w:pStyle w:val="ListBullet"/>
+        <w:pStyle w:val="Aufzhlungszeichen"/>
         <w:spacing w:after="60"/>
         <w:ind w:left="329" w:hanging="159"/>
       </w:pPr>
       <w:r>
-        <w:rPr>
-          <w:rFonts w:ascii="Arial" w:hAnsi="Arial"/>
-          <w:sz w:val="20"/>
-        </w:rPr>
         <w:t xml:space="preserve">Foundation: </w:t>
       </w:r>
-      <w:hyperlink r:id="rId8">
+      <w:hyperlink r:id="rId11">
         <w:r>
           <w:rPr>
             <w:color w:val="0000FF"/>
@@ -189,18 +380,14 @@
     </w:p>
     <w:p>
       <w:pPr>
-        <w:pStyle w:val="ListBullet"/>
+        <w:pStyle w:val="Aufzhlungszeichen"/>
         <w:spacing w:after="60"/>
         <w:ind w:left="329" w:hanging="159"/>
       </w:pPr>
       <w:r>
-        <w:rPr>
-          <w:rFonts w:ascii="Arial" w:hAnsi="Arial"/>
-          <w:sz w:val="20"/>
-        </w:rPr>
         <w:t xml:space="preserve">Block 4: </w:t>
       </w:r>
-      <w:hyperlink r:id="rId14">
+      <w:hyperlink r:id="rId12">
         <w:r>
           <w:rPr>
             <w:color w:val="0000FF"/>
@@ -212,7 +399,7 @@
     </w:p>
     <w:p>
       <w:pPr>
-        <w:pStyle w:val="ListBullet"/>
+        <w:pStyle w:val="Aufzhlungszeichen"/>
         <w:spacing w:after="60"/>
         <w:ind w:left="329" w:hanging="159"/>
         <w:rPr>
@@ -220,13 +407,9 @@
         </w:rPr>
       </w:pPr>
       <w:r>
-        <w:rPr>
-          <w:rFonts w:ascii="Arial" w:hAnsi="Arial"/>
-          <w:sz w:val="20"/>
-        </w:rPr>
         <w:t xml:space="preserve">Block 5: </w:t>
       </w:r>
-      <w:hyperlink r:id="rId15">
+      <w:hyperlink r:id="rId13">
         <w:r>
           <w:rPr>
             <w:color w:val="0000FF"/>
@@ -261,11 +444,11 @@
       </w:pPr>
       <w:r>
         <w:rPr>
-          <w:rFonts w:ascii="Arial" w:hAnsi="Arial"/>
           <w:b/>
           <w:color w:val="1D2668"/>
           <w:sz w:val="30"/>
         </w:rPr>
+        <w:lastRenderedPageBreak/>
         <w:t>Aufgabe 1)</w:t>
       </w:r>
     </w:p>
@@ -279,10 +462,9 @@
       </w:pPr>
       <w:r>
         <w:rPr>
-          <w:rFonts w:ascii="Arial" w:hAnsi="Arial"/>
           <w:b/>
-          <w:color w:val="111827"/>
           <w:sz w:val="26"/>
+          <w:lang w:val="de-CH"/>
         </w:rPr>
         <w:t>Messaging-Baustein integrieren und Topologie rendern</w:t>
       </w:r>
@@ -296,14 +478,14 @@
       </w:pPr>
       <w:r>
         <w:rPr>
-          <w:rFonts w:ascii="Arial" w:hAnsi="Arial"/>
+          <w:lang w:val="de-CH"/>
         </w:rPr>
         <w:t>Übernehmen Sie das Block-5-Paket in Ihren Projektstand aus Block 4 und prüfen Sie die geplanten Ressourcen, bevor Sie den Cluster verändern.</w:t>
       </w:r>
     </w:p>
     <w:p>
       <w:pPr>
-        <w:pStyle w:val="ListBullet"/>
+        <w:pStyle w:val="Aufzhlungszeichen"/>
         <w:spacing w:after="60"/>
         <w:ind w:left="329" w:hanging="159"/>
         <w:rPr>
@@ -312,14 +494,14 @@
       </w:pPr>
       <w:r>
         <w:rPr>
-          <w:rFonts w:ascii="Arial" w:hAnsi="Arial"/>
+          <w:lang w:val="de-CH"/>
         </w:rPr>
         <w:t>Klonen Sie das private Release einmalig neben Ihr Projekt-Repository.</w:t>
       </w:r>
     </w:p>
     <w:p>
       <w:pPr>
-        <w:pStyle w:val="ListBullet"/>
+        <w:pStyle w:val="Aufzhlungszeichen"/>
         <w:spacing w:after="60"/>
         <w:ind w:left="329" w:hanging="159"/>
         <w:rPr>
@@ -328,14 +510,14 @@
       </w:pPr>
       <w:r>
         <w:rPr>
-          <w:rFonts w:ascii="Arial" w:hAnsi="Arial"/>
+          <w:lang w:val="de-CH"/>
         </w:rPr>
         <w:t>Führen Sie das Installationsskript im Wurzelverzeichnis Ihres Projekts aus.</w:t>
       </w:r>
     </w:p>
     <w:p>
       <w:pPr>
-        <w:pStyle w:val="ListBullet"/>
+        <w:pStyle w:val="Aufzhlungszeichen"/>
         <w:spacing w:after="60"/>
         <w:ind w:left="329" w:hanging="159"/>
         <w:rPr>
@@ -344,7 +526,7 @@
       </w:pPr>
       <w:r>
         <w:rPr>
-          <w:rFonts w:ascii="Arial" w:hAnsi="Arial"/>
+          <w:lang w:val="de-CH"/>
         </w:rPr>
         <w:t>Rendern Sie das Overlay und suchen Sie Betriebsmodus, Broker-Image und Worker.</w:t>
       </w:r>
@@ -378,7 +560,7 @@
           </w:tcPr>
           <w:p>
             <w:pPr>
-              <w:spacing w:before="0" w:after="0" w:line="240" w:lineRule="auto"/>
+              <w:spacing w:after="0" w:line="240" w:lineRule="auto"/>
             </w:pPr>
             <w:r>
               <w:rPr>
@@ -395,7 +577,6 @@
             <w:r>
               <w:rPr>
                 <w:rFonts w:ascii="Consolas" w:hAnsi="Consolas"/>
-                <w:b w:val="0"/>
                 <w:color w:val="FFFFFF"/>
                 <w:sz w:val="15"/>
               </w:rPr>
@@ -407,7 +588,6 @@
             <w:r>
               <w:rPr>
                 <w:rFonts w:ascii="Consolas" w:hAnsi="Consolas"/>
-                <w:b w:val="0"/>
                 <w:color w:val="FFFFFF"/>
                 <w:sz w:val="15"/>
               </w:rPr>
@@ -419,7 +599,6 @@
             <w:r>
               <w:rPr>
                 <w:rFonts w:ascii="Consolas" w:hAnsi="Consolas"/>
-                <w:b w:val="0"/>
                 <w:color w:val="FFFFFF"/>
                 <w:sz w:val="15"/>
               </w:rPr>
@@ -431,7 +610,6 @@
             <w:r>
               <w:rPr>
                 <w:rFonts w:ascii="Consolas" w:hAnsi="Consolas"/>
-                <w:b w:val="0"/>
                 <w:color w:val="FFFFFF"/>
                 <w:sz w:val="15"/>
               </w:rPr>
@@ -455,7 +633,6 @@
             <w:r>
               <w:rPr>
                 <w:rFonts w:ascii="Consolas" w:hAnsi="Consolas"/>
-                <w:b w:val="0"/>
                 <w:color w:val="FFFFFF"/>
                 <w:sz w:val="15"/>
               </w:rPr>
@@ -467,7 +644,6 @@
             <w:r>
               <w:rPr>
                 <w:rFonts w:ascii="Consolas" w:hAnsi="Consolas"/>
-                <w:b w:val="0"/>
                 <w:color w:val="FFFFFF"/>
                 <w:sz w:val="15"/>
               </w:rPr>
@@ -479,7 +655,6 @@
             <w:r>
               <w:rPr>
                 <w:rFonts w:ascii="Consolas" w:hAnsi="Consolas"/>
-                <w:b w:val="0"/>
                 <w:color w:val="FFFFFF"/>
                 <w:sz w:val="15"/>
               </w:rPr>
@@ -524,11 +699,10 @@
           </w:tcPr>
           <w:p>
             <w:pPr>
-              <w:spacing w:before="0" w:after="0"/>
+              <w:spacing w:after="0"/>
             </w:pPr>
             <w:r>
               <w:rPr>
-                <w:rFonts w:ascii="Arial" w:hAnsi="Arial"/>
                 <w:b/>
                 <w:color w:val="169253"/>
                 <w:sz w:val="20"/>
@@ -540,7 +714,6 @@
             </w:r>
             <w:r>
               <w:rPr>
-                <w:rFonts w:ascii="Arial" w:hAnsi="Arial"/>
                 <w:color w:val="169253"/>
                 <w:sz w:val="18"/>
               </w:rPr>
@@ -591,32 +764,131 @@
           </w:tcPr>
           <w:p>
             <w:pPr>
-              <w:spacing w:before="0" w:after="0"/>
+              <w:spacing w:after="0"/>
+              <w:rPr>
+                <w:color w:val="4D5968"/>
+                <w:sz w:val="18"/>
+                <w:lang w:val="de-CH"/>
+              </w:rPr>
             </w:pPr>
             <w:r>
               <w:rPr>
-                <w:rFonts w:ascii="Arial" w:hAnsi="Arial"/>
                 <w:b/>
                 <w:color w:val="4D5968"/>
                 <w:sz w:val="18"/>
+                <w:lang w:val="de-CH"/>
               </w:rPr>
               <w:t xml:space="preserve">Nachweis: </w:t>
             </w:r>
             <w:r>
               <w:rPr>
-                <w:rFonts w:ascii="Arial" w:hAnsi="Arial"/>
                 <w:color w:val="4D5968"/>
                 <w:sz w:val="18"/>
-              </w:rPr>
-              <w:t>Notieren Sie Betriebsmodus, RabbitMQ-Image und Anzahl der fachlichen Worker-Workloads.</w:t>
-            </w:r>
-            <w:r>
+                <w:lang w:val="de-CH"/>
+              </w:rPr>
+              <w:t xml:space="preserve">Notieren Sie Betriebsmodus, </w:t>
+            </w:r>
+            <w:proofErr w:type="spellStart"/>
+            <w:r>
+              <w:rPr>
+                <w:color w:val="4D5968"/>
+                <w:sz w:val="18"/>
+                <w:lang w:val="de-CH"/>
+              </w:rPr>
+              <w:t>RabbitMQ</w:t>
+            </w:r>
+            <w:proofErr w:type="spellEnd"/>
+            <w:r>
+              <w:rPr>
+                <w:color w:val="4D5968"/>
+                <w:sz w:val="18"/>
+                <w:lang w:val="de-CH"/>
+              </w:rPr>
+              <w:t>-Image und Anzahl der fachlichen Worker-Workloads.</w:t>
+            </w:r>
+            <w:r>
+              <w:rPr>
+                <w:color w:val="4D5968"/>
+                <w:sz w:val="18"/>
+                <w:lang w:val="de-CH"/>
+              </w:rPr>
               <w:br/>
             </w:r>
             <w:r>
+              <w:rPr>
+                <w:color w:val="4D5968"/>
+                <w:sz w:val="18"/>
+                <w:lang w:val="de-CH"/>
+              </w:rPr>
+              <w:t xml:space="preserve">Betriebsmodus: </w:t>
+            </w:r>
+            <w:proofErr w:type="spellStart"/>
+            <w:r>
+              <w:rPr>
+                <w:color w:val="4D5968"/>
+                <w:sz w:val="18"/>
+                <w:lang w:val="de-CH"/>
+              </w:rPr>
+              <w:t>distributed</w:t>
+            </w:r>
+            <w:proofErr w:type="spellEnd"/>
+          </w:p>
+          <w:p>
+            <w:pPr>
+              <w:spacing w:after="0"/>
+              <w:rPr>
+                <w:lang w:val="de-CH"/>
+              </w:rPr>
+            </w:pPr>
+            <w:r>
+              <w:rPr>
+                <w:color w:val="4D5968"/>
+                <w:sz w:val="18"/>
+                <w:lang w:val="de-CH"/>
+              </w:rPr>
+              <w:t xml:space="preserve">Image: </w:t>
+            </w:r>
+            <w:r>
+              <w:rPr>
+                <w:color w:val="4D5968"/>
+                <w:sz w:val="18"/>
+                <w:lang w:val="de-CH"/>
+              </w:rPr>
+              <w:t>rabbitmq:4.3.5-management-alpine</w:t>
+            </w:r>
+            <w:r>
+              <w:rPr>
+                <w:color w:val="4D5968"/>
+                <w:sz w:val="18"/>
+                <w:lang w:val="de-CH"/>
+              </w:rPr>
               <w:br/>
-            </w:r>
-            <w:r>
+              <w:t>Wo</w:t>
+            </w:r>
+            <w:r>
+              <w:rPr>
+                <w:color w:val="4D5968"/>
+                <w:sz w:val="18"/>
+                <w:lang w:val="de-CH"/>
+              </w:rPr>
+              <w:t>rker: 6</w:t>
+            </w:r>
+            <w:r>
+              <w:rPr>
+                <w:lang w:val="de-CH"/>
+              </w:rPr>
+              <w:br/>
+            </w:r>
+            <w:r>
+              <w:rPr>
+                <w:lang w:val="de-CH"/>
+              </w:rPr>
+              <w:br/>
+            </w:r>
+            <w:r>
+              <w:rPr>
+                <w:lang w:val="de-CH"/>
+              </w:rPr>
               <w:br/>
             </w:r>
           </w:p>
@@ -655,11 +927,12 @@
       </w:pPr>
       <w:r>
         <w:rPr>
-          <w:rFonts w:ascii="Arial" w:hAnsi="Arial"/>
           <w:b/>
           <w:color w:val="1D2668"/>
           <w:sz w:val="30"/>
+          <w:lang w:val="de-CH"/>
         </w:rPr>
+        <w:lastRenderedPageBreak/>
         <w:t>Aufgabe 2)</w:t>
       </w:r>
     </w:p>
@@ -673,10 +946,9 @@
       </w:pPr>
       <w:r>
         <w:rPr>
-          <w:rFonts w:ascii="Arial" w:hAnsi="Arial"/>
           <w:b/>
-          <w:color w:val="111827"/>
           <w:sz w:val="26"/>
+          <w:lang w:val="de-CH"/>
         </w:rPr>
         <w:t>Images bauen, importieren und den verteilten Stand starten</w:t>
       </w:r>
@@ -690,14 +962,14 @@
       </w:pPr>
       <w:r>
         <w:rPr>
-          <w:rFonts w:ascii="Arial" w:hAnsi="Arial"/>
+          <w:lang w:val="de-CH"/>
         </w:rPr>
         <w:t>Bauen Sie alle bereitgestellten Services, importieren Sie die Images in «teko-k8s» und deployen Sie den vollständigen Block-5-Stand.</w:t>
       </w:r>
     </w:p>
     <w:p>
       <w:pPr>
-        <w:pStyle w:val="ListBullet"/>
+        <w:pStyle w:val="Aufzhlungszeichen"/>
         <w:spacing w:after="60"/>
         <w:ind w:left="329" w:hanging="159"/>
         <w:rPr>
@@ -706,14 +978,14 @@
       </w:pPr>
       <w:r>
         <w:rPr>
-          <w:rFonts w:ascii="Arial" w:hAnsi="Arial"/>
+          <w:lang w:val="de-CH"/>
         </w:rPr>
         <w:t>Bauen und importieren Sie die fünf Go-Services sowie das Dashboard.</w:t>
       </w:r>
     </w:p>
     <w:p>
       <w:pPr>
-        <w:pStyle w:val="ListBullet"/>
+        <w:pStyle w:val="Aufzhlungszeichen"/>
         <w:spacing w:after="60"/>
         <w:ind w:left="329" w:hanging="159"/>
         <w:rPr>
@@ -722,14 +994,28 @@
       </w:pPr>
       <w:r>
         <w:rPr>
-          <w:rFonts w:ascii="Arial" w:hAnsi="Arial"/>
+          <w:lang w:val="de-CH"/>
         </w:rPr>
-        <w:t>Wenden Sie das Overlay an und warten Sie auf RabbitMQ und alle Workloads.</w:t>
+        <w:t xml:space="preserve">Wenden Sie das Overlay an und warten Sie auf </w:t>
+      </w:r>
+      <w:proofErr w:type="spellStart"/>
+      <w:r>
+        <w:rPr>
+          <w:lang w:val="de-CH"/>
+        </w:rPr>
+        <w:t>RabbitMQ</w:t>
+      </w:r>
+      <w:proofErr w:type="spellEnd"/>
+      <w:r>
+        <w:rPr>
+          <w:lang w:val="de-CH"/>
+        </w:rPr>
+        <w:t xml:space="preserve"> und alle Workloads.</w:t>
       </w:r>
     </w:p>
     <w:p>
       <w:pPr>
-        <w:pStyle w:val="ListBullet"/>
+        <w:pStyle w:val="Aufzhlungszeichen"/>
         <w:spacing w:after="60"/>
         <w:ind w:left="329" w:hanging="159"/>
         <w:rPr>
@@ -738,7 +1024,7 @@
       </w:pPr>
       <w:r>
         <w:rPr>
-          <w:rFonts w:ascii="Arial" w:hAnsi="Arial"/>
+          <w:lang w:val="de-CH"/>
         </w:rPr>
         <w:t>Prüfen Sie Betriebsmodus, PVC und den Ready-Zustand.</w:t>
       </w:r>
@@ -772,7 +1058,7 @@
           </w:tcPr>
           <w:p>
             <w:pPr>
-              <w:spacing w:before="0" w:after="0" w:line="240" w:lineRule="auto"/>
+              <w:spacing w:after="0" w:line="240" w:lineRule="auto"/>
             </w:pPr>
             <w:r>
               <w:rPr>
@@ -789,7 +1075,6 @@
             <w:r>
               <w:rPr>
                 <w:rFonts w:ascii="Consolas" w:hAnsi="Consolas"/>
-                <w:b w:val="0"/>
                 <w:color w:val="FFFFFF"/>
                 <w:sz w:val="15"/>
               </w:rPr>
@@ -801,7 +1086,6 @@
             <w:r>
               <w:rPr>
                 <w:rFonts w:ascii="Consolas" w:hAnsi="Consolas"/>
-                <w:b w:val="0"/>
                 <w:color w:val="FFFFFF"/>
                 <w:sz w:val="15"/>
               </w:rPr>
@@ -825,7 +1109,6 @@
             <w:r>
               <w:rPr>
                 <w:rFonts w:ascii="Consolas" w:hAnsi="Consolas"/>
-                <w:b w:val="0"/>
                 <w:color w:val="FFFFFF"/>
                 <w:sz w:val="15"/>
               </w:rPr>
@@ -837,7 +1120,6 @@
             <w:r>
               <w:rPr>
                 <w:rFonts w:ascii="Consolas" w:hAnsi="Consolas"/>
-                <w:b w:val="0"/>
                 <w:color w:val="FFFFFF"/>
                 <w:sz w:val="15"/>
               </w:rPr>
@@ -861,7 +1143,6 @@
             <w:r>
               <w:rPr>
                 <w:rFonts w:ascii="Consolas" w:hAnsi="Consolas"/>
-                <w:b w:val="0"/>
                 <w:color w:val="FFFFFF"/>
                 <w:sz w:val="15"/>
               </w:rPr>
@@ -873,7 +1154,6 @@
             <w:r>
               <w:rPr>
                 <w:rFonts w:ascii="Consolas" w:hAnsi="Consolas"/>
-                <w:b w:val="0"/>
                 <w:color w:val="FFFFFF"/>
                 <w:sz w:val="15"/>
               </w:rPr>
@@ -885,7 +1165,6 @@
             <w:r>
               <w:rPr>
                 <w:rFonts w:ascii="Consolas" w:hAnsi="Consolas"/>
-                <w:b w:val="0"/>
                 <w:color w:val="FFFFFF"/>
                 <w:sz w:val="15"/>
               </w:rPr>
@@ -897,7 +1176,6 @@
             <w:r>
               <w:rPr>
                 <w:rFonts w:ascii="Consolas" w:hAnsi="Consolas"/>
-                <w:b w:val="0"/>
                 <w:color w:val="FFFFFF"/>
                 <w:sz w:val="15"/>
               </w:rPr>
@@ -909,7 +1187,6 @@
             <w:r>
               <w:rPr>
                 <w:rFonts w:ascii="Consolas" w:hAnsi="Consolas"/>
-                <w:b w:val="0"/>
                 <w:color w:val="FFFFFF"/>
                 <w:sz w:val="15"/>
               </w:rPr>
@@ -921,7 +1198,6 @@
             <w:r>
               <w:rPr>
                 <w:rFonts w:ascii="Consolas" w:hAnsi="Consolas"/>
-                <w:b w:val="0"/>
                 <w:color w:val="FFFFFF"/>
                 <w:sz w:val="15"/>
               </w:rPr>
@@ -966,27 +1242,89 @@
           </w:tcPr>
           <w:p>
             <w:pPr>
-              <w:spacing w:before="0" w:after="0"/>
+              <w:spacing w:after="0"/>
             </w:pPr>
             <w:r>
               <w:rPr>
-                <w:rFonts w:ascii="Arial" w:hAnsi="Arial"/>
                 <w:b/>
                 <w:color w:val="169253"/>
                 <w:sz w:val="20"/>
+                <w:lang w:val="de-CH"/>
               </w:rPr>
               <w:t>ERWARTETES RESULTAT</w:t>
             </w:r>
             <w:r>
+              <w:rPr>
+                <w:lang w:val="de-CH"/>
+              </w:rPr>
               <w:br/>
             </w:r>
             <w:r>
               <w:rPr>
-                <w:rFonts w:ascii="Arial" w:hAnsi="Arial"/>
                 <w:color w:val="169253"/>
                 <w:sz w:val="18"/>
-              </w:rPr>
-              <w:t>Alle Deployments und StatefulSets sind bereit. «data-rabbitmq-0» ist Bound und die ConfigMap meldet APP_MODE=distributed.</w:t>
+                <w:lang w:val="de-CH"/>
+              </w:rPr>
+              <w:t xml:space="preserve">Alle </w:t>
+            </w:r>
+            <w:proofErr w:type="spellStart"/>
+            <w:r>
+              <w:rPr>
+                <w:color w:val="169253"/>
+                <w:sz w:val="18"/>
+                <w:lang w:val="de-CH"/>
+              </w:rPr>
+              <w:t>Deployments</w:t>
+            </w:r>
+            <w:proofErr w:type="spellEnd"/>
+            <w:r>
+              <w:rPr>
+                <w:color w:val="169253"/>
+                <w:sz w:val="18"/>
+                <w:lang w:val="de-CH"/>
+              </w:rPr>
+              <w:t xml:space="preserve"> und </w:t>
+            </w:r>
+            <w:proofErr w:type="spellStart"/>
+            <w:r>
+              <w:rPr>
+                <w:color w:val="169253"/>
+                <w:sz w:val="18"/>
+                <w:lang w:val="de-CH"/>
+              </w:rPr>
+              <w:t>StatefulSets</w:t>
+            </w:r>
+            <w:proofErr w:type="spellEnd"/>
+            <w:r>
+              <w:rPr>
+                <w:color w:val="169253"/>
+                <w:sz w:val="18"/>
+                <w:lang w:val="de-CH"/>
+              </w:rPr>
+              <w:t xml:space="preserve"> sind bereit. </w:t>
+            </w:r>
+            <w:r>
+              <w:rPr>
+                <w:color w:val="169253"/>
+                <w:sz w:val="18"/>
+              </w:rPr>
+              <w:t xml:space="preserve">«data-rabbitmq-0» </w:t>
+            </w:r>
+            <w:proofErr w:type="spellStart"/>
+            <w:r>
+              <w:rPr>
+                <w:color w:val="169253"/>
+                <w:sz w:val="18"/>
+              </w:rPr>
+              <w:t>ist</w:t>
+            </w:r>
+            <w:proofErr w:type="spellEnd"/>
+            <w:r>
+              <w:rPr>
+                <w:color w:val="169253"/>
+                <w:sz w:val="18"/>
+              </w:rPr>
+              <w:t xml:space="preserve"> Bound und die ConfigMap meldet APP_MODE=distributed.</w:t>
             </w:r>
           </w:p>
         </w:tc>
@@ -1030,32 +1368,180 @@
           </w:tcPr>
           <w:p>
             <w:pPr>
-              <w:spacing w:before="0" w:after="0"/>
+              <w:spacing w:after="0"/>
+              <w:rPr>
+                <w:lang w:val="en-CH"/>
+              </w:rPr>
             </w:pPr>
             <w:r>
               <w:rPr>
-                <w:rFonts w:ascii="Arial" w:hAnsi="Arial"/>
                 <w:b/>
                 <w:color w:val="4D5968"/>
                 <w:sz w:val="18"/>
+                <w:lang w:val="de-CH"/>
               </w:rPr>
               <w:t xml:space="preserve">Nachweis: </w:t>
             </w:r>
             <w:r>
               <w:rPr>
-                <w:rFonts w:ascii="Arial" w:hAnsi="Arial"/>
                 <w:color w:val="4D5968"/>
                 <w:sz w:val="18"/>
-              </w:rPr>
-              <w:t>Notieren Sie Ready-Zustand von RabbitMQ, Dashboard, Order Worker und den PVC-Status.</w:t>
-            </w:r>
-            <w:r>
+                <w:lang w:val="de-CH"/>
+              </w:rPr>
+              <w:t xml:space="preserve">Notieren Sie Ready-Zustand von </w:t>
+            </w:r>
+            <w:proofErr w:type="spellStart"/>
+            <w:r>
+              <w:rPr>
+                <w:color w:val="4D5968"/>
+                <w:sz w:val="18"/>
+                <w:lang w:val="de-CH"/>
+              </w:rPr>
+              <w:t>RabbitMQ</w:t>
+            </w:r>
+            <w:proofErr w:type="spellEnd"/>
+            <w:r>
+              <w:rPr>
+                <w:color w:val="4D5968"/>
+                <w:sz w:val="18"/>
+                <w:lang w:val="de-CH"/>
+              </w:rPr>
+              <w:t>, Dashboard, Order Worker und den PVC-Status.</w:t>
+            </w:r>
+            <w:r>
+              <w:rPr>
+                <w:lang w:val="de-CH"/>
+              </w:rPr>
               <w:br/>
             </w:r>
             <w:r>
+              <w:rPr>
+                <w:lang w:val="en-CH"/>
+              </w:rPr>
+              <w:t xml:space="preserve">  </w:t>
+            </w:r>
+            <w:proofErr w:type="spellStart"/>
+            <w:r>
+              <w:rPr>
+                <w:lang w:val="en-CH"/>
+              </w:rPr>
+              <w:t>Betriebsmodus</w:t>
+            </w:r>
+            <w:proofErr w:type="spellEnd"/>
+            <w:r>
+              <w:rPr>
+                <w:lang w:val="en-CH"/>
+              </w:rPr>
+              <w:t>: distributed</w:t>
+            </w:r>
+          </w:p>
+          <w:p>
+            <w:pPr>
+              <w:spacing w:after="0"/>
+              <w:rPr>
+                <w:lang w:val="en-CH"/>
+              </w:rPr>
+            </w:pPr>
+            <w:r>
+              <w:rPr>
+                <w:lang w:val="en-CH"/>
+              </w:rPr>
+              <w:t>  RabbitMQ: READY 1/1</w:t>
+            </w:r>
+          </w:p>
+          <w:p>
+            <w:pPr>
+              <w:spacing w:after="0"/>
+              <w:rPr>
+                <w:lang w:val="en-CH"/>
+              </w:rPr>
+            </w:pPr>
+            <w:r>
+              <w:rPr>
+                <w:lang w:val="en-CH"/>
+              </w:rPr>
+              <w:t>  Dashboard: READY 2/2</w:t>
+            </w:r>
+          </w:p>
+          <w:p>
+            <w:pPr>
+              <w:spacing w:after="0"/>
+              <w:rPr>
+                <w:lang w:val="en-CH"/>
+              </w:rPr>
+            </w:pPr>
+            <w:r>
+              <w:rPr>
+                <w:lang w:val="en-CH"/>
+              </w:rPr>
+              <w:t>  Order Worker: READY 2/2</w:t>
+            </w:r>
+          </w:p>
+          <w:p>
+            <w:pPr>
+              <w:spacing w:after="0"/>
+              <w:rPr>
+                <w:lang w:val="en-CH"/>
+              </w:rPr>
+            </w:pPr>
+            <w:r>
+              <w:rPr>
+                <w:lang w:val="en-CH"/>
+              </w:rPr>
+              <w:t>  Restaurant Worker: alle 1/1</w:t>
+            </w:r>
+          </w:p>
+          <w:p>
+            <w:pPr>
+              <w:spacing w:after="0"/>
+              <w:rPr>
+                <w:lang w:val="en-CH"/>
+              </w:rPr>
+            </w:pPr>
+            <w:r>
+              <w:rPr>
+                <w:lang w:val="en-CH"/>
+              </w:rPr>
+              <w:t>  Customer Simulator: 1/1</w:t>
+            </w:r>
+          </w:p>
+          <w:p>
+            <w:pPr>
+              <w:spacing w:after="0"/>
+              <w:rPr>
+                <w:lang w:val="en-CH"/>
+              </w:rPr>
+            </w:pPr>
+            <w:r>
+              <w:rPr>
+                <w:lang w:val="en-CH"/>
+              </w:rPr>
+              <w:t>  Courier Simulator: 1/1</w:t>
+            </w:r>
+          </w:p>
+          <w:p>
+            <w:pPr>
+              <w:spacing w:after="0"/>
+              <w:rPr>
+                <w:lang w:val="en-GB"/>
+              </w:rPr>
+            </w:pPr>
+            <w:r>
+              <w:rPr>
+                <w:lang w:val="en-CH"/>
+              </w:rPr>
+              <w:t>  Erwarteter PVC data-rabbitmq-0: Bound</w:t>
+            </w:r>
+            <w:r>
+              <w:rPr>
+                <w:lang w:val="en-GB"/>
+              </w:rPr>
               <w:br/>
             </w:r>
             <w:r>
+              <w:rPr>
+                <w:lang w:val="en-GB"/>
+              </w:rPr>
               <w:br/>
             </w:r>
           </w:p>
@@ -1066,7 +1552,7 @@
       <w:pPr>
         <w:spacing w:after="0"/>
         <w:rPr>
-          <w:lang w:val="de-CH"/>
+          <w:lang w:val="en-GB"/>
         </w:rPr>
       </w:pPr>
     </w:p>
@@ -1079,11 +1565,12 @@
       </w:pPr>
       <w:r>
         <w:rPr>
-          <w:rFonts w:ascii="Arial" w:hAnsi="Arial"/>
           <w:b/>
           <w:color w:val="1D2668"/>
           <w:sz w:val="30"/>
+          <w:lang w:val="de-CH"/>
         </w:rPr>
+        <w:lastRenderedPageBreak/>
         <w:t>Aufgabe 3)</w:t>
       </w:r>
     </w:p>
@@ -1097,12 +1584,29 @@
       </w:pPr>
       <w:r>
         <w:rPr>
-          <w:rFonts w:ascii="Arial" w:hAnsi="Arial"/>
           <w:b/>
-          <w:color w:val="111827"/>
           <w:sz w:val="26"/>
+          <w:lang w:val="de-CH"/>
         </w:rPr>
-        <w:t>Eventfluss im Dashboard und in RabbitMQ verfolgen</w:t>
+        <w:t xml:space="preserve">Eventfluss im Dashboard und in </w:t>
+      </w:r>
+      <w:proofErr w:type="spellStart"/>
+      <w:r>
+        <w:rPr>
+          <w:b/>
+          <w:sz w:val="26"/>
+          <w:lang w:val="de-CH"/>
+        </w:rPr>
+        <w:t>RabbitMQ</w:t>
+      </w:r>
+      <w:proofErr w:type="spellEnd"/>
+      <w:r>
+        <w:rPr>
+          <w:b/>
+          <w:sz w:val="26"/>
+          <w:lang w:val="de-CH"/>
+        </w:rPr>
+        <w:t xml:space="preserve"> verfolgen</w:t>
       </w:r>
     </w:p>
     <w:p>
@@ -1114,14 +1618,28 @@
       </w:pPr>
       <w:r>
         <w:rPr>
-          <w:rFonts w:ascii="Arial" w:hAnsi="Arial"/>
+          <w:lang w:val="de-CH"/>
         </w:rPr>
-        <w:t>Öffnen Sie Dispatch City und RabbitMQ Management parallel. Erzeugen Sie eine Bestellung und verfolgen Sie dieselbe fachliche Aktion durch Broker, Queue und Worker.</w:t>
+        <w:t xml:space="preserve">Öffnen Sie Dispatch City und </w:t>
+      </w:r>
+      <w:proofErr w:type="spellStart"/>
+      <w:r>
+        <w:rPr>
+          <w:lang w:val="de-CH"/>
+        </w:rPr>
+        <w:t>RabbitMQ</w:t>
+      </w:r>
+      <w:proofErr w:type="spellEnd"/>
+      <w:r>
+        <w:rPr>
+          <w:lang w:val="de-CH"/>
+        </w:rPr>
+        <w:t xml:space="preserve"> Management parallel. Erzeugen Sie eine Bestellung und verfolgen Sie dieselbe fachliche Aktion durch Broker, Queue und Worker.</w:t>
       </w:r>
     </w:p>
     <w:p>
       <w:pPr>
-        <w:pStyle w:val="ListBullet"/>
+        <w:pStyle w:val="Aufzhlungszeichen"/>
         <w:spacing w:after="60"/>
         <w:ind w:left="329" w:hanging="159"/>
         <w:rPr>
@@ -1130,14 +1648,42 @@
       </w:pPr>
       <w:r>
         <w:rPr>
-          <w:rFonts w:ascii="Arial" w:hAnsi="Arial"/>
+          <w:lang w:val="de-CH"/>
         </w:rPr>
-        <w:t>Starten Sie je einen Port-Forward für Traefik und RabbitMQ Management.</w:t>
+        <w:t xml:space="preserve">Starten Sie je einen Port-Forward für </w:t>
+      </w:r>
+      <w:proofErr w:type="spellStart"/>
+      <w:r>
+        <w:rPr>
+          <w:lang w:val="de-CH"/>
+        </w:rPr>
+        <w:t>Traefik</w:t>
+      </w:r>
+      <w:proofErr w:type="spellEnd"/>
+      <w:r>
+        <w:rPr>
+          <w:lang w:val="de-CH"/>
+        </w:rPr>
+        <w:t xml:space="preserve"> und </w:t>
+      </w:r>
+      <w:proofErr w:type="spellStart"/>
+      <w:r>
+        <w:rPr>
+          <w:lang w:val="de-CH"/>
+        </w:rPr>
+        <w:t>RabbitMQ</w:t>
+      </w:r>
+      <w:proofErr w:type="spellEnd"/>
+      <w:r>
+        <w:rPr>
+          <w:lang w:val="de-CH"/>
+        </w:rPr>
+        <w:t xml:space="preserve"> Management.</w:t>
       </w:r>
     </w:p>
     <w:p>
       <w:pPr>
-        <w:pStyle w:val="ListBullet"/>
+        <w:pStyle w:val="Aufzhlungszeichen"/>
         <w:spacing w:after="60"/>
         <w:ind w:left="329" w:hanging="159"/>
         <w:rPr>
@@ -1146,14 +1692,14 @@
       </w:pPr>
       <w:r>
         <w:rPr>
-          <w:rFonts w:ascii="Arial" w:hAnsi="Arial"/>
+          <w:lang w:val="de-CH"/>
         </w:rPr>
         <w:t>Prüfen Sie Exchange und Queues und erzeugen Sie im Dashboard eine Bestellung.</w:t>
       </w:r>
     </w:p>
     <w:p>
       <w:pPr>
-        <w:pStyle w:val="ListBullet"/>
+        <w:pStyle w:val="Aufzhlungszeichen"/>
         <w:spacing w:after="60"/>
         <w:ind w:left="329" w:hanging="159"/>
         <w:rPr>
@@ -1162,7 +1708,7 @@
       </w:pPr>
       <w:r>
         <w:rPr>
-          <w:rFonts w:ascii="Arial" w:hAnsi="Arial"/>
+          <w:lang w:val="de-CH"/>
         </w:rPr>
         <w:t>Vergleichen Sie den Event Stream mit den Logs der Producer und Consumer.</w:t>
       </w:r>
@@ -1196,7 +1742,7 @@
           </w:tcPr>
           <w:p>
             <w:pPr>
-              <w:spacing w:before="0" w:after="0" w:line="240" w:lineRule="auto"/>
+              <w:spacing w:after="0" w:line="240" w:lineRule="auto"/>
             </w:pPr>
             <w:r>
               <w:rPr>
@@ -1213,7 +1759,6 @@
             <w:r>
               <w:rPr>
                 <w:rFonts w:ascii="Consolas" w:hAnsi="Consolas"/>
-                <w:b w:val="0"/>
                 <w:color w:val="FFFFFF"/>
                 <w:sz w:val="15"/>
               </w:rPr>
@@ -1237,7 +1782,6 @@
             <w:r>
               <w:rPr>
                 <w:rFonts w:ascii="Consolas" w:hAnsi="Consolas"/>
-                <w:b w:val="0"/>
                 <w:color w:val="FFFFFF"/>
                 <w:sz w:val="15"/>
               </w:rPr>
@@ -1261,7 +1805,6 @@
             <w:r>
               <w:rPr>
                 <w:rFonts w:ascii="Consolas" w:hAnsi="Consolas"/>
-                <w:b w:val="0"/>
                 <w:color w:val="FFFFFF"/>
                 <w:sz w:val="15"/>
               </w:rPr>
@@ -1273,7 +1816,6 @@
             <w:r>
               <w:rPr>
                 <w:rFonts w:ascii="Consolas" w:hAnsi="Consolas"/>
-                <w:b w:val="0"/>
                 <w:color w:val="FFFFFF"/>
                 <w:sz w:val="15"/>
               </w:rPr>
@@ -1285,7 +1827,6 @@
             <w:r>
               <w:rPr>
                 <w:rFonts w:ascii="Consolas" w:hAnsi="Consolas"/>
-                <w:b w:val="0"/>
                 <w:color w:val="FFFFFF"/>
                 <w:sz w:val="15"/>
               </w:rPr>
@@ -1297,7 +1838,6 @@
             <w:r>
               <w:rPr>
                 <w:rFonts w:ascii="Consolas" w:hAnsi="Consolas"/>
-                <w:b w:val="0"/>
                 <w:color w:val="FFFFFF"/>
                 <w:sz w:val="15"/>
               </w:rPr>
@@ -1309,7 +1849,6 @@
             <w:r>
               <w:rPr>
                 <w:rFonts w:ascii="Consolas" w:hAnsi="Consolas"/>
-                <w:b w:val="0"/>
                 <w:color w:val="FFFFFF"/>
                 <w:sz w:val="15"/>
               </w:rPr>
@@ -1354,11 +1893,10 @@
           </w:tcPr>
           <w:p>
             <w:pPr>
-              <w:spacing w:before="0" w:after="0"/>
+              <w:spacing w:after="0"/>
             </w:pPr>
             <w:r>
               <w:rPr>
-                <w:rFonts w:ascii="Arial" w:hAnsi="Arial"/>
                 <w:b/>
                 <w:color w:val="169253"/>
                 <w:sz w:val="20"/>
@@ -1370,7 +1908,6 @@
             </w:r>
             <w:r>
               <w:rPr>
-                <w:rFonts w:ascii="Arial" w:hAnsi="Arial"/>
                 <w:color w:val="169253"/>
                 <w:sz w:val="18"/>
               </w:rPr>
@@ -1421,32 +1958,130 @@
           </w:tcPr>
           <w:p>
             <w:pPr>
-              <w:spacing w:before="0" w:after="0"/>
+              <w:spacing w:after="0"/>
+              <w:rPr>
+                <w:color w:val="4D5968"/>
+                <w:sz w:val="18"/>
+                <w:lang w:val="de-CH"/>
+              </w:rPr>
             </w:pPr>
             <w:r>
               <w:rPr>
-                <w:rFonts w:ascii="Arial" w:hAnsi="Arial"/>
                 <w:b/>
                 <w:color w:val="4D5968"/>
                 <w:sz w:val="18"/>
+                <w:lang w:val="de-CH"/>
               </w:rPr>
               <w:t xml:space="preserve">Nachweis: </w:t>
             </w:r>
             <w:r>
               <w:rPr>
-                <w:rFonts w:ascii="Arial" w:hAnsi="Arial"/>
                 <w:color w:val="4D5968"/>
                 <w:sz w:val="18"/>
+                <w:lang w:val="de-CH"/>
               </w:rPr>
               <w:t>Notieren Sie eine beobachtete Eventkette vom Producer bis zur Lieferung.</w:t>
             </w:r>
-            <w:r>
+          </w:p>
+          <w:p>
+            <w:pPr>
+              <w:spacing w:after="0"/>
+              <w:rPr>
+                <w:lang w:val="de-CH"/>
+              </w:rPr>
+            </w:pPr>
+            <w:r>
+              <w:rPr>
+                <w:lang w:val="de-CH"/>
+              </w:rPr>
+              <w:t>Beobachtete Bestellung D027B56:</w:t>
+            </w:r>
+          </w:p>
+          <w:p>
+            <w:pPr>
+              <w:spacing w:after="0"/>
+              <w:rPr>
+                <w:lang w:val="de-CH"/>
+              </w:rPr>
+            </w:pPr>
+            <w:r>
+              <w:rPr>
+                <w:lang w:val="de-CH"/>
+              </w:rPr>
+              <w:t>1. Control API: Bestellung eingegangen</w:t>
+            </w:r>
+          </w:p>
+          <w:p>
+            <w:pPr>
+              <w:spacing w:after="0"/>
+              <w:rPr>
+                <w:lang w:val="de-CH"/>
+              </w:rPr>
+            </w:pPr>
+            <w:r>
+              <w:rPr>
+                <w:lang w:val="de-CH"/>
+              </w:rPr>
+              <w:t>2. Bowl-Worker: Bestellung angenommen</w:t>
+            </w:r>
+          </w:p>
+          <w:p>
+            <w:pPr>
+              <w:spacing w:after="0"/>
+              <w:rPr>
+                <w:lang w:val="de-CH"/>
+              </w:rPr>
+            </w:pPr>
+            <w:r>
+              <w:rPr>
+                <w:lang w:val="de-CH"/>
+              </w:rPr>
+              <w:t>3. Courier: Fahrt zum Restaurant</w:t>
+            </w:r>
+          </w:p>
+          <w:p>
+            <w:pPr>
+              <w:spacing w:after="0"/>
+              <w:rPr>
+                <w:lang w:val="de-CH"/>
+              </w:rPr>
+            </w:pPr>
+            <w:r>
+              <w:rPr>
+                <w:lang w:val="de-CH"/>
+              </w:rPr>
+              <w:t>4. Courier: Bestellung abgeholt</w:t>
+            </w:r>
+          </w:p>
+          <w:p>
+            <w:pPr>
+              <w:spacing w:after="0"/>
+              <w:rPr>
+                <w:lang w:val="de-CH"/>
+              </w:rPr>
+            </w:pPr>
+            <w:r>
+              <w:rPr>
+                <w:lang w:val="de-CH"/>
+              </w:rPr>
+              <w:t>5. Courier: Bestellung geliefert</w:t>
+            </w:r>
+            <w:r>
+              <w:rPr>
+                <w:lang w:val="de-CH"/>
+              </w:rPr>
               <w:br/>
             </w:r>
             <w:r>
+              <w:rPr>
+                <w:lang w:val="de-CH"/>
+              </w:rPr>
               <w:br/>
             </w:r>
             <w:r>
+              <w:rPr>
+                <w:lang w:val="de-CH"/>
+              </w:rPr>
               <w:br/>
             </w:r>
           </w:p>
@@ -1470,11 +2105,12 @@
       </w:pPr>
       <w:r>
         <w:rPr>
-          <w:rFonts w:ascii="Arial" w:hAnsi="Arial"/>
           <w:b/>
           <w:color w:val="1D2668"/>
           <w:sz w:val="30"/>
+          <w:lang w:val="de-CH"/>
         </w:rPr>
+        <w:lastRenderedPageBreak/>
         <w:t>Aufgabe 4)</w:t>
       </w:r>
     </w:p>
@@ -1488,12 +2124,47 @@
       </w:pPr>
       <w:r>
         <w:rPr>
-          <w:rFonts w:ascii="Arial" w:hAnsi="Arial"/>
           <w:b/>
-          <w:color w:val="111827"/>
           <w:sz w:val="26"/>
+          <w:lang w:val="de-CH"/>
         </w:rPr>
-        <w:t>Rückstau erzeugen und mit Competing Consumers abbauen</w:t>
+        <w:t xml:space="preserve">Rückstau erzeugen und mit </w:t>
+      </w:r>
+      <w:proofErr w:type="spellStart"/>
+      <w:r>
+        <w:rPr>
+          <w:b/>
+          <w:sz w:val="26"/>
+          <w:lang w:val="de-CH"/>
+        </w:rPr>
+        <w:t>Competing</w:t>
+      </w:r>
+      <w:proofErr w:type="spellEnd"/>
+      <w:r>
+        <w:rPr>
+          <w:b/>
+          <w:sz w:val="26"/>
+          <w:lang w:val="de-CH"/>
+        </w:rPr>
+        <w:t xml:space="preserve"> </w:t>
+      </w:r>
+      <w:proofErr w:type="spellStart"/>
+      <w:r>
+        <w:rPr>
+          <w:b/>
+          <w:sz w:val="26"/>
+          <w:lang w:val="de-CH"/>
+        </w:rPr>
+        <w:t>Consumers</w:t>
+      </w:r>
+      <w:proofErr w:type="spellEnd"/>
+      <w:r>
+        <w:rPr>
+          <w:b/>
+          <w:sz w:val="26"/>
+          <w:lang w:val="de-CH"/>
+        </w:rPr>
+        <w:t xml:space="preserve"> abbauen</w:t>
       </w:r>
     </w:p>
     <w:p>
@@ -1505,14 +2176,25 @@
       </w:pPr>
       <w:r>
         <w:rPr>
-          <w:rFonts w:ascii="Arial" w:hAnsi="Arial"/>
+          <w:lang w:val="de-CH"/>
         </w:rPr>
-        <w:t>Stoppen Sie den Pizza-Consumer, publizieren Sie acht reproduzierbare Events und beobachten Sie die Queue. Zwei Worker-Pods bauen den Rückstau anschließend gemeinsam ab.</w:t>
+        <w:t xml:space="preserve">Stoppen Sie den Pizza-Consumer, publizieren Sie acht reproduzierbare Events und beobachten Sie die Queue. </w:t>
+      </w:r>
+      <w:r>
+        <w:t xml:space="preserve">Zwei Worker-Pods </w:t>
+      </w:r>
+      <w:proofErr w:type="spellStart"/>
+      <w:r>
+        <w:t>bauen</w:t>
+      </w:r>
+      <w:proofErr w:type="spellEnd"/>
+      <w:r>
+        <w:t xml:space="preserve"> den Rückstau anschließend gemeinsam ab.</w:t>
       </w:r>
     </w:p>
     <w:p>
       <w:pPr>
-        <w:pStyle w:val="ListBullet"/>
+        <w:pStyle w:val="Aufzhlungszeichen"/>
         <w:spacing w:after="60"/>
         <w:ind w:left="329" w:hanging="159"/>
         <w:rPr>
@@ -1521,14 +2203,28 @@
       </w:pPr>
       <w:r>
         <w:rPr>
-          <w:rFonts w:ascii="Arial" w:hAnsi="Arial"/>
+          <w:lang w:val="de-CH"/>
         </w:rPr>
-        <w:t>Lassen Sie den RabbitMQ-Port-Forward laufen, skalieren Sie «restaurant-pizza» auf 0 und publizieren Sie acht Pizza-Events.</w:t>
+        <w:t xml:space="preserve">Lassen Sie den </w:t>
+      </w:r>
+      <w:proofErr w:type="spellStart"/>
+      <w:r>
+        <w:rPr>
+          <w:lang w:val="de-CH"/>
+        </w:rPr>
+        <w:t>RabbitMQ</w:t>
+      </w:r>
+      <w:proofErr w:type="spellEnd"/>
+      <w:r>
+        <w:rPr>
+          <w:lang w:val="de-CH"/>
+        </w:rPr>
+        <w:t>-Port-Forward laufen, skalieren Sie «restaurant-pizza» auf 0 und publizieren Sie acht Pizza-Events.</w:t>
       </w:r>
     </w:p>
     <w:p>
       <w:pPr>
-        <w:pStyle w:val="ListBullet"/>
+        <w:pStyle w:val="Aufzhlungszeichen"/>
         <w:spacing w:after="60"/>
         <w:ind w:left="329" w:hanging="159"/>
         <w:rPr>
@@ -1537,14 +2233,28 @@
       </w:pPr>
       <w:r>
         <w:rPr>
-          <w:rFonts w:ascii="Arial" w:hAnsi="Arial"/>
+          <w:lang w:val="de-CH"/>
         </w:rPr>
-        <w:t>Prüfen Sie messages_ready; skalieren Sie danach auf zwei Consumer.</w:t>
+        <w:t xml:space="preserve">Prüfen Sie </w:t>
+      </w:r>
+      <w:proofErr w:type="spellStart"/>
+      <w:r>
+        <w:rPr>
+          <w:lang w:val="de-CH"/>
+        </w:rPr>
+        <w:t>messages_ready</w:t>
+      </w:r>
+      <w:proofErr w:type="spellEnd"/>
+      <w:r>
+        <w:rPr>
+          <w:lang w:val="de-CH"/>
+        </w:rPr>
+        <w:t>; skalieren Sie danach auf zwei Consumer.</w:t>
       </w:r>
     </w:p>
     <w:p>
       <w:pPr>
-        <w:pStyle w:val="ListBullet"/>
+        <w:pStyle w:val="Aufzhlungszeichen"/>
         <w:spacing w:after="60"/>
         <w:ind w:left="329" w:hanging="159"/>
         <w:rPr>
@@ -1553,7 +2263,7 @@
       </w:pPr>
       <w:r>
         <w:rPr>
-          <w:rFonts w:ascii="Arial" w:hAnsi="Arial"/>
+          <w:lang w:val="de-CH"/>
         </w:rPr>
         <w:t>Vergleichen Sie Queue-Zustand und Logs beider Pods.</w:t>
       </w:r>
@@ -1587,7 +2297,7 @@
           </w:tcPr>
           <w:p>
             <w:pPr>
-              <w:spacing w:before="0" w:after="0" w:line="240" w:lineRule="auto"/>
+              <w:spacing w:after="0" w:line="240" w:lineRule="auto"/>
             </w:pPr>
             <w:r>
               <w:rPr>
@@ -1604,7 +2314,6 @@
             <w:r>
               <w:rPr>
                 <w:rFonts w:ascii="Consolas" w:hAnsi="Consolas"/>
-                <w:b w:val="0"/>
                 <w:color w:val="FFFFFF"/>
                 <w:sz w:val="15"/>
               </w:rPr>
@@ -1616,7 +2325,6 @@
             <w:r>
               <w:rPr>
                 <w:rFonts w:ascii="Consolas" w:hAnsi="Consolas"/>
-                <w:b w:val="0"/>
                 <w:color w:val="FFFFFF"/>
                 <w:sz w:val="15"/>
               </w:rPr>
@@ -1628,7 +2336,6 @@
             <w:r>
               <w:rPr>
                 <w:rFonts w:ascii="Consolas" w:hAnsi="Consolas"/>
-                <w:b w:val="0"/>
                 <w:color w:val="FFFFFF"/>
                 <w:sz w:val="15"/>
               </w:rPr>
@@ -1652,7 +2359,6 @@
             <w:r>
               <w:rPr>
                 <w:rFonts w:ascii="Consolas" w:hAnsi="Consolas"/>
-                <w:b w:val="0"/>
                 <w:color w:val="FFFFFF"/>
                 <w:sz w:val="15"/>
               </w:rPr>
@@ -1664,7 +2370,6 @@
             <w:r>
               <w:rPr>
                 <w:rFonts w:ascii="Consolas" w:hAnsi="Consolas"/>
-                <w:b w:val="0"/>
                 <w:color w:val="FFFFFF"/>
                 <w:sz w:val="15"/>
               </w:rPr>
@@ -1676,7 +2381,6 @@
             <w:r>
               <w:rPr>
                 <w:rFonts w:ascii="Consolas" w:hAnsi="Consolas"/>
-                <w:b w:val="0"/>
                 <w:color w:val="FFFFFF"/>
                 <w:sz w:val="15"/>
               </w:rPr>
@@ -1700,7 +2404,6 @@
             <w:r>
               <w:rPr>
                 <w:rFonts w:ascii="Consolas" w:hAnsi="Consolas"/>
-                <w:b w:val="0"/>
                 <w:color w:val="FFFFFF"/>
                 <w:sz w:val="15"/>
               </w:rPr>
@@ -1712,7 +2415,6 @@
             <w:r>
               <w:rPr>
                 <w:rFonts w:ascii="Consolas" w:hAnsi="Consolas"/>
-                <w:b w:val="0"/>
                 <w:color w:val="FFFFFF"/>
                 <w:sz w:val="15"/>
               </w:rPr>
@@ -1724,7 +2426,6 @@
             <w:r>
               <w:rPr>
                 <w:rFonts w:ascii="Consolas" w:hAnsi="Consolas"/>
-                <w:b w:val="0"/>
                 <w:color w:val="FFFFFF"/>
                 <w:sz w:val="15"/>
               </w:rPr>
@@ -1736,7 +2437,6 @@
             <w:r>
               <w:rPr>
                 <w:rFonts w:ascii="Consolas" w:hAnsi="Consolas"/>
-                <w:b w:val="0"/>
                 <w:color w:val="FFFFFF"/>
                 <w:sz w:val="15"/>
               </w:rPr>
@@ -1748,7 +2448,6 @@
             <w:r>
               <w:rPr>
                 <w:rFonts w:ascii="Consolas" w:hAnsi="Consolas"/>
-                <w:b w:val="0"/>
                 <w:color w:val="FFFFFF"/>
                 <w:sz w:val="15"/>
               </w:rPr>
@@ -1793,27 +2492,51 @@
           </w:tcPr>
           <w:p>
             <w:pPr>
-              <w:spacing w:before="0" w:after="0"/>
+              <w:spacing w:after="0"/>
+              <w:rPr>
+                <w:lang w:val="de-CH"/>
+              </w:rPr>
             </w:pPr>
             <w:r>
               <w:rPr>
-                <w:rFonts w:ascii="Arial" w:hAnsi="Arial"/>
                 <w:b/>
                 <w:color w:val="169253"/>
                 <w:sz w:val="20"/>
+                <w:lang w:val="de-CH"/>
               </w:rPr>
               <w:t>ERWARTETES RESULTAT</w:t>
             </w:r>
             <w:r>
+              <w:rPr>
+                <w:lang w:val="de-CH"/>
+              </w:rPr>
               <w:br/>
             </w:r>
             <w:r>
               <w:rPr>
-                <w:rFonts w:ascii="Arial" w:hAnsi="Arial"/>
                 <w:color w:val="169253"/>
                 <w:sz w:val="18"/>
-              </w:rPr>
-              <w:t>Ohne Consumer stehen acht Nachrichten auf «ready». Mit zwei Consumer-Pods fällt der Rückstau auf 0; beide Pod-Namen erscheinen in den Logs.</w:t>
+                <w:lang w:val="de-CH"/>
+              </w:rPr>
+              <w:t>Ohne Consumer stehen acht Nachrichten auf «</w:t>
+            </w:r>
+            <w:proofErr w:type="spellStart"/>
+            <w:r>
+              <w:rPr>
+                <w:color w:val="169253"/>
+                <w:sz w:val="18"/>
+                <w:lang w:val="de-CH"/>
+              </w:rPr>
+              <w:t>ready</w:t>
+            </w:r>
+            <w:proofErr w:type="spellEnd"/>
+            <w:r>
+              <w:rPr>
+                <w:color w:val="169253"/>
+                <w:sz w:val="18"/>
+                <w:lang w:val="de-CH"/>
+              </w:rPr>
+              <w:t>». Mit zwei Consumer-Pods fällt der Rückstau auf 0; beide Pod-Namen erscheinen in den Logs.</w:t>
             </w:r>
           </w:p>
         </w:tc>
@@ -1860,32 +2583,248 @@
           </w:tcPr>
           <w:p>
             <w:pPr>
-              <w:spacing w:before="0" w:after="0"/>
+              <w:spacing w:after="0"/>
+              <w:rPr>
+                <w:lang w:val="de-CH"/>
+              </w:rPr>
             </w:pPr>
             <w:r>
               <w:rPr>
-                <w:rFonts w:ascii="Arial" w:hAnsi="Arial"/>
                 <w:b/>
                 <w:color w:val="4D5968"/>
                 <w:sz w:val="18"/>
+                <w:lang w:val="de-CH"/>
               </w:rPr>
               <w:t xml:space="preserve">Nachweis: </w:t>
             </w:r>
             <w:r>
               <w:rPr>
-                <w:rFonts w:ascii="Arial" w:hAnsi="Arial"/>
                 <w:color w:val="4D5968"/>
                 <w:sz w:val="18"/>
+                <w:lang w:val="de-CH"/>
               </w:rPr>
               <w:t>Halten Sie Queue-Werte vor/nach dem Skalieren und beide Pod-Namen fest.</w:t>
             </w:r>
             <w:r>
+              <w:rPr>
+                <w:lang w:val="de-CH"/>
+              </w:rPr>
               <w:br/>
             </w:r>
             <w:r>
+              <w:rPr>
+                <w:lang w:val="de-CH"/>
+              </w:rPr>
               <w:br/>
             </w:r>
             <w:r>
+              <w:rPr>
+                <w:lang w:val="de-CH"/>
+              </w:rPr>
+              <w:t>Vor Skalierung:</w:t>
+            </w:r>
+          </w:p>
+          <w:p>
+            <w:pPr>
+              <w:spacing w:after="0"/>
+              <w:rPr>
+                <w:lang w:val="de-CH"/>
+              </w:rPr>
+            </w:pPr>
+            <w:r>
+              <w:rPr>
+                <w:lang w:val="de-CH"/>
+              </w:rPr>
+              <w:t>- Pizza-Consumer: 0</w:t>
+            </w:r>
+          </w:p>
+          <w:p>
+            <w:pPr>
+              <w:spacing w:after="0"/>
+              <w:rPr>
+                <w:lang w:val="de-CH"/>
+              </w:rPr>
+            </w:pPr>
+            <w:r>
+              <w:rPr>
+                <w:lang w:val="de-CH"/>
+              </w:rPr>
+              <w:t xml:space="preserve">- </w:t>
+            </w:r>
+            <w:proofErr w:type="spellStart"/>
+            <w:r>
+              <w:rPr>
+                <w:lang w:val="de-CH"/>
+              </w:rPr>
+              <w:t>messages_ready</w:t>
+            </w:r>
+            <w:proofErr w:type="spellEnd"/>
+            <w:r>
+              <w:rPr>
+                <w:lang w:val="de-CH"/>
+              </w:rPr>
+              <w:t>: 8</w:t>
+            </w:r>
+          </w:p>
+          <w:p>
+            <w:pPr>
+              <w:spacing w:after="0"/>
+              <w:rPr>
+                <w:lang w:val="de-CH"/>
+              </w:rPr>
+            </w:pPr>
+            <w:r>
+              <w:rPr>
+                <w:lang w:val="de-CH"/>
+              </w:rPr>
+              <w:t>Nach Skalierung auf zwei Consumer:</w:t>
+            </w:r>
+          </w:p>
+          <w:p>
+            <w:pPr>
+              <w:spacing w:after="0"/>
+              <w:rPr>
+                <w:lang w:val="en-GB"/>
+              </w:rPr>
+            </w:pPr>
+            <w:r>
+              <w:rPr>
+                <w:lang w:val="en-GB"/>
+              </w:rPr>
+              <w:t>- Consumer: 2</w:t>
+            </w:r>
+          </w:p>
+          <w:p>
+            <w:pPr>
+              <w:spacing w:after="0"/>
+              <w:rPr>
+                <w:lang w:val="en-GB"/>
+              </w:rPr>
+            </w:pPr>
+            <w:r>
+              <w:rPr>
+                <w:lang w:val="en-GB"/>
+              </w:rPr>
+              <w:t xml:space="preserve">- </w:t>
+            </w:r>
+            <w:proofErr w:type="spellStart"/>
+            <w:r>
+              <w:rPr>
+                <w:lang w:val="en-GB"/>
+              </w:rPr>
+              <w:t>messages_ready</w:t>
+            </w:r>
+            <w:proofErr w:type="spellEnd"/>
+            <w:r>
+              <w:rPr>
+                <w:lang w:val="en-GB"/>
+              </w:rPr>
+              <w:t>: 0</w:t>
+            </w:r>
+          </w:p>
+          <w:p>
+            <w:pPr>
+              <w:spacing w:after="0"/>
+              <w:rPr>
+                <w:lang w:val="en-GB"/>
+              </w:rPr>
+            </w:pPr>
+            <w:proofErr w:type="spellStart"/>
+            <w:r>
+              <w:rPr>
+                <w:lang w:val="en-GB"/>
+              </w:rPr>
+              <w:t>Verteilung</w:t>
+            </w:r>
+            <w:proofErr w:type="spellEnd"/>
+            <w:r>
+              <w:rPr>
+                <w:lang w:val="en-GB"/>
+              </w:rPr>
+              <w:t>:</w:t>
+            </w:r>
+          </w:p>
+          <w:p>
+            <w:pPr>
+              <w:spacing w:after="0"/>
+              <w:rPr>
+                <w:lang w:val="en-GB"/>
+              </w:rPr>
+            </w:pPr>
+            <w:r>
+              <w:rPr>
+                <w:lang w:val="en-GB"/>
+              </w:rPr>
+              <w:t>- restaurant-pizza-9b57bd998-7lxrl: 4 Events</w:t>
+            </w:r>
+          </w:p>
+          <w:p>
+            <w:pPr>
+              <w:spacing w:after="0"/>
+              <w:rPr>
+                <w:lang w:val="de-CH"/>
+              </w:rPr>
+            </w:pPr>
+            <w:r>
+              <w:rPr>
+                <w:lang w:val="de-CH"/>
+              </w:rPr>
+              <w:t>- restaurant-pizza-9b57bd998-vb2lz: 4 Events</w:t>
+            </w:r>
+          </w:p>
+          <w:p>
+            <w:pPr>
+              <w:spacing w:after="0"/>
+              <w:rPr>
+                <w:lang w:val="de-CH"/>
+              </w:rPr>
+            </w:pPr>
+            <w:proofErr w:type="spellStart"/>
+            <w:r>
+              <w:rPr>
+                <w:lang w:val="de-CH"/>
+              </w:rPr>
+              <w:t>Competing</w:t>
+            </w:r>
+            <w:proofErr w:type="spellEnd"/>
+            <w:r>
+              <w:rPr>
+                <w:lang w:val="de-CH"/>
+              </w:rPr>
+              <w:t xml:space="preserve"> </w:t>
+            </w:r>
+            <w:proofErr w:type="spellStart"/>
+            <w:r>
+              <w:rPr>
+                <w:lang w:val="de-CH"/>
+              </w:rPr>
+              <w:t>Consumers</w:t>
+            </w:r>
+            <w:proofErr w:type="spellEnd"/>
+            <w:r>
+              <w:rPr>
+                <w:lang w:val="de-CH"/>
+              </w:rPr>
+              <w:t xml:space="preserve"> funktionieren. Beide Pods haben den Rückstau gleichmäßig abgebaut. Pizza-</w:t>
+            </w:r>
+            <w:proofErr w:type="spellStart"/>
+            <w:r>
+              <w:rPr>
+                <w:lang w:val="de-CH"/>
+              </w:rPr>
+              <w:t>Deployment</w:t>
+            </w:r>
+            <w:proofErr w:type="spellEnd"/>
+            <w:r>
+              <w:rPr>
+                <w:lang w:val="de-CH"/>
+              </w:rPr>
+              <w:t xml:space="preserve"> bleibt</w:t>
+            </w:r>
+            <w:r>
+              <w:rPr>
+                <w:lang w:val="de-CH"/>
+              </w:rPr>
               <w:br/>
             </w:r>
           </w:p>
@@ -1909,11 +2848,12 @@
       </w:pPr>
       <w:r>
         <w:rPr>
-          <w:rFonts w:ascii="Arial" w:hAnsi="Arial"/>
           <w:b/>
           <w:color w:val="1D2668"/>
           <w:sz w:val="30"/>
+          <w:lang w:val="de-CH"/>
         </w:rPr>
+        <w:lastRenderedPageBreak/>
         <w:t>Aufgabe 5)</w:t>
       </w:r>
     </w:p>
@@ -1927,10 +2867,9 @@
       </w:pPr>
       <w:r>
         <w:rPr>
-          <w:rFonts w:ascii="Arial" w:hAnsi="Arial"/>
           <w:b/>
-          <w:color w:val="111827"/>
           <w:sz w:val="26"/>
+          <w:lang w:val="de-CH"/>
         </w:rPr>
         <w:t>Ungültige Nachricht in der Dead Letter Queue isolieren</w:t>
       </w:r>
@@ -1944,14 +2883,42 @@
       </w:pPr>
       <w:r>
         <w:rPr>
-          <w:rFonts w:ascii="Arial" w:hAnsi="Arial"/>
+          <w:lang w:val="de-CH"/>
         </w:rPr>
-        <w:t>Publizieren Sie absichtlich ungültiges JSON. Die Consumer bestätigen es nicht; RabbitMQ verschiebt die betroffenen Kopien in «food.dead».</w:t>
+        <w:t xml:space="preserve">Publizieren Sie absichtlich ungültiges JSON. Die Consumer bestätigen es nicht; </w:t>
+      </w:r>
+      <w:proofErr w:type="spellStart"/>
+      <w:r>
+        <w:rPr>
+          <w:lang w:val="de-CH"/>
+        </w:rPr>
+        <w:t>RabbitMQ</w:t>
+      </w:r>
+      <w:proofErr w:type="spellEnd"/>
+      <w:r>
+        <w:rPr>
+          <w:lang w:val="de-CH"/>
+        </w:rPr>
+        <w:t xml:space="preserve"> verschiebt die betroffenen Kopien in «</w:t>
+      </w:r>
+      <w:proofErr w:type="spellStart"/>
+      <w:r>
+        <w:rPr>
+          <w:lang w:val="de-CH"/>
+        </w:rPr>
+        <w:t>food.dead</w:t>
+      </w:r>
+      <w:proofErr w:type="spellEnd"/>
+      <w:r>
+        <w:rPr>
+          <w:lang w:val="de-CH"/>
+        </w:rPr>
+        <w:t>».</w:t>
       </w:r>
     </w:p>
     <w:p>
       <w:pPr>
-        <w:pStyle w:val="ListBullet"/>
+        <w:pStyle w:val="Aufzhlungszeichen"/>
         <w:spacing w:after="60"/>
         <w:ind w:left="329" w:hanging="159"/>
         <w:rPr>
@@ -1960,14 +2927,28 @@
       </w:pPr>
       <w:r>
         <w:rPr>
-          <w:rFonts w:ascii="Arial" w:hAnsi="Arial"/>
+          <w:lang w:val="de-CH"/>
         </w:rPr>
-        <w:t>Lassen Sie den RabbitMQ-Port-Forward laufen und leeren Sie die DLQ für einen eindeutigen Ausgangswert.</w:t>
+        <w:t xml:space="preserve">Lassen Sie den </w:t>
+      </w:r>
+      <w:proofErr w:type="spellStart"/>
+      <w:r>
+        <w:rPr>
+          <w:lang w:val="de-CH"/>
+        </w:rPr>
+        <w:t>RabbitMQ</w:t>
+      </w:r>
+      <w:proofErr w:type="spellEnd"/>
+      <w:r>
+        <w:rPr>
+          <w:lang w:val="de-CH"/>
+        </w:rPr>
+        <w:t>-Port-Forward laufen und leeren Sie die DLQ für einen eindeutigen Ausgangswert.</w:t>
       </w:r>
     </w:p>
     <w:p>
       <w:pPr>
-        <w:pStyle w:val="ListBullet"/>
+        <w:pStyle w:val="Aufzhlungszeichen"/>
         <w:spacing w:after="60"/>
         <w:ind w:left="329" w:hanging="159"/>
         <w:rPr>
@@ -1976,14 +2957,14 @@
       </w:pPr>
       <w:r>
         <w:rPr>
-          <w:rFonts w:ascii="Arial" w:hAnsi="Arial"/>
+          <w:lang w:val="de-CH"/>
         </w:rPr>
         <w:t>Publizieren Sie die ungültige Nachricht mit dem vorbereiteten Skript.</w:t>
       </w:r>
     </w:p>
     <w:p>
       <w:pPr>
-        <w:pStyle w:val="ListBullet"/>
+        <w:pStyle w:val="Aufzhlungszeichen"/>
         <w:spacing w:after="60"/>
         <w:ind w:left="329" w:hanging="159"/>
         <w:rPr>
@@ -1992,7 +2973,7 @@
       </w:pPr>
       <w:r>
         <w:rPr>
-          <w:rFonts w:ascii="Arial" w:hAnsi="Arial"/>
+          <w:lang w:val="de-CH"/>
         </w:rPr>
         <w:t>Prüfen Sie die DLQ und stellen Sie den Pizza-Worker auf eine Replik zurück.</w:t>
       </w:r>
@@ -2026,7 +3007,7 @@
           </w:tcPr>
           <w:p>
             <w:pPr>
-              <w:spacing w:before="0" w:after="0" w:line="240" w:lineRule="auto"/>
+              <w:spacing w:after="0" w:line="240" w:lineRule="auto"/>
             </w:pPr>
             <w:r>
               <w:rPr>
@@ -2043,7 +3024,6 @@
             <w:r>
               <w:rPr>
                 <w:rFonts w:ascii="Consolas" w:hAnsi="Consolas"/>
-                <w:b w:val="0"/>
                 <w:color w:val="FFFFFF"/>
                 <w:sz w:val="15"/>
               </w:rPr>
@@ -2067,7 +3047,6 @@
             <w:r>
               <w:rPr>
                 <w:rFonts w:ascii="Consolas" w:hAnsi="Consolas"/>
-                <w:b w:val="0"/>
                 <w:color w:val="FFFFFF"/>
                 <w:sz w:val="15"/>
               </w:rPr>
@@ -2091,7 +3070,6 @@
             <w:r>
               <w:rPr>
                 <w:rFonts w:ascii="Consolas" w:hAnsi="Consolas"/>
-                <w:b w:val="0"/>
                 <w:color w:val="FFFFFF"/>
                 <w:sz w:val="15"/>
               </w:rPr>
@@ -2115,7 +3093,6 @@
             <w:r>
               <w:rPr>
                 <w:rFonts w:ascii="Consolas" w:hAnsi="Consolas"/>
-                <w:b w:val="0"/>
                 <w:color w:val="FFFFFF"/>
                 <w:sz w:val="15"/>
               </w:rPr>
@@ -2127,7 +3104,6 @@
             <w:r>
               <w:rPr>
                 <w:rFonts w:ascii="Consolas" w:hAnsi="Consolas"/>
-                <w:b w:val="0"/>
                 <w:color w:val="FFFFFF"/>
                 <w:sz w:val="15"/>
               </w:rPr>
@@ -2139,7 +3115,6 @@
             <w:r>
               <w:rPr>
                 <w:rFonts w:ascii="Consolas" w:hAnsi="Consolas"/>
-                <w:b w:val="0"/>
                 <w:color w:val="FFFFFF"/>
                 <w:sz w:val="15"/>
               </w:rPr>
@@ -2184,27 +3159,51 @@
           </w:tcPr>
           <w:p>
             <w:pPr>
-              <w:spacing w:before="0" w:after="0"/>
+              <w:spacing w:after="0"/>
+              <w:rPr>
+                <w:lang w:val="de-CH"/>
+              </w:rPr>
             </w:pPr>
             <w:r>
               <w:rPr>
-                <w:rFonts w:ascii="Arial" w:hAnsi="Arial"/>
                 <w:b/>
                 <w:color w:val="169253"/>
                 <w:sz w:val="20"/>
+                <w:lang w:val="de-CH"/>
               </w:rPr>
               <w:t>ERWARTETES RESULTAT</w:t>
             </w:r>
             <w:r>
+              <w:rPr>
+                <w:lang w:val="de-CH"/>
+              </w:rPr>
               <w:br/>
             </w:r>
             <w:r>
               <w:rPr>
-                <w:rFonts w:ascii="Arial" w:hAnsi="Arial"/>
                 <w:color w:val="169253"/>
                 <w:sz w:val="18"/>
-              </w:rPr>
-              <w:t>«food.dead» enthält mindestens zwei Nachrichtenkopien. Die normalen Queues bleiben verarbeitbar und der Pizza-Worker endet wieder bei 1/1.</w:t>
+                <w:lang w:val="de-CH"/>
+              </w:rPr>
+              <w:t>«</w:t>
+            </w:r>
+            <w:proofErr w:type="spellStart"/>
+            <w:r>
+              <w:rPr>
+                <w:color w:val="169253"/>
+                <w:sz w:val="18"/>
+                <w:lang w:val="de-CH"/>
+              </w:rPr>
+              <w:t>food.dead</w:t>
+            </w:r>
+            <w:proofErr w:type="spellEnd"/>
+            <w:r>
+              <w:rPr>
+                <w:color w:val="169253"/>
+                <w:sz w:val="18"/>
+                <w:lang w:val="de-CH"/>
+              </w:rPr>
+              <w:t>» enthält mindestens zwei Nachrichtenkopien. Die normalen Queues bleiben verarbeitbar und der Pizza-Worker endet wieder bei 1/1.</w:t>
             </w:r>
           </w:p>
         </w:tc>
@@ -2213,6 +3212,9 @@
     <w:p>
       <w:pPr>
         <w:spacing w:after="0"/>
+        <w:rPr>
+          <w:lang w:val="de-CH"/>
+        </w:rPr>
       </w:pPr>
     </w:p>
     <w:tbl>
@@ -2248,32 +3250,292 @@
           </w:tcPr>
           <w:p>
             <w:pPr>
-              <w:spacing w:before="0" w:after="0"/>
+              <w:spacing w:after="0"/>
+              <w:rPr>
+                <w:lang w:val="de-CH"/>
+              </w:rPr>
             </w:pPr>
             <w:r>
               <w:rPr>
-                <w:rFonts w:ascii="Arial" w:hAnsi="Arial"/>
                 <w:b/>
                 <w:color w:val="4D5968"/>
                 <w:sz w:val="18"/>
+                <w:lang w:val="de-CH"/>
               </w:rPr>
               <w:t xml:space="preserve">Nachweis: </w:t>
             </w:r>
             <w:r>
               <w:rPr>
-                <w:rFonts w:ascii="Arial" w:hAnsi="Arial"/>
                 <w:color w:val="4D5968"/>
                 <w:sz w:val="18"/>
-              </w:rPr>
-              <w:t>Notieren Sie den DLQ-Wert und erklären Sie kurz, warum dieselbe Publikation mehrfach dead-lettered wird.</w:t>
-            </w:r>
-            <w:r>
+                <w:lang w:val="de-CH"/>
+              </w:rPr>
+              <w:t xml:space="preserve">Notieren Sie den DLQ-Wert und erklären Sie kurz, warum dieselbe Publikation mehrfach </w:t>
+            </w:r>
+            <w:proofErr w:type="spellStart"/>
+            <w:r>
+              <w:rPr>
+                <w:color w:val="4D5968"/>
+                <w:sz w:val="18"/>
+                <w:lang w:val="de-CH"/>
+              </w:rPr>
+              <w:t>dead-lettered</w:t>
+            </w:r>
+            <w:proofErr w:type="spellEnd"/>
+            <w:r>
+              <w:rPr>
+                <w:color w:val="4D5968"/>
+                <w:sz w:val="18"/>
+                <w:lang w:val="de-CH"/>
+              </w:rPr>
+              <w:t xml:space="preserve"> wird.</w:t>
+            </w:r>
+            <w:r>
+              <w:rPr>
+                <w:lang w:val="de-CH"/>
+              </w:rPr>
               <w:br/>
             </w:r>
             <w:r>
+              <w:rPr>
+                <w:lang w:val="de-CH"/>
+              </w:rPr>
               <w:br/>
             </w:r>
             <w:r>
+              <w:rPr>
+                <w:lang w:val="de-CH"/>
+              </w:rPr>
+              <w:t xml:space="preserve">- DLQ zuerst geleert: </w:t>
+            </w:r>
+            <w:proofErr w:type="spellStart"/>
+            <w:r>
+              <w:rPr>
+                <w:lang w:val="de-CH"/>
+              </w:rPr>
+              <w:t>food.dead</w:t>
+            </w:r>
+            <w:proofErr w:type="spellEnd"/>
+            <w:r>
+              <w:rPr>
+                <w:lang w:val="de-CH"/>
+              </w:rPr>
+              <w:t xml:space="preserve"> = 0</w:t>
+            </w:r>
+          </w:p>
+          <w:p>
+            <w:pPr>
+              <w:spacing w:after="0"/>
+              <w:rPr>
+                <w:lang w:val="de-CH"/>
+              </w:rPr>
+            </w:pPr>
+            <w:r>
+              <w:rPr>
+                <w:lang w:val="de-CH"/>
+              </w:rPr>
+              <w:t>- Eine ungültige JSON-Nachricht publiziert.</w:t>
+            </w:r>
+          </w:p>
+          <w:p>
+            <w:pPr>
+              <w:spacing w:after="0"/>
+              <w:rPr>
+                <w:lang w:val="de-CH"/>
+              </w:rPr>
+            </w:pPr>
+            <w:r>
+              <w:rPr>
+                <w:lang w:val="de-CH"/>
+              </w:rPr>
+              <w:t xml:space="preserve">- Ergebnis: </w:t>
+            </w:r>
+            <w:proofErr w:type="spellStart"/>
+            <w:r>
+              <w:rPr>
+                <w:lang w:val="de-CH"/>
+              </w:rPr>
+              <w:t>food.dead</w:t>
+            </w:r>
+            <w:proofErr w:type="spellEnd"/>
+            <w:r>
+              <w:rPr>
+                <w:lang w:val="de-CH"/>
+              </w:rPr>
+              <w:t xml:space="preserve"> = 3</w:t>
+            </w:r>
+          </w:p>
+          <w:p>
+            <w:pPr>
+              <w:spacing w:after="0"/>
+              <w:rPr>
+                <w:lang w:val="de-CH"/>
+              </w:rPr>
+            </w:pPr>
+            <w:r>
+              <w:rPr>
+                <w:lang w:val="de-CH"/>
+              </w:rPr>
+              <w:t>- Normale Queues weiterhin leer und verarbeitbar.</w:t>
+            </w:r>
+          </w:p>
+          <w:p>
+            <w:pPr>
+              <w:spacing w:after="0"/>
+              <w:rPr>
+                <w:lang w:val="de-CH"/>
+              </w:rPr>
+            </w:pPr>
+            <w:r>
+              <w:rPr>
+                <w:lang w:val="de-CH"/>
+              </w:rPr>
+              <w:t>- Pizza-Worker zurück auf READY 1/1</w:t>
+            </w:r>
+          </w:p>
+          <w:p>
+            <w:pPr>
+              <w:spacing w:after="0"/>
+              <w:rPr>
+                <w:lang w:val="de-CH"/>
+              </w:rPr>
+            </w:pPr>
+            <w:r>
+              <w:rPr>
+                <w:lang w:val="de-CH"/>
+              </w:rPr>
+              <w:t>Warum drei Dead Letters:</w:t>
+            </w:r>
+          </w:p>
+          <w:p>
+            <w:pPr>
+              <w:spacing w:after="0"/>
+              <w:rPr>
+                <w:lang w:val="de-CH"/>
+              </w:rPr>
+            </w:pPr>
+            <w:r>
+              <w:rPr>
+                <w:lang w:val="de-CH"/>
+              </w:rPr>
+              <w:t xml:space="preserve">1. </w:t>
+            </w:r>
+            <w:proofErr w:type="spellStart"/>
+            <w:r>
+              <w:rPr>
+                <w:lang w:val="de-CH"/>
+              </w:rPr>
+              <w:t>restaurant.restaurant</w:t>
+            </w:r>
+            <w:proofErr w:type="spellEnd"/>
+            <w:r>
+              <w:rPr>
+                <w:lang w:val="de-CH"/>
+              </w:rPr>
+              <w:t>-pizza erhielt eine Kopie.</w:t>
+            </w:r>
+          </w:p>
+          <w:p>
+            <w:pPr>
+              <w:spacing w:after="0"/>
+              <w:rPr>
+                <w:lang w:val="de-CH"/>
+              </w:rPr>
+            </w:pPr>
+            <w:r>
+              <w:rPr>
+                <w:lang w:val="de-CH"/>
+              </w:rPr>
+              <w:t>2. order-</w:t>
+            </w:r>
+            <w:proofErr w:type="spellStart"/>
+            <w:r>
+              <w:rPr>
+                <w:lang w:val="de-CH"/>
+              </w:rPr>
+              <w:t>projection</w:t>
+            </w:r>
+            <w:proofErr w:type="spellEnd"/>
+            <w:r>
+              <w:rPr>
+                <w:lang w:val="de-CH"/>
+              </w:rPr>
+              <w:t xml:space="preserve"> erhielt eine Kopie über </w:t>
+            </w:r>
+            <w:proofErr w:type="spellStart"/>
+            <w:r>
+              <w:rPr>
+                <w:lang w:val="de-CH"/>
+              </w:rPr>
+              <w:t>order</w:t>
+            </w:r>
+            <w:proofErr w:type="spellEnd"/>
+            <w:r>
+              <w:rPr>
+                <w:lang w:val="de-CH"/>
+              </w:rPr>
+              <w:t>.#.</w:t>
+            </w:r>
+          </w:p>
+          <w:p>
+            <w:pPr>
+              <w:spacing w:after="0"/>
+              <w:rPr>
+                <w:lang w:val="de-CH"/>
+              </w:rPr>
+            </w:pPr>
+            <w:r>
+              <w:rPr>
+                <w:lang w:val="de-CH"/>
+              </w:rPr>
+              <w:t>3. Live-Control-API erhielt eine Kopie über #.</w:t>
+            </w:r>
+          </w:p>
+          <w:p>
+            <w:pPr>
+              <w:spacing w:after="0"/>
+              <w:rPr>
+                <w:lang w:val="de-CH"/>
+              </w:rPr>
+            </w:pPr>
+            <w:r>
+              <w:rPr>
+                <w:lang w:val="de-CH"/>
+              </w:rPr>
+              <w:t xml:space="preserve">Alle drei Consumer verwarfen ihr ungültiges JSON. </w:t>
+            </w:r>
+            <w:proofErr w:type="spellStart"/>
+            <w:r>
+              <w:rPr>
+                <w:lang w:val="de-CH"/>
+              </w:rPr>
+              <w:t>RabbitMQ</w:t>
+            </w:r>
+            <w:proofErr w:type="spellEnd"/>
+            <w:r>
+              <w:rPr>
+                <w:lang w:val="de-CH"/>
+              </w:rPr>
+              <w:t xml:space="preserve"> leitete jede Kopie separat nach </w:t>
+            </w:r>
+            <w:proofErr w:type="spellStart"/>
+            <w:r>
+              <w:rPr>
+                <w:lang w:val="de-CH"/>
+              </w:rPr>
+              <w:t>food.dead</w:t>
+            </w:r>
+            <w:proofErr w:type="spellEnd"/>
+            <w:r>
+              <w:rPr>
+                <w:lang w:val="de-CH"/>
+              </w:rPr>
+              <w:t>.</w:t>
+            </w:r>
+            <w:r>
+              <w:rPr>
+                <w:lang w:val="de-CH"/>
+              </w:rPr>
               <w:br/>
             </w:r>
           </w:p>
@@ -2289,8 +3551,8 @@
       </w:pPr>
     </w:p>
     <w:sectPr>
-      <w:headerReference w:type="default" r:id="rId10"/>
-      <w:footerReference w:type="default" r:id="rId11"/>
+      <w:headerReference w:type="default" r:id="rId14"/>
+      <w:footerReference w:type="default" r:id="rId15"/>
       <w:pgSz w:w="11906" w:h="16838"/>
       <w:pgMar w:top="907" w:right="907" w:bottom="907" w:left="907" w:header="454" w:footer="454" w:gutter="0"/>
       <w:cols w:space="720"/>
@@ -2301,7 +3563,7 @@
 </file>
 
 <file path=word/endnotes.xml><?xml version="1.0" encoding="utf-8"?>
-<w:endnotes xmlns:wpc="http://schemas.microsoft.com/office/word/2010/wordprocessingCanvas" xmlns:cx="http://schemas.microsoft.com/office/drawing/2014/chartex" xmlns:cx1="http://schemas.microsoft.com/office/drawing/2015/9/8/chartex" xmlns:cx2="http://schemas.microsoft.com/office/drawing/2015/10/21/chartex" xmlns:cx3="http://schemas.microsoft.com/office/drawing/2016/5/9/chartex" xmlns:cx4="http://schemas.microsoft.com/office/drawing/2016/5/10/chartex" xmlns:cx5="http://schemas.microsoft.com/office/drawing/2016/5/11/chartex" xmlns:cx6="http://schemas.microsoft.com/office/drawing/2016/5/12/chartex" xmlns:cx7="http://schemas.microsoft.com/office/drawing/2016/5/13/chartex" xmlns:cx8="http://schemas.microsoft.com/office/drawing/2016/5/14/chartex" xmlns:mc="http://schemas.openxmlformats.org/markup-compatibility/2006" xmlns:m="http://schemas.openxmlformats.org/officeDocument/2006/math" xmlns:aink="http://schemas.microsoft.com/office/drawing/2016/ink" xmlns:am3d="http://schemas.microsoft.com/office/drawing/2017/model3d" xmlns:oel="http://schemas.microsoft.com/office/2019/extlst" xmlns:r="http://schemas.openxmlformats.org/officeDocument/2006/relationships" xmlns:wp14="http://schemas.microsoft.com/office/word/2010/wordprocessingDrawing" xmlns:wp="http://schemas.openxmlformats.org/drawingml/2006/wordprocessingDrawing" xmlns:wpg="http://schemas.microsoft.com/office/word/2010/wordprocessingGroup" xmlns:wpi="http://schemas.microsoft.com/office/word/2010/wordprocessingInk" xmlns:wps="http://schemas.microsoft.com/office/word/2010/wordprocessingShape" xmlns:o="urn:schemas-microsoft-com:office:office" xmlns:v="urn:schemas-microsoft-com:vml" xmlns:w10="urn:schemas-microsoft-com:office:word" xmlns:w="http://schemas.openxmlformats.org/wordprocessingml/2006/main" xmlns:w14="http://schemas.microsoft.com/office/word/2010/wordml" xmlns:w15="http://schemas.microsoft.com/office/word/2012/wordml" xmlns:w16cex="http://schemas.microsoft.com/office/word/2018/wordml/cex" xmlns:w16cid="http://schemas.microsoft.com/office/word/2016/wordml/cid" xmlns:w16="http://schemas.microsoft.com/office/word/2018/wordml" xmlns:w16sdtdh="http://schemas.microsoft.com/office/word/2020/wordml/sdtdatahash" xmlns:w16sdtfl="http://schemas.microsoft.com/office/word/2024/wordml/sdtformatlock" xmlns:w16se="http://schemas.microsoft.com/office/word/2015/wordml/symex" xmlns:w16du="http://schemas.microsoft.com/office/word/2023/wordml/word16du" xmlns:wne="http://schemas.microsoft.com/office/word/2006/wordml" mc:Ignorable="w14 w15 w16se w16cid w16 w16cex w16sdtdh w16sdtfl w16du wp14">
+<w:endnotes xmlns:wpc="http://schemas.microsoft.com/office/word/2010/wordprocessingCanvas" xmlns:cx="http://schemas.microsoft.com/office/drawing/2014/chartex" xmlns:cx1="http://schemas.microsoft.com/office/drawing/2015/9/8/chartex" xmlns:cx2="http://schemas.microsoft.com/office/drawing/2015/10/21/chartex" xmlns:cx3="http://schemas.microsoft.com/office/drawing/2016/5/9/chartex" xmlns:cx4="http://schemas.microsoft.com/office/drawing/2016/5/10/chartex" xmlns:cx5="http://schemas.microsoft.com/office/drawing/2016/5/11/chartex" xmlns:cx6="http://schemas.microsoft.com/office/drawing/2016/5/12/chartex" xmlns:cx7="http://schemas.microsoft.com/office/drawing/2016/5/13/chartex" xmlns:cx8="http://schemas.microsoft.com/office/drawing/2016/5/14/chartex" xmlns:mc="http://schemas.openxmlformats.org/markup-compatibility/2006" xmlns:aink="http://schemas.microsoft.com/office/drawing/2016/ink" xmlns:am3d="http://schemas.microsoft.com/office/drawing/2017/model3d" xmlns:o="urn:schemas-microsoft-com:office:office" xmlns:oel="http://schemas.microsoft.com/office/2019/extlst" xmlns:r="http://schemas.openxmlformats.org/officeDocument/2006/relationships" xmlns:m="http://schemas.openxmlformats.org/officeDocument/2006/math" xmlns:v="urn:schemas-microsoft-com:vml" xmlns:wp14="http://schemas.microsoft.com/office/word/2010/wordprocessingDrawing" xmlns:wp="http://schemas.openxmlformats.org/drawingml/2006/wordprocessingDrawing" xmlns:w10="urn:schemas-microsoft-com:office:word" xmlns:w="http://schemas.openxmlformats.org/wordprocessingml/2006/main" xmlns:w14="http://schemas.microsoft.com/office/word/2010/wordml" xmlns:w15="http://schemas.microsoft.com/office/word/2012/wordml" xmlns:w16cex="http://schemas.microsoft.com/office/word/2018/wordml/cex" xmlns:w16cid="http://schemas.microsoft.com/office/word/2016/wordml/cid" xmlns:w16="http://schemas.microsoft.com/office/word/2018/wordml" xmlns:w16du="http://schemas.microsoft.com/office/word/2023/wordml/word16du" xmlns:w16sdtdh="http://schemas.microsoft.com/office/word/2020/wordml/sdtdatahash" xmlns:w16sdtfl="http://schemas.microsoft.com/office/word/2024/wordml/sdtformatlock" xmlns:w16se="http://schemas.microsoft.com/office/word/2015/wordml/symex" xmlns:wpg="http://schemas.microsoft.com/office/word/2010/wordprocessingGroup" xmlns:wpi="http://schemas.microsoft.com/office/word/2010/wordprocessingInk" xmlns:wne="http://schemas.microsoft.com/office/word/2006/wordml" xmlns:wps="http://schemas.microsoft.com/office/word/2010/wordprocessingShape" mc:Ignorable="w14 w15 w16se w16cid w16 w16cex w16sdtdh w16sdtfl w16du wp14">
   <w:endnote w:type="separator" w:id="-1">
     <w:p>
       <w:pPr>
@@ -2326,11 +3588,11 @@
 </file>
 
 <file path=word/footer1.xml><?xml version="1.0" encoding="utf-8"?>
-<w:ftr xmlns:wpc="http://schemas.microsoft.com/office/word/2010/wordprocessingCanvas" xmlns:cx="http://schemas.microsoft.com/office/drawing/2014/chartex" xmlns:cx1="http://schemas.microsoft.com/office/drawing/2015/9/8/chartex" xmlns:cx2="http://schemas.microsoft.com/office/drawing/2015/10/21/chartex" xmlns:cx3="http://schemas.microsoft.com/office/drawing/2016/5/9/chartex" xmlns:cx4="http://schemas.microsoft.com/office/drawing/2016/5/10/chartex" xmlns:cx5="http://schemas.microsoft.com/office/drawing/2016/5/11/chartex" xmlns:cx6="http://schemas.microsoft.com/office/drawing/2016/5/12/chartex" xmlns:cx7="http://schemas.microsoft.com/office/drawing/2016/5/13/chartex" xmlns:cx8="http://schemas.microsoft.com/office/drawing/2016/5/14/chartex" xmlns:mc="http://schemas.openxmlformats.org/markup-compatibility/2006" xmlns:m="http://schemas.openxmlformats.org/officeDocument/2006/math" xmlns:aink="http://schemas.microsoft.com/office/drawing/2016/ink" xmlns:am3d="http://schemas.microsoft.com/office/drawing/2017/model3d" xmlns:oel="http://schemas.microsoft.com/office/2019/extlst" xmlns:r="http://schemas.openxmlformats.org/officeDocument/2006/relationships" xmlns:wp14="http://schemas.microsoft.com/office/word/2010/wordprocessingDrawing" xmlns:wp="http://schemas.openxmlformats.org/drawingml/2006/wordprocessingDrawing" xmlns:wpg="http://schemas.microsoft.com/office/word/2010/wordprocessingGroup" xmlns:wpi="http://schemas.microsoft.com/office/word/2010/wordprocessingInk" xmlns:wps="http://schemas.microsoft.com/office/word/2010/wordprocessingShape" xmlns:o="urn:schemas-microsoft-com:office:office" xmlns:v="urn:schemas-microsoft-com:vml" xmlns:w10="urn:schemas-microsoft-com:office:word" xmlns:w="http://schemas.openxmlformats.org/wordprocessingml/2006/main" xmlns:w14="http://schemas.microsoft.com/office/word/2010/wordml" xmlns:w15="http://schemas.microsoft.com/office/word/2012/wordml" xmlns:w16cex="http://schemas.microsoft.com/office/word/2018/wordml/cex" xmlns:w16cid="http://schemas.microsoft.com/office/word/2016/wordml/cid" xmlns:w16="http://schemas.microsoft.com/office/word/2018/wordml" xmlns:w16sdtdh="http://schemas.microsoft.com/office/word/2020/wordml/sdtdatahash" xmlns:w16sdtfl="http://schemas.microsoft.com/office/word/2024/wordml/sdtformatlock" xmlns:w16se="http://schemas.microsoft.com/office/word/2015/wordml/symex" xmlns:w16du="http://schemas.microsoft.com/office/word/2023/wordml/word16du" xmlns:wne="http://schemas.microsoft.com/office/word/2006/wordml" mc:Ignorable="w14 w15 w16se w16cid w16 w16cex w16sdtdh w16sdtfl w16du wp14">
+<w:ftr xmlns:wpc="http://schemas.microsoft.com/office/word/2010/wordprocessingCanvas" xmlns:cx="http://schemas.microsoft.com/office/drawing/2014/chartex" xmlns:cx1="http://schemas.microsoft.com/office/drawing/2015/9/8/chartex" xmlns:cx2="http://schemas.microsoft.com/office/drawing/2015/10/21/chartex" xmlns:cx3="http://schemas.microsoft.com/office/drawing/2016/5/9/chartex" xmlns:cx4="http://schemas.microsoft.com/office/drawing/2016/5/10/chartex" xmlns:cx5="http://schemas.microsoft.com/office/drawing/2016/5/11/chartex" xmlns:cx6="http://schemas.microsoft.com/office/drawing/2016/5/12/chartex" xmlns:cx7="http://schemas.microsoft.com/office/drawing/2016/5/13/chartex" xmlns:cx8="http://schemas.microsoft.com/office/drawing/2016/5/14/chartex" xmlns:mc="http://schemas.openxmlformats.org/markup-compatibility/2006" xmlns:aink="http://schemas.microsoft.com/office/drawing/2016/ink" xmlns:am3d="http://schemas.microsoft.com/office/drawing/2017/model3d" xmlns:o="urn:schemas-microsoft-com:office:office" xmlns:oel="http://schemas.microsoft.com/office/2019/extlst" xmlns:r="http://schemas.openxmlformats.org/officeDocument/2006/relationships" xmlns:m="http://schemas.openxmlformats.org/officeDocument/2006/math" xmlns:v="urn:schemas-microsoft-com:vml" xmlns:wp14="http://schemas.microsoft.com/office/word/2010/wordprocessingDrawing" xmlns:wp="http://schemas.openxmlformats.org/drawingml/2006/wordprocessingDrawing" xmlns:w10="urn:schemas-microsoft-com:office:word" xmlns:w="http://schemas.openxmlformats.org/wordprocessingml/2006/main" xmlns:w14="http://schemas.microsoft.com/office/word/2010/wordml" xmlns:w15="http://schemas.microsoft.com/office/word/2012/wordml" xmlns:w16cex="http://schemas.microsoft.com/office/word/2018/wordml/cex" xmlns:w16cid="http://schemas.microsoft.com/office/word/2016/wordml/cid" xmlns:w16="http://schemas.microsoft.com/office/word/2018/wordml" xmlns:w16du="http://schemas.microsoft.com/office/word/2023/wordml/word16du" xmlns:w16sdtdh="http://schemas.microsoft.com/office/word/2020/wordml/sdtdatahash" xmlns:w16sdtfl="http://schemas.microsoft.com/office/word/2024/wordml/sdtformatlock" xmlns:w16se="http://schemas.microsoft.com/office/word/2015/wordml/symex" xmlns:wpg="http://schemas.microsoft.com/office/word/2010/wordprocessingGroup" xmlns:wpi="http://schemas.microsoft.com/office/word/2010/wordprocessingInk" xmlns:wne="http://schemas.microsoft.com/office/word/2006/wordml" xmlns:wps="http://schemas.microsoft.com/office/word/2010/wordprocessingShape" mc:Ignorable="w14 w15 w16se w16cid w16 w16cex w16sdtdh w16sdtfl w16du wp14">
   <w:sdt>
     <w:sdtPr>
       <w:rPr>
-        <w:rStyle w:val="PageNumber"/>
+        <w:rStyle w:val="Seitenzahl"/>
       </w:rPr>
       <w:id w:val="760884732"/>
       <w:docPartObj>
@@ -2341,39 +3603,39 @@
     <w:sdtContent>
       <w:p>
         <w:pPr>
-          <w:pStyle w:val="Footer"/>
+          <w:pStyle w:val="Fuzeile"/>
           <w:framePr w:wrap="none" w:vAnchor="text" w:hAnchor="margin" w:xAlign="right" w:y="1"/>
           <w:rPr>
-            <w:rStyle w:val="PageNumber"/>
+            <w:rStyle w:val="Seitenzahl"/>
           </w:rPr>
         </w:pPr>
         <w:r>
           <w:rPr>
-            <w:rStyle w:val="PageNumber"/>
+            <w:rStyle w:val="Seitenzahl"/>
           </w:rPr>
           <w:fldChar w:fldCharType="begin"/>
         </w:r>
         <w:r>
           <w:rPr>
-            <w:rStyle w:val="PageNumber"/>
+            <w:rStyle w:val="Seitenzahl"/>
           </w:rPr>
           <w:instrText xml:space="preserve"> PAGE </w:instrText>
         </w:r>
         <w:r>
           <w:rPr>
-            <w:rStyle w:val="PageNumber"/>
+            <w:rStyle w:val="Seitenzahl"/>
           </w:rPr>
           <w:fldChar w:fldCharType="separate"/>
         </w:r>
         <w:r>
           <w:rPr>
-            <w:rStyle w:val="PageNumber"/>
+            <w:rStyle w:val="Seitenzahl"/>
           </w:rPr>
           <w:t>1</w:t>
         </w:r>
         <w:r>
           <w:rPr>
-            <w:rStyle w:val="PageNumber"/>
+            <w:rStyle w:val="Seitenzahl"/>
           </w:rPr>
           <w:fldChar w:fldCharType="end"/>
         </w:r>
@@ -2382,14 +3644,14 @@
   </w:sdt>
   <w:p>
     <w:pPr>
-      <w:pStyle w:val="Footer"/>
+      <w:pStyle w:val="Fuzeile"/>
     </w:pPr>
   </w:p>
 </w:ftr>
 </file>
 
 <file path=word/footnotes.xml><?xml version="1.0" encoding="utf-8"?>
-<w:footnotes xmlns:wpc="http://schemas.microsoft.com/office/word/2010/wordprocessingCanvas" xmlns:cx="http://schemas.microsoft.com/office/drawing/2014/chartex" xmlns:cx1="http://schemas.microsoft.com/office/drawing/2015/9/8/chartex" xmlns:cx2="http://schemas.microsoft.com/office/drawing/2015/10/21/chartex" xmlns:cx3="http://schemas.microsoft.com/office/drawing/2016/5/9/chartex" xmlns:cx4="http://schemas.microsoft.com/office/drawing/2016/5/10/chartex" xmlns:cx5="http://schemas.microsoft.com/office/drawing/2016/5/11/chartex" xmlns:cx6="http://schemas.microsoft.com/office/drawing/2016/5/12/chartex" xmlns:cx7="http://schemas.microsoft.com/office/drawing/2016/5/13/chartex" xmlns:cx8="http://schemas.microsoft.com/office/drawing/2016/5/14/chartex" xmlns:mc="http://schemas.openxmlformats.org/markup-compatibility/2006" xmlns:m="http://schemas.openxmlformats.org/officeDocument/2006/math" xmlns:aink="http://schemas.microsoft.com/office/drawing/2016/ink" xmlns:am3d="http://schemas.microsoft.com/office/drawing/2017/model3d" xmlns:oel="http://schemas.microsoft.com/office/2019/extlst" xmlns:r="http://schemas.openxmlformats.org/officeDocument/2006/relationships" xmlns:wp14="http://schemas.microsoft.com/office/word/2010/wordprocessingDrawing" xmlns:wp="http://schemas.openxmlformats.org/drawingml/2006/wordprocessingDrawing" xmlns:wpg="http://schemas.microsoft.com/office/word/2010/wordprocessingGroup" xmlns:wpi="http://schemas.microsoft.com/office/word/2010/wordprocessingInk" xmlns:wps="http://schemas.microsoft.com/office/word/2010/wordprocessingShape" xmlns:o="urn:schemas-microsoft-com:office:office" xmlns:v="urn:schemas-microsoft-com:vml" xmlns:w10="urn:schemas-microsoft-com:office:word" xmlns:w="http://schemas.openxmlformats.org/wordprocessingml/2006/main" xmlns:w14="http://schemas.microsoft.com/office/word/2010/wordml" xmlns:w15="http://schemas.microsoft.com/office/word/2012/wordml" xmlns:w16cex="http://schemas.microsoft.com/office/word/2018/wordml/cex" xmlns:w16cid="http://schemas.microsoft.com/office/word/2016/wordml/cid" xmlns:w16="http://schemas.microsoft.com/office/word/2018/wordml" xmlns:w16sdtdh="http://schemas.microsoft.com/office/word/2020/wordml/sdtdatahash" xmlns:w16sdtfl="http://schemas.microsoft.com/office/word/2024/wordml/sdtformatlock" xmlns:w16se="http://schemas.microsoft.com/office/word/2015/wordml/symex" xmlns:w16du="http://schemas.microsoft.com/office/word/2023/wordml/word16du" xmlns:wne="http://schemas.microsoft.com/office/word/2006/wordml" mc:Ignorable="w14 w15 w16se w16cid w16 w16cex w16sdtdh w16sdtfl w16du wp14">
+<w:footnotes xmlns:wpc="http://schemas.microsoft.com/office/word/2010/wordprocessingCanvas" xmlns:cx="http://schemas.microsoft.com/office/drawing/2014/chartex" xmlns:cx1="http://schemas.microsoft.com/office/drawing/2015/9/8/chartex" xmlns:cx2="http://schemas.microsoft.com/office/drawing/2015/10/21/chartex" xmlns:cx3="http://schemas.microsoft.com/office/drawing/2016/5/9/chartex" xmlns:cx4="http://schemas.microsoft.com/office/drawing/2016/5/10/chartex" xmlns:cx5="http://schemas.microsoft.com/office/drawing/2016/5/11/chartex" xmlns:cx6="http://schemas.microsoft.com/office/drawing/2016/5/12/chartex" xmlns:cx7="http://schemas.microsoft.com/office/drawing/2016/5/13/chartex" xmlns:cx8="http://schemas.microsoft.com/office/drawing/2016/5/14/chartex" xmlns:mc="http://schemas.openxmlformats.org/markup-compatibility/2006" xmlns:aink="http://schemas.microsoft.com/office/drawing/2016/ink" xmlns:am3d="http://schemas.microsoft.com/office/drawing/2017/model3d" xmlns:o="urn:schemas-microsoft-com:office:office" xmlns:oel="http://schemas.microsoft.com/office/2019/extlst" xmlns:r="http://schemas.openxmlformats.org/officeDocument/2006/relationships" xmlns:m="http://schemas.openxmlformats.org/officeDocument/2006/math" xmlns:v="urn:schemas-microsoft-com:vml" xmlns:wp14="http://schemas.microsoft.com/office/word/2010/wordprocessingDrawing" xmlns:wp="http://schemas.openxmlformats.org/drawingml/2006/wordprocessingDrawing" xmlns:w10="urn:schemas-microsoft-com:office:word" xmlns:w="http://schemas.openxmlformats.org/wordprocessingml/2006/main" xmlns:w14="http://schemas.microsoft.com/office/word/2010/wordml" xmlns:w15="http://schemas.microsoft.com/office/word/2012/wordml" xmlns:w16cex="http://schemas.microsoft.com/office/word/2018/wordml/cex" xmlns:w16cid="http://schemas.microsoft.com/office/word/2016/wordml/cid" xmlns:w16="http://schemas.microsoft.com/office/word/2018/wordml" xmlns:w16du="http://schemas.microsoft.com/office/word/2023/wordml/word16du" xmlns:w16sdtdh="http://schemas.microsoft.com/office/word/2020/wordml/sdtdatahash" xmlns:w16sdtfl="http://schemas.microsoft.com/office/word/2024/wordml/sdtformatlock" xmlns:w16se="http://schemas.microsoft.com/office/word/2015/wordml/symex" xmlns:wpg="http://schemas.microsoft.com/office/word/2010/wordprocessingGroup" xmlns:wpi="http://schemas.microsoft.com/office/word/2010/wordprocessingInk" xmlns:wne="http://schemas.microsoft.com/office/word/2006/wordml" xmlns:wps="http://schemas.microsoft.com/office/word/2010/wordprocessingShape" mc:Ignorable="w14 w15 w16se w16cid w16 w16cex w16sdtdh w16sdtfl w16du wp14">
   <w:footnote w:type="separator" w:id="-1">
     <w:p>
       <w:pPr>
@@ -2414,16 +3676,16 @@
 </file>
 
 <file path=word/header1.xml><?xml version="1.0" encoding="utf-8"?>
-<w:hdr xmlns:wpc="http://schemas.microsoft.com/office/word/2010/wordprocessingCanvas" xmlns:cx="http://schemas.microsoft.com/office/drawing/2014/chartex" xmlns:cx1="http://schemas.microsoft.com/office/drawing/2015/9/8/chartex" xmlns:cx2="http://schemas.microsoft.com/office/drawing/2015/10/21/chartex" xmlns:cx3="http://schemas.microsoft.com/office/drawing/2016/5/9/chartex" xmlns:cx4="http://schemas.microsoft.com/office/drawing/2016/5/10/chartex" xmlns:cx5="http://schemas.microsoft.com/office/drawing/2016/5/11/chartex" xmlns:cx6="http://schemas.microsoft.com/office/drawing/2016/5/12/chartex" xmlns:cx7="http://schemas.microsoft.com/office/drawing/2016/5/13/chartex" xmlns:cx8="http://schemas.microsoft.com/office/drawing/2016/5/14/chartex" xmlns:mc="http://schemas.openxmlformats.org/markup-compatibility/2006" xmlns:m="http://schemas.openxmlformats.org/officeDocument/2006/math" xmlns:aink="http://schemas.microsoft.com/office/drawing/2016/ink" xmlns:am3d="http://schemas.microsoft.com/office/drawing/2017/model3d" xmlns:oel="http://schemas.microsoft.com/office/2019/extlst" xmlns:r="http://schemas.openxmlformats.org/officeDocument/2006/relationships" xmlns:wp14="http://schemas.microsoft.com/office/word/2010/wordprocessingDrawing" xmlns:wp="http://schemas.openxmlformats.org/drawingml/2006/wordprocessingDrawing" xmlns:wpg="http://schemas.microsoft.com/office/word/2010/wordprocessingGroup" xmlns:wpi="http://schemas.microsoft.com/office/word/2010/wordprocessingInk" xmlns:wps="http://schemas.microsoft.com/office/word/2010/wordprocessingShape" xmlns:o="urn:schemas-microsoft-com:office:office" xmlns:v="urn:schemas-microsoft-com:vml" xmlns:w10="urn:schemas-microsoft-com:office:word" xmlns:w="http://schemas.openxmlformats.org/wordprocessingml/2006/main" xmlns:w14="http://schemas.microsoft.com/office/word/2010/wordml" xmlns:w15="http://schemas.microsoft.com/office/word/2012/wordml" xmlns:w16cex="http://schemas.microsoft.com/office/word/2018/wordml/cex" xmlns:w16cid="http://schemas.microsoft.com/office/word/2016/wordml/cid" xmlns:w16="http://schemas.microsoft.com/office/word/2018/wordml" xmlns:w16sdtdh="http://schemas.microsoft.com/office/word/2020/wordml/sdtdatahash" xmlns:w16sdtfl="http://schemas.microsoft.com/office/word/2024/wordml/sdtformatlock" xmlns:w16se="http://schemas.microsoft.com/office/word/2015/wordml/symex" xmlns:w16du="http://schemas.microsoft.com/office/word/2023/wordml/word16du" xmlns:wne="http://schemas.microsoft.com/office/word/2006/wordml" mc:Ignorable="w14 w15 w16se w16cid w16 w16cex w16sdtdh w16sdtfl w16du wp14">
+<w:hdr xmlns:wpc="http://schemas.microsoft.com/office/word/2010/wordprocessingCanvas" xmlns:cx="http://schemas.microsoft.com/office/drawing/2014/chartex" xmlns:cx1="http://schemas.microsoft.com/office/drawing/2015/9/8/chartex" xmlns:cx2="http://schemas.microsoft.com/office/drawing/2015/10/21/chartex" xmlns:cx3="http://schemas.microsoft.com/office/drawing/2016/5/9/chartex" xmlns:cx4="http://schemas.microsoft.com/office/drawing/2016/5/10/chartex" xmlns:cx5="http://schemas.microsoft.com/office/drawing/2016/5/11/chartex" xmlns:cx6="http://schemas.microsoft.com/office/drawing/2016/5/12/chartex" xmlns:cx7="http://schemas.microsoft.com/office/drawing/2016/5/13/chartex" xmlns:cx8="http://schemas.microsoft.com/office/drawing/2016/5/14/chartex" xmlns:mc="http://schemas.openxmlformats.org/markup-compatibility/2006" xmlns:aink="http://schemas.microsoft.com/office/drawing/2016/ink" xmlns:am3d="http://schemas.microsoft.com/office/drawing/2017/model3d" xmlns:o="urn:schemas-microsoft-com:office:office" xmlns:oel="http://schemas.microsoft.com/office/2019/extlst" xmlns:r="http://schemas.openxmlformats.org/officeDocument/2006/relationships" xmlns:m="http://schemas.openxmlformats.org/officeDocument/2006/math" xmlns:v="urn:schemas-microsoft-com:vml" xmlns:wp14="http://schemas.microsoft.com/office/word/2010/wordprocessingDrawing" xmlns:wp="http://schemas.openxmlformats.org/drawingml/2006/wordprocessingDrawing" xmlns:w10="urn:schemas-microsoft-com:office:word" xmlns:w="http://schemas.openxmlformats.org/wordprocessingml/2006/main" xmlns:w14="http://schemas.microsoft.com/office/word/2010/wordml" xmlns:w15="http://schemas.microsoft.com/office/word/2012/wordml" xmlns:w16cex="http://schemas.microsoft.com/office/word/2018/wordml/cex" xmlns:w16cid="http://schemas.microsoft.com/office/word/2016/wordml/cid" xmlns:w16="http://schemas.microsoft.com/office/word/2018/wordml" xmlns:w16du="http://schemas.microsoft.com/office/word/2023/wordml/word16du" xmlns:w16sdtdh="http://schemas.microsoft.com/office/word/2020/wordml/sdtdatahash" xmlns:w16sdtfl="http://schemas.microsoft.com/office/word/2024/wordml/sdtformatlock" xmlns:w16se="http://schemas.microsoft.com/office/word/2015/wordml/symex" xmlns:wpg="http://schemas.microsoft.com/office/word/2010/wordprocessingGroup" xmlns:wpi="http://schemas.microsoft.com/office/word/2010/wordprocessingInk" xmlns:wne="http://schemas.microsoft.com/office/word/2006/wordml" xmlns:wps="http://schemas.microsoft.com/office/word/2010/wordprocessingShape" mc:Ignorable="w14 w15 w16se w16cid w16 w16cex w16sdtdh w16sdtfl w16du wp14">
   <w:p>
     <w:pPr>
-      <w:pStyle w:val="Header"/>
+      <w:pStyle w:val="Kopfzeile"/>
       <w:ind w:firstLine="4248"/>
     </w:pPr>
   </w:p>
   <w:p>
     <w:pPr>
-      <w:pStyle w:val="Header"/>
+      <w:pStyle w:val="Kopfzeile"/>
       <w:ind w:left="3240" w:firstLine="4680"/>
     </w:pPr>
     <w:r>
@@ -2503,19 +3765,19 @@
   </w:p>
   <w:p>
     <w:pPr>
-      <w:pStyle w:val="Header"/>
+      <w:pStyle w:val="Kopfzeile"/>
     </w:pPr>
   </w:p>
   <w:p>
     <w:pPr>
-      <w:pStyle w:val="Header"/>
+      <w:pStyle w:val="Kopfzeile"/>
     </w:pPr>
   </w:p>
 </w:hdr>
 </file>
 
 <file path=word/numbering.xml><?xml version="1.0" encoding="utf-8"?>
-<w:numbering xmlns:wpc="http://schemas.microsoft.com/office/word/2010/wordprocessingCanvas" xmlns:cx="http://schemas.microsoft.com/office/drawing/2014/chartex" xmlns:cx1="http://schemas.microsoft.com/office/drawing/2015/9/8/chartex" xmlns:cx2="http://schemas.microsoft.com/office/drawing/2015/10/21/chartex" xmlns:cx3="http://schemas.microsoft.com/office/drawing/2016/5/9/chartex" xmlns:cx4="http://schemas.microsoft.com/office/drawing/2016/5/10/chartex" xmlns:cx5="http://schemas.microsoft.com/office/drawing/2016/5/11/chartex" xmlns:cx6="http://schemas.microsoft.com/office/drawing/2016/5/12/chartex" xmlns:cx7="http://schemas.microsoft.com/office/drawing/2016/5/13/chartex" xmlns:cx8="http://schemas.microsoft.com/office/drawing/2016/5/14/chartex" xmlns:mc="http://schemas.openxmlformats.org/markup-compatibility/2006" xmlns:m="http://schemas.openxmlformats.org/officeDocument/2006/math" xmlns:aink="http://schemas.microsoft.com/office/drawing/2016/ink" xmlns:am3d="http://schemas.microsoft.com/office/drawing/2017/model3d" xmlns:oel="http://schemas.microsoft.com/office/2019/extlst" xmlns:r="http://schemas.openxmlformats.org/officeDocument/2006/relationships" xmlns:wp14="http://schemas.microsoft.com/office/word/2010/wordprocessingDrawing" xmlns:wp="http://schemas.openxmlformats.org/drawingml/2006/wordprocessingDrawing" xmlns:wpg="http://schemas.microsoft.com/office/word/2010/wordprocessingGroup" xmlns:wpi="http://schemas.microsoft.com/office/word/2010/wordprocessingInk" xmlns:wps="http://schemas.microsoft.com/office/word/2010/wordprocessingShape" xmlns:o="urn:schemas-microsoft-com:office:office" xmlns:v="urn:schemas-microsoft-com:vml" xmlns:w10="urn:schemas-microsoft-com:office:word" xmlns:w="http://schemas.openxmlformats.org/wordprocessingml/2006/main" xmlns:w14="http://schemas.microsoft.com/office/word/2010/wordml" xmlns:w15="http://schemas.microsoft.com/office/word/2012/wordml" xmlns:w16cex="http://schemas.microsoft.com/office/word/2018/wordml/cex" xmlns:w16cid="http://schemas.microsoft.com/office/word/2016/wordml/cid" xmlns:w16="http://schemas.microsoft.com/office/word/2018/wordml" xmlns:w16sdtdh="http://schemas.microsoft.com/office/word/2020/wordml/sdtdatahash" xmlns:w16sdtfl="http://schemas.microsoft.com/office/word/2024/wordml/sdtformatlock" xmlns:w16se="http://schemas.microsoft.com/office/word/2015/wordml/symex" xmlns:w16du="http://schemas.microsoft.com/office/word/2023/wordml/word16du" xmlns:wne="http://schemas.microsoft.com/office/word/2006/wordml" mc:Ignorable="w14 w15 w16se w16cid w16 w16cex w16sdtdh w16sdtfl w16du wp14">
+<w:numbering xmlns:wpc="http://schemas.microsoft.com/office/word/2010/wordprocessingCanvas" xmlns:cx="http://schemas.microsoft.com/office/drawing/2014/chartex" xmlns:cx1="http://schemas.microsoft.com/office/drawing/2015/9/8/chartex" xmlns:cx2="http://schemas.microsoft.com/office/drawing/2015/10/21/chartex" xmlns:cx3="http://schemas.microsoft.com/office/drawing/2016/5/9/chartex" xmlns:cx4="http://schemas.microsoft.com/office/drawing/2016/5/10/chartex" xmlns:cx5="http://schemas.microsoft.com/office/drawing/2016/5/11/chartex" xmlns:cx6="http://schemas.microsoft.com/office/drawing/2016/5/12/chartex" xmlns:cx7="http://schemas.microsoft.com/office/drawing/2016/5/13/chartex" xmlns:cx8="http://schemas.microsoft.com/office/drawing/2016/5/14/chartex" xmlns:mc="http://schemas.openxmlformats.org/markup-compatibility/2006" xmlns:aink="http://schemas.microsoft.com/office/drawing/2016/ink" xmlns:am3d="http://schemas.microsoft.com/office/drawing/2017/model3d" xmlns:o="urn:schemas-microsoft-com:office:office" xmlns:oel="http://schemas.microsoft.com/office/2019/extlst" xmlns:r="http://schemas.openxmlformats.org/officeDocument/2006/relationships" xmlns:m="http://schemas.openxmlformats.org/officeDocument/2006/math" xmlns:v="urn:schemas-microsoft-com:vml" xmlns:wp14="http://schemas.microsoft.com/office/word/2010/wordprocessingDrawing" xmlns:wp="http://schemas.openxmlformats.org/drawingml/2006/wordprocessingDrawing" xmlns:w10="urn:schemas-microsoft-com:office:word" xmlns:w="http://schemas.openxmlformats.org/wordprocessingml/2006/main" xmlns:w14="http://schemas.microsoft.com/office/word/2010/wordml" xmlns:w15="http://schemas.microsoft.com/office/word/2012/wordml" xmlns:w16cex="http://schemas.microsoft.com/office/word/2018/wordml/cex" xmlns:w16cid="http://schemas.microsoft.com/office/word/2016/wordml/cid" xmlns:w16="http://schemas.microsoft.com/office/word/2018/wordml" xmlns:w16du="http://schemas.microsoft.com/office/word/2023/wordml/word16du" xmlns:w16sdtdh="http://schemas.microsoft.com/office/word/2020/wordml/sdtdatahash" xmlns:w16sdtfl="http://schemas.microsoft.com/office/word/2024/wordml/sdtformatlock" xmlns:w16se="http://schemas.microsoft.com/office/word/2015/wordml/symex" xmlns:wpg="http://schemas.microsoft.com/office/word/2010/wordprocessingGroup" xmlns:wpi="http://schemas.microsoft.com/office/word/2010/wordprocessingInk" xmlns:wne="http://schemas.microsoft.com/office/word/2006/wordml" xmlns:wps="http://schemas.microsoft.com/office/word/2010/wordprocessingShape" mc:Ignorable="w14 w15 w16se w16cid w16 w16cex w16sdtdh w16sdtfl w16du wp14">
   <w:abstractNum w:abstractNumId="0" w15:restartNumberingAfterBreak="0">
     <w:nsid w:val="FFFFFF7C"/>
     <w:multiLevelType w:val="singleLevel"/>
@@ -2557,7 +3819,7 @@
     <w:lvl w:ilvl="0">
       <w:start w:val="1"/>
       <w:numFmt w:val="decimal"/>
-      <w:pStyle w:val="ListNumber3"/>
+      <w:pStyle w:val="Listennummer3"/>
       <w:lvlText w:val="%1."/>
       <w:lvlJc w:val="left"/>
       <w:pPr>
@@ -2575,7 +3837,7 @@
     <w:lvl w:ilvl="0">
       <w:start w:val="1"/>
       <w:numFmt w:val="decimal"/>
-      <w:pStyle w:val="ListNumber2"/>
+      <w:pStyle w:val="Listennummer2"/>
       <w:lvlText w:val="%1."/>
       <w:lvlJc w:val="left"/>
       <w:pPr>
@@ -2613,7 +3875,7 @@
     <w:lvl w:ilvl="0">
       <w:start w:val="1"/>
       <w:numFmt w:val="bullet"/>
-      <w:pStyle w:val="ListBullet3"/>
+      <w:pStyle w:val="Aufzhlungszeichen3"/>
       <w:lvlText w:val=""/>
       <w:lvlJc w:val="left"/>
       <w:pPr>
@@ -2634,7 +3896,7 @@
     <w:lvl w:ilvl="0">
       <w:start w:val="1"/>
       <w:numFmt w:val="bullet"/>
-      <w:pStyle w:val="ListBullet2"/>
+      <w:pStyle w:val="Aufzhlungszeichen2"/>
       <w:lvlText w:val=""/>
       <w:lvlJc w:val="left"/>
       <w:pPr>
@@ -2655,7 +3917,7 @@
     <w:lvl w:ilvl="0">
       <w:start w:val="1"/>
       <w:numFmt w:val="decimal"/>
-      <w:pStyle w:val="ListNumber"/>
+      <w:pStyle w:val="Listennummer"/>
       <w:lvlText w:val="%1."/>
       <w:lvlJc w:val="left"/>
       <w:pPr>
@@ -2673,7 +3935,7 @@
     <w:lvl w:ilvl="0">
       <w:start w:val="1"/>
       <w:numFmt w:val="bullet"/>
-      <w:pStyle w:val="ListBullet"/>
+      <w:pStyle w:val="Aufzhlungszeichen"/>
       <w:lvlText w:val=""/>
       <w:lvlJc w:val="left"/>
       <w:pPr>
@@ -2718,7 +3980,7 @@
 </file>
 
 <file path=word/styles.xml><?xml version="1.0" encoding="utf-8"?>
-<w:styles xmlns:mc="http://schemas.openxmlformats.org/markup-compatibility/2006" xmlns:r="http://schemas.openxmlformats.org/officeDocument/2006/relationships" xmlns:w="http://schemas.openxmlformats.org/wordprocessingml/2006/main" xmlns:w14="http://schemas.microsoft.com/office/word/2010/wordml" xmlns:w15="http://schemas.microsoft.com/office/word/2012/wordml" xmlns:w16cex="http://schemas.microsoft.com/office/word/2018/wordml/cex" xmlns:w16cid="http://schemas.microsoft.com/office/word/2016/wordml/cid" xmlns:w16="http://schemas.microsoft.com/office/word/2018/wordml" xmlns:w16sdtdh="http://schemas.microsoft.com/office/word/2020/wordml/sdtdatahash" xmlns:w16sdtfl="http://schemas.microsoft.com/office/word/2024/wordml/sdtformatlock" xmlns:w16se="http://schemas.microsoft.com/office/word/2015/wordml/symex" xmlns:w16du="http://schemas.microsoft.com/office/word/2023/wordml/word16du" mc:Ignorable="w14 w15 w16se w16cid w16 w16cex w16sdtdh w16sdtfl w16du">
+<w:styles xmlns:mc="http://schemas.openxmlformats.org/markup-compatibility/2006" xmlns:r="http://schemas.openxmlformats.org/officeDocument/2006/relationships" xmlns:w="http://schemas.openxmlformats.org/wordprocessingml/2006/main" xmlns:w14="http://schemas.microsoft.com/office/word/2010/wordml" xmlns:w15="http://schemas.microsoft.com/office/word/2012/wordml" xmlns:w16cex="http://schemas.microsoft.com/office/word/2018/wordml/cex" xmlns:w16cid="http://schemas.microsoft.com/office/word/2016/wordml/cid" xmlns:w16="http://schemas.microsoft.com/office/word/2018/wordml" xmlns:w16du="http://schemas.microsoft.com/office/word/2023/wordml/word16du" xmlns:w16sdtdh="http://schemas.microsoft.com/office/word/2020/wordml/sdtdatahash" xmlns:w16sdtfl="http://schemas.microsoft.com/office/word/2024/wordml/sdtformatlock" xmlns:w16se="http://schemas.microsoft.com/office/word/2015/wordml/symex" mc:Ignorable="w14 w15 w16se w16cid w16 w16cex w16sdtdh w16sdtfl w16du">
   <w:docDefaults>
     <w:rPrDefault>
       <w:rPr>
@@ -3103,7 +4365,7 @@
     <w:lsdException w:name="Unresolved Mention" w:semiHidden="1" w:unhideWhenUsed="1"/>
     <w:lsdException w:name="Smart Link" w:semiHidden="1" w:unhideWhenUsed="1"/>
   </w:latentStyles>
-  <w:style w:type="paragraph" w:default="1" w:styleId="Normal">
+  <w:style w:type="paragraph" w:default="1" w:styleId="Standard">
     <w:name w:val="Normal"/>
     <w:qFormat/>
     <w:rsid w:val="00FC693F"/>
@@ -3116,11 +4378,11 @@
       <w:sz w:val="21"/>
     </w:rPr>
   </w:style>
-  <w:style w:type="paragraph" w:styleId="Heading1">
+  <w:style w:type="paragraph" w:styleId="berschrift1">
     <w:name w:val="heading 1"/>
-    <w:basedOn w:val="Normal"/>
-    <w:next w:val="Normal"/>
-    <w:link w:val="Heading1Char"/>
+    <w:basedOn w:val="Standard"/>
+    <w:next w:val="Standard"/>
+    <w:link w:val="berschrift1Zchn"/>
     <w:uiPriority w:val="9"/>
     <w:qFormat/>
     <w:rsid w:val="00FC693F"/>
@@ -3139,11 +4401,11 @@
       <w:szCs w:val="28"/>
     </w:rPr>
   </w:style>
-  <w:style w:type="paragraph" w:styleId="Heading2">
+  <w:style w:type="paragraph" w:styleId="berschrift2">
     <w:name w:val="heading 2"/>
-    <w:basedOn w:val="Normal"/>
-    <w:next w:val="Normal"/>
-    <w:link w:val="Heading2Char"/>
+    <w:basedOn w:val="Standard"/>
+    <w:next w:val="Standard"/>
+    <w:link w:val="berschrift2Zchn"/>
     <w:uiPriority w:val="9"/>
     <w:unhideWhenUsed/>
     <w:qFormat/>
@@ -3163,11 +4425,11 @@
       <w:szCs w:val="26"/>
     </w:rPr>
   </w:style>
-  <w:style w:type="paragraph" w:styleId="Heading3">
+  <w:style w:type="paragraph" w:styleId="berschrift3">
     <w:name w:val="heading 3"/>
-    <w:basedOn w:val="Normal"/>
-    <w:next w:val="Normal"/>
-    <w:link w:val="Heading3Char"/>
+    <w:basedOn w:val="Standard"/>
+    <w:next w:val="Standard"/>
+    <w:link w:val="berschrift3Zchn"/>
     <w:uiPriority w:val="9"/>
     <w:unhideWhenUsed/>
     <w:qFormat/>
@@ -3185,11 +4447,11 @@
       <w:color w:val="4F81BD" w:themeColor="accent1"/>
     </w:rPr>
   </w:style>
-  <w:style w:type="paragraph" w:styleId="Heading4">
+  <w:style w:type="paragraph" w:styleId="berschrift4">
     <w:name w:val="heading 4"/>
-    <w:basedOn w:val="Normal"/>
-    <w:next w:val="Normal"/>
-    <w:link w:val="Heading4Char"/>
+    <w:basedOn w:val="Standard"/>
+    <w:next w:val="Standard"/>
+    <w:link w:val="berschrift4Zchn"/>
     <w:uiPriority w:val="9"/>
     <w:semiHidden/>
     <w:unhideWhenUsed/>
@@ -3210,11 +4472,11 @@
       <w:color w:val="4F81BD" w:themeColor="accent1"/>
     </w:rPr>
   </w:style>
-  <w:style w:type="paragraph" w:styleId="Heading5">
+  <w:style w:type="paragraph" w:styleId="berschrift5">
     <w:name w:val="heading 5"/>
-    <w:basedOn w:val="Normal"/>
-    <w:next w:val="Normal"/>
-    <w:link w:val="Heading5Char"/>
+    <w:basedOn w:val="Standard"/>
+    <w:next w:val="Standard"/>
+    <w:link w:val="berschrift5Zchn"/>
     <w:uiPriority w:val="9"/>
     <w:semiHidden/>
     <w:unhideWhenUsed/>
@@ -3231,11 +4493,11 @@
       <w:color w:val="243F60" w:themeColor="accent1" w:themeShade="7F"/>
     </w:rPr>
   </w:style>
-  <w:style w:type="paragraph" w:styleId="Heading6">
+  <w:style w:type="paragraph" w:styleId="berschrift6">
     <w:name w:val="heading 6"/>
-    <w:basedOn w:val="Normal"/>
-    <w:next w:val="Normal"/>
-    <w:link w:val="Heading6Char"/>
+    <w:basedOn w:val="Standard"/>
+    <w:next w:val="Standard"/>
+    <w:link w:val="berschrift6Zchn"/>
     <w:uiPriority w:val="9"/>
     <w:semiHidden/>
     <w:unhideWhenUsed/>
@@ -3254,11 +4516,11 @@
       <w:color w:val="243F60" w:themeColor="accent1" w:themeShade="7F"/>
     </w:rPr>
   </w:style>
-  <w:style w:type="paragraph" w:styleId="Heading7">
+  <w:style w:type="paragraph" w:styleId="berschrift7">
     <w:name w:val="heading 7"/>
-    <w:basedOn w:val="Normal"/>
-    <w:next w:val="Normal"/>
-    <w:link w:val="Heading7Char"/>
+    <w:basedOn w:val="Standard"/>
+    <w:next w:val="Standard"/>
+    <w:link w:val="berschrift7Zchn"/>
     <w:uiPriority w:val="9"/>
     <w:semiHidden/>
     <w:unhideWhenUsed/>
@@ -3277,11 +4539,11 @@
       <w:color w:val="404040" w:themeColor="text1" w:themeTint="BF"/>
     </w:rPr>
   </w:style>
-  <w:style w:type="paragraph" w:styleId="Heading8">
+  <w:style w:type="paragraph" w:styleId="berschrift8">
     <w:name w:val="heading 8"/>
-    <w:basedOn w:val="Normal"/>
-    <w:next w:val="Normal"/>
-    <w:link w:val="Heading8Char"/>
+    <w:basedOn w:val="Standard"/>
+    <w:next w:val="Standard"/>
+    <w:link w:val="berschrift8Zchn"/>
     <w:uiPriority w:val="9"/>
     <w:semiHidden/>
     <w:unhideWhenUsed/>
@@ -3300,11 +4562,11 @@
       <w:szCs w:val="20"/>
     </w:rPr>
   </w:style>
-  <w:style w:type="paragraph" w:styleId="Heading9">
+  <w:style w:type="paragraph" w:styleId="berschrift9">
     <w:name w:val="heading 9"/>
-    <w:basedOn w:val="Normal"/>
-    <w:next w:val="Normal"/>
-    <w:link w:val="Heading9Char"/>
+    <w:basedOn w:val="Standard"/>
+    <w:next w:val="Standard"/>
+    <w:link w:val="berschrift9Zchn"/>
     <w:uiPriority w:val="9"/>
     <w:semiHidden/>
     <w:unhideWhenUsed/>
@@ -3325,13 +4587,12 @@
       <w:szCs w:val="20"/>
     </w:rPr>
   </w:style>
-  <w:style w:type="character" w:default="1" w:styleId="DefaultParagraphFont">
+  <w:style w:type="character" w:default="1" w:styleId="Absatz-Standardschriftart">
     <w:name w:val="Default Paragraph Font"/>
     <w:uiPriority w:val="1"/>
-    <w:semiHidden/>
     <w:unhideWhenUsed/>
   </w:style>
-  <w:style w:type="table" w:default="1" w:styleId="TableNormal">
+  <w:style w:type="table" w:default="1" w:styleId="NormaleTabelle">
     <w:name w:val="Normal Table"/>
     <w:uiPriority w:val="99"/>
     <w:semiHidden/>
@@ -3346,16 +4607,16 @@
       </w:tblCellMar>
     </w:tblPr>
   </w:style>
-  <w:style w:type="numbering" w:default="1" w:styleId="NoList">
+  <w:style w:type="numbering" w:default="1" w:styleId="KeineListe">
     <w:name w:val="No List"/>
     <w:uiPriority w:val="99"/>
     <w:semiHidden/>
     <w:unhideWhenUsed/>
   </w:style>
-  <w:style w:type="paragraph" w:styleId="Header">
+  <w:style w:type="paragraph" w:styleId="Kopfzeile">
     <w:name w:val="header"/>
-    <w:basedOn w:val="Normal"/>
-    <w:link w:val="HeaderChar"/>
+    <w:basedOn w:val="Standard"/>
+    <w:link w:val="KopfzeileZchn"/>
     <w:uiPriority w:val="99"/>
     <w:unhideWhenUsed/>
     <w:rsid w:val="00E618BF"/>
@@ -3367,17 +4628,17 @@
       <w:spacing w:after="0" w:line="240" w:lineRule="auto"/>
     </w:pPr>
   </w:style>
-  <w:style w:type="character" w:customStyle="1" w:styleId="HeaderChar">
-    <w:name w:val="Header Char"/>
-    <w:basedOn w:val="DefaultParagraphFont"/>
-    <w:link w:val="Header"/>
+  <w:style w:type="character" w:customStyle="1" w:styleId="KopfzeileZchn">
+    <w:name w:val="Kopfzeile Zchn"/>
+    <w:basedOn w:val="Absatz-Standardschriftart"/>
+    <w:link w:val="Kopfzeile"/>
     <w:uiPriority w:val="99"/>
     <w:rsid w:val="00E618BF"/>
   </w:style>
-  <w:style w:type="paragraph" w:styleId="Footer">
+  <w:style w:type="paragraph" w:styleId="Fuzeile">
     <w:name w:val="footer"/>
-    <w:basedOn w:val="Normal"/>
-    <w:link w:val="FooterChar"/>
+    <w:basedOn w:val="Standard"/>
+    <w:link w:val="FuzeileZchn"/>
     <w:uiPriority w:val="99"/>
     <w:unhideWhenUsed/>
     <w:rsid w:val="00E618BF"/>
@@ -3389,14 +4650,14 @@
       <w:spacing w:after="0" w:line="240" w:lineRule="auto"/>
     </w:pPr>
   </w:style>
-  <w:style w:type="character" w:customStyle="1" w:styleId="FooterChar">
-    <w:name w:val="Footer Char"/>
-    <w:basedOn w:val="DefaultParagraphFont"/>
-    <w:link w:val="Footer"/>
+  <w:style w:type="character" w:customStyle="1" w:styleId="FuzeileZchn">
+    <w:name w:val="Fußzeile Zchn"/>
+    <w:basedOn w:val="Absatz-Standardschriftart"/>
+    <w:link w:val="Fuzeile"/>
     <w:uiPriority w:val="99"/>
     <w:rsid w:val="00E618BF"/>
   </w:style>
-  <w:style w:type="paragraph" w:styleId="NoSpacing">
+  <w:style w:type="paragraph" w:styleId="KeinLeerraum">
     <w:name w:val="No Spacing"/>
     <w:uiPriority w:val="1"/>
     <w:qFormat/>
@@ -3405,10 +4666,10 @@
       <w:spacing w:after="0" w:line="240" w:lineRule="auto"/>
     </w:pPr>
   </w:style>
-  <w:style w:type="character" w:customStyle="1" w:styleId="Heading1Char">
-    <w:name w:val="Heading 1 Char"/>
-    <w:basedOn w:val="DefaultParagraphFont"/>
-    <w:link w:val="Heading1"/>
+  <w:style w:type="character" w:customStyle="1" w:styleId="berschrift1Zchn">
+    <w:name w:val="Überschrift 1 Zchn"/>
+    <w:basedOn w:val="Absatz-Standardschriftart"/>
+    <w:link w:val="berschrift1"/>
     <w:uiPriority w:val="9"/>
     <w:rsid w:val="00FC693F"/>
     <w:rPr>
@@ -3420,10 +4681,10 @@
       <w:szCs w:val="28"/>
     </w:rPr>
   </w:style>
-  <w:style w:type="character" w:customStyle="1" w:styleId="Heading2Char">
-    <w:name w:val="Heading 2 Char"/>
-    <w:basedOn w:val="DefaultParagraphFont"/>
-    <w:link w:val="Heading2"/>
+  <w:style w:type="character" w:customStyle="1" w:styleId="berschrift2Zchn">
+    <w:name w:val="Überschrift 2 Zchn"/>
+    <w:basedOn w:val="Absatz-Standardschriftart"/>
+    <w:link w:val="berschrift2"/>
     <w:uiPriority w:val="9"/>
     <w:rsid w:val="00FC693F"/>
     <w:rPr>
@@ -3435,10 +4696,10 @@
       <w:szCs w:val="26"/>
     </w:rPr>
   </w:style>
-  <w:style w:type="character" w:customStyle="1" w:styleId="Heading3Char">
-    <w:name w:val="Heading 3 Char"/>
-    <w:basedOn w:val="DefaultParagraphFont"/>
-    <w:link w:val="Heading3"/>
+  <w:style w:type="character" w:customStyle="1" w:styleId="berschrift3Zchn">
+    <w:name w:val="Überschrift 3 Zchn"/>
+    <w:basedOn w:val="Absatz-Standardschriftart"/>
+    <w:link w:val="berschrift3"/>
     <w:uiPriority w:val="9"/>
     <w:rsid w:val="00FC693F"/>
     <w:rPr>
@@ -3448,11 +4709,11 @@
       <w:color w:val="4F81BD" w:themeColor="accent1"/>
     </w:rPr>
   </w:style>
-  <w:style w:type="paragraph" w:styleId="Title">
+  <w:style w:type="paragraph" w:styleId="Titel">
     <w:name w:val="Title"/>
-    <w:basedOn w:val="Normal"/>
-    <w:next w:val="Normal"/>
-    <w:link w:val="TitleChar"/>
+    <w:basedOn w:val="Standard"/>
+    <w:next w:val="Standard"/>
+    <w:link w:val="TitelZchn"/>
     <w:uiPriority w:val="10"/>
     <w:qFormat/>
     <w:rsid w:val="00FC693F"/>
@@ -3472,10 +4733,10 @@
       <w:szCs w:val="52"/>
     </w:rPr>
   </w:style>
-  <w:style w:type="character" w:customStyle="1" w:styleId="TitleChar">
-    <w:name w:val="Title Char"/>
-    <w:basedOn w:val="DefaultParagraphFont"/>
-    <w:link w:val="Title"/>
+  <w:style w:type="character" w:customStyle="1" w:styleId="TitelZchn">
+    <w:name w:val="Titel Zchn"/>
+    <w:basedOn w:val="Absatz-Standardschriftart"/>
+    <w:link w:val="Titel"/>
     <w:uiPriority w:val="10"/>
     <w:rsid w:val="00FC693F"/>
     <w:rPr>
@@ -3487,11 +4748,11 @@
       <w:szCs w:val="52"/>
     </w:rPr>
   </w:style>
-  <w:style w:type="paragraph" w:styleId="Subtitle">
+  <w:style w:type="paragraph" w:styleId="Untertitel">
     <w:name w:val="Subtitle"/>
-    <w:basedOn w:val="Normal"/>
-    <w:next w:val="Normal"/>
-    <w:link w:val="SubtitleChar"/>
+    <w:basedOn w:val="Standard"/>
+    <w:next w:val="Standard"/>
+    <w:link w:val="UntertitelZchn"/>
     <w:uiPriority w:val="11"/>
     <w:qFormat/>
     <w:rsid w:val="00FC693F"/>
@@ -3510,10 +4771,10 @@
       <w:szCs w:val="24"/>
     </w:rPr>
   </w:style>
-  <w:style w:type="character" w:customStyle="1" w:styleId="SubtitleChar">
-    <w:name w:val="Subtitle Char"/>
-    <w:basedOn w:val="DefaultParagraphFont"/>
-    <w:link w:val="Subtitle"/>
+  <w:style w:type="character" w:customStyle="1" w:styleId="UntertitelZchn">
+    <w:name w:val="Untertitel Zchn"/>
+    <w:basedOn w:val="Absatz-Standardschriftart"/>
+    <w:link w:val="Untertitel"/>
     <w:uiPriority w:val="11"/>
     <w:rsid w:val="00FC693F"/>
     <w:rPr>
@@ -3526,9 +4787,9 @@
       <w:szCs w:val="24"/>
     </w:rPr>
   </w:style>
-  <w:style w:type="paragraph" w:styleId="ListParagraph">
+  <w:style w:type="paragraph" w:styleId="Listenabsatz">
     <w:name w:val="List Paragraph"/>
-    <w:basedOn w:val="Normal"/>
+    <w:basedOn w:val="Standard"/>
     <w:uiPriority w:val="34"/>
     <w:qFormat/>
     <w:rsid w:val="00FC693F"/>
@@ -3537,25 +4798,25 @@
       <w:contextualSpacing/>
     </w:pPr>
   </w:style>
-  <w:style w:type="paragraph" w:styleId="BodyText">
+  <w:style w:type="paragraph" w:styleId="Textkrper">
     <w:name w:val="Body Text"/>
-    <w:basedOn w:val="Normal"/>
-    <w:link w:val="BodyTextChar"/>
+    <w:basedOn w:val="Standard"/>
+    <w:link w:val="TextkrperZchn"/>
     <w:uiPriority w:val="99"/>
     <w:unhideWhenUsed/>
     <w:rsid w:val="00AA1D8D"/>
   </w:style>
-  <w:style w:type="character" w:customStyle="1" w:styleId="BodyTextChar">
-    <w:name w:val="Body Text Char"/>
-    <w:basedOn w:val="DefaultParagraphFont"/>
-    <w:link w:val="BodyText"/>
+  <w:style w:type="character" w:customStyle="1" w:styleId="TextkrperZchn">
+    <w:name w:val="Textkörper Zchn"/>
+    <w:basedOn w:val="Absatz-Standardschriftart"/>
+    <w:link w:val="Textkrper"/>
     <w:uiPriority w:val="99"/>
     <w:rsid w:val="00AA1D8D"/>
   </w:style>
-  <w:style w:type="paragraph" w:styleId="BodyText2">
+  <w:style w:type="paragraph" w:styleId="Textkrper2">
     <w:name w:val="Body Text 2"/>
-    <w:basedOn w:val="Normal"/>
-    <w:link w:val="BodyText2Char"/>
+    <w:basedOn w:val="Standard"/>
+    <w:link w:val="Textkrper2Zchn"/>
     <w:uiPriority w:val="99"/>
     <w:unhideWhenUsed/>
     <w:rsid w:val="00AA1D8D"/>
@@ -3563,17 +4824,17 @@
       <w:spacing w:line="480" w:lineRule="auto"/>
     </w:pPr>
   </w:style>
-  <w:style w:type="character" w:customStyle="1" w:styleId="BodyText2Char">
-    <w:name w:val="Body Text 2 Char"/>
-    <w:basedOn w:val="DefaultParagraphFont"/>
-    <w:link w:val="BodyText2"/>
+  <w:style w:type="character" w:customStyle="1" w:styleId="Textkrper2Zchn">
+    <w:name w:val="Textkörper 2 Zchn"/>
+    <w:basedOn w:val="Absatz-Standardschriftart"/>
+    <w:link w:val="Textkrper2"/>
     <w:uiPriority w:val="99"/>
     <w:rsid w:val="00AA1D8D"/>
   </w:style>
-  <w:style w:type="paragraph" w:styleId="BodyText3">
+  <w:style w:type="paragraph" w:styleId="Textkrper3">
     <w:name w:val="Body Text 3"/>
-    <w:basedOn w:val="Normal"/>
-    <w:link w:val="BodyText3Char"/>
+    <w:basedOn w:val="Standard"/>
+    <w:link w:val="Textkrper3Zchn"/>
     <w:uiPriority w:val="99"/>
     <w:unhideWhenUsed/>
     <w:rsid w:val="00AA1D8D"/>
@@ -3582,10 +4843,10 @@
       <w:szCs w:val="16"/>
     </w:rPr>
   </w:style>
-  <w:style w:type="character" w:customStyle="1" w:styleId="BodyText3Char">
-    <w:name w:val="Body Text 3 Char"/>
-    <w:basedOn w:val="DefaultParagraphFont"/>
-    <w:link w:val="BodyText3"/>
+  <w:style w:type="character" w:customStyle="1" w:styleId="Textkrper3Zchn">
+    <w:name w:val="Textkörper 3 Zchn"/>
+    <w:basedOn w:val="Absatz-Standardschriftart"/>
+    <w:link w:val="Textkrper3"/>
     <w:uiPriority w:val="99"/>
     <w:rsid w:val="00AA1D8D"/>
     <w:rPr>
@@ -3593,9 +4854,9 @@
       <w:szCs w:val="16"/>
     </w:rPr>
   </w:style>
-  <w:style w:type="paragraph" w:styleId="List">
+  <w:style w:type="paragraph" w:styleId="Liste">
     <w:name w:val="List"/>
-    <w:basedOn w:val="Normal"/>
+    <w:basedOn w:val="Standard"/>
     <w:uiPriority w:val="99"/>
     <w:unhideWhenUsed/>
     <w:rsid w:val="00AA1D8D"/>
@@ -3604,9 +4865,9 @@
       <w:contextualSpacing/>
     </w:pPr>
   </w:style>
-  <w:style w:type="paragraph" w:styleId="List2">
+  <w:style w:type="paragraph" w:styleId="Liste2">
     <w:name w:val="List 2"/>
-    <w:basedOn w:val="Normal"/>
+    <w:basedOn w:val="Standard"/>
     <w:uiPriority w:val="99"/>
     <w:unhideWhenUsed/>
     <w:rsid w:val="00326F90"/>
@@ -3615,9 +4876,9 @@
       <w:contextualSpacing/>
     </w:pPr>
   </w:style>
-  <w:style w:type="paragraph" w:styleId="List3">
+  <w:style w:type="paragraph" w:styleId="Liste3">
     <w:name w:val="List 3"/>
-    <w:basedOn w:val="Normal"/>
+    <w:basedOn w:val="Standard"/>
     <w:uiPriority w:val="99"/>
     <w:unhideWhenUsed/>
     <w:rsid w:val="00326F90"/>
@@ -3626,9 +4887,9 @@
       <w:contextualSpacing/>
     </w:pPr>
   </w:style>
-  <w:style w:type="paragraph" w:styleId="ListBullet">
+  <w:style w:type="paragraph" w:styleId="Aufzhlungszeichen">
     <w:name w:val="List Bullet"/>
-    <w:basedOn w:val="Normal"/>
+    <w:basedOn w:val="Standard"/>
     <w:uiPriority w:val="99"/>
     <w:unhideWhenUsed/>
     <w:rsid w:val="00326F90"/>
@@ -3642,9 +4903,9 @@
       <w:sz w:val="20"/>
     </w:rPr>
   </w:style>
-  <w:style w:type="paragraph" w:styleId="ListBullet2">
+  <w:style w:type="paragraph" w:styleId="Aufzhlungszeichen2">
     <w:name w:val="List Bullet 2"/>
-    <w:basedOn w:val="Normal"/>
+    <w:basedOn w:val="Standard"/>
     <w:uiPriority w:val="99"/>
     <w:unhideWhenUsed/>
     <w:rsid w:val="00326F90"/>
@@ -3655,9 +4916,9 @@
       <w:contextualSpacing/>
     </w:pPr>
   </w:style>
-  <w:style w:type="paragraph" w:styleId="ListBullet3">
+  <w:style w:type="paragraph" w:styleId="Aufzhlungszeichen3">
     <w:name w:val="List Bullet 3"/>
-    <w:basedOn w:val="Normal"/>
+    <w:basedOn w:val="Standard"/>
     <w:uiPriority w:val="99"/>
     <w:unhideWhenUsed/>
     <w:rsid w:val="00326F90"/>
@@ -3668,9 +4929,9 @@
       <w:contextualSpacing/>
     </w:pPr>
   </w:style>
-  <w:style w:type="paragraph" w:styleId="ListNumber">
+  <w:style w:type="paragraph" w:styleId="Listennummer">
     <w:name w:val="List Number"/>
-    <w:basedOn w:val="Normal"/>
+    <w:basedOn w:val="Standard"/>
     <w:uiPriority w:val="99"/>
     <w:unhideWhenUsed/>
     <w:rsid w:val="00326F90"/>
@@ -3681,9 +4942,9 @@
       <w:contextualSpacing/>
     </w:pPr>
   </w:style>
-  <w:style w:type="paragraph" w:styleId="ListNumber2">
+  <w:style w:type="paragraph" w:styleId="Listennummer2">
     <w:name w:val="List Number 2"/>
-    <w:basedOn w:val="Normal"/>
+    <w:basedOn w:val="Standard"/>
     <w:uiPriority w:val="99"/>
     <w:unhideWhenUsed/>
     <w:rsid w:val="0029639D"/>
@@ -3694,9 +4955,9 @@
       <w:contextualSpacing/>
     </w:pPr>
   </w:style>
-  <w:style w:type="paragraph" w:styleId="ListNumber3">
+  <w:style w:type="paragraph" w:styleId="Listennummer3">
     <w:name w:val="List Number 3"/>
-    <w:basedOn w:val="Normal"/>
+    <w:basedOn w:val="Standard"/>
     <w:uiPriority w:val="99"/>
     <w:unhideWhenUsed/>
     <w:rsid w:val="0029639D"/>
@@ -3707,9 +4968,9 @@
       <w:contextualSpacing/>
     </w:pPr>
   </w:style>
-  <w:style w:type="paragraph" w:styleId="ListContinue">
+  <w:style w:type="paragraph" w:styleId="Listenfortsetzung">
     <w:name w:val="List Continue"/>
-    <w:basedOn w:val="Normal"/>
+    <w:basedOn w:val="Standard"/>
     <w:uiPriority w:val="99"/>
     <w:unhideWhenUsed/>
     <w:rsid w:val="0029639D"/>
@@ -3718,9 +4979,9 @@
       <w:contextualSpacing/>
     </w:pPr>
   </w:style>
-  <w:style w:type="paragraph" w:styleId="ListContinue2">
+  <w:style w:type="paragraph" w:styleId="Listenfortsetzung2">
     <w:name w:val="List Continue 2"/>
-    <w:basedOn w:val="Normal"/>
+    <w:basedOn w:val="Standard"/>
     <w:uiPriority w:val="99"/>
     <w:unhideWhenUsed/>
     <w:rsid w:val="0029639D"/>
@@ -3729,9 +4990,9 @@
       <w:contextualSpacing/>
     </w:pPr>
   </w:style>
-  <w:style w:type="paragraph" w:styleId="ListContinue3">
+  <w:style w:type="paragraph" w:styleId="Listenfortsetzung3">
     <w:name w:val="List Continue 3"/>
-    <w:basedOn w:val="Normal"/>
+    <w:basedOn w:val="Standard"/>
     <w:uiPriority w:val="99"/>
     <w:unhideWhenUsed/>
     <w:rsid w:val="0029639D"/>
@@ -3740,9 +5001,9 @@
       <w:contextualSpacing/>
     </w:pPr>
   </w:style>
-  <w:style w:type="paragraph" w:styleId="MacroText">
+  <w:style w:type="paragraph" w:styleId="Makrotext">
     <w:name w:val="macro"/>
-    <w:link w:val="MacroTextChar"/>
+    <w:link w:val="MakrotextZchn"/>
     <w:uiPriority w:val="99"/>
     <w:unhideWhenUsed/>
     <w:rsid w:val="0029639D"/>
@@ -3763,10 +5024,10 @@
       <w:szCs w:val="20"/>
     </w:rPr>
   </w:style>
-  <w:style w:type="character" w:customStyle="1" w:styleId="MacroTextChar">
-    <w:name w:val="Macro Text Char"/>
-    <w:basedOn w:val="DefaultParagraphFont"/>
-    <w:link w:val="MacroText"/>
+  <w:style w:type="character" w:customStyle="1" w:styleId="MakrotextZchn">
+    <w:name w:val="Makrotext Zchn"/>
+    <w:basedOn w:val="Absatz-Standardschriftart"/>
+    <w:link w:val="Makrotext"/>
     <w:uiPriority w:val="99"/>
     <w:rsid w:val="0029639D"/>
     <w:rPr>
@@ -3775,11 +5036,11 @@
       <w:szCs w:val="20"/>
     </w:rPr>
   </w:style>
-  <w:style w:type="paragraph" w:styleId="Quote">
+  <w:style w:type="paragraph" w:styleId="Zitat">
     <w:name w:val="Quote"/>
-    <w:basedOn w:val="Normal"/>
-    <w:next w:val="Normal"/>
-    <w:link w:val="QuoteChar"/>
+    <w:basedOn w:val="Standard"/>
+    <w:next w:val="Standard"/>
+    <w:link w:val="ZitatZchn"/>
     <w:uiPriority w:val="29"/>
     <w:qFormat/>
     <w:rsid w:val="00FC693F"/>
@@ -3789,10 +5050,10 @@
       <w:color w:val="000000" w:themeColor="text1"/>
     </w:rPr>
   </w:style>
-  <w:style w:type="character" w:customStyle="1" w:styleId="QuoteChar">
-    <w:name w:val="Quote Char"/>
-    <w:basedOn w:val="DefaultParagraphFont"/>
-    <w:link w:val="Quote"/>
+  <w:style w:type="character" w:customStyle="1" w:styleId="ZitatZchn">
+    <w:name w:val="Zitat Zchn"/>
+    <w:basedOn w:val="Absatz-Standardschriftart"/>
+    <w:link w:val="Zitat"/>
     <w:uiPriority w:val="29"/>
     <w:rsid w:val="00FC693F"/>
     <w:rPr>
@@ -3801,10 +5062,10 @@
       <w:color w:val="000000" w:themeColor="text1"/>
     </w:rPr>
   </w:style>
-  <w:style w:type="character" w:customStyle="1" w:styleId="Heading4Char">
-    <w:name w:val="Heading 4 Char"/>
-    <w:basedOn w:val="DefaultParagraphFont"/>
-    <w:link w:val="Heading4"/>
+  <w:style w:type="character" w:customStyle="1" w:styleId="berschrift4Zchn">
+    <w:name w:val="Überschrift 4 Zchn"/>
+    <w:basedOn w:val="Absatz-Standardschriftart"/>
+    <w:link w:val="berschrift4"/>
     <w:uiPriority w:val="9"/>
     <w:semiHidden/>
     <w:rsid w:val="00FC693F"/>
@@ -3817,10 +5078,10 @@
       <w:color w:val="4F81BD" w:themeColor="accent1"/>
     </w:rPr>
   </w:style>
-  <w:style w:type="character" w:customStyle="1" w:styleId="Heading5Char">
-    <w:name w:val="Heading 5 Char"/>
-    <w:basedOn w:val="DefaultParagraphFont"/>
-    <w:link w:val="Heading5"/>
+  <w:style w:type="character" w:customStyle="1" w:styleId="berschrift5Zchn">
+    <w:name w:val="Überschrift 5 Zchn"/>
+    <w:basedOn w:val="Absatz-Standardschriftart"/>
+    <w:link w:val="berschrift5"/>
     <w:uiPriority w:val="9"/>
     <w:semiHidden/>
     <w:rsid w:val="00FC693F"/>
@@ -3829,10 +5090,10 @@
       <w:color w:val="243F60" w:themeColor="accent1" w:themeShade="7F"/>
     </w:rPr>
   </w:style>
-  <w:style w:type="character" w:customStyle="1" w:styleId="Heading6Char">
-    <w:name w:val="Heading 6 Char"/>
-    <w:basedOn w:val="DefaultParagraphFont"/>
-    <w:link w:val="Heading6"/>
+  <w:style w:type="character" w:customStyle="1" w:styleId="berschrift6Zchn">
+    <w:name w:val="Überschrift 6 Zchn"/>
+    <w:basedOn w:val="Absatz-Standardschriftart"/>
+    <w:link w:val="berschrift6"/>
     <w:uiPriority w:val="9"/>
     <w:semiHidden/>
     <w:rsid w:val="00FC693F"/>
@@ -3843,10 +5104,10 @@
       <w:color w:val="243F60" w:themeColor="accent1" w:themeShade="7F"/>
     </w:rPr>
   </w:style>
-  <w:style w:type="character" w:customStyle="1" w:styleId="Heading7Char">
-    <w:name w:val="Heading 7 Char"/>
-    <w:basedOn w:val="DefaultParagraphFont"/>
-    <w:link w:val="Heading7"/>
+  <w:style w:type="character" w:customStyle="1" w:styleId="berschrift7Zchn">
+    <w:name w:val="Überschrift 7 Zchn"/>
+    <w:basedOn w:val="Absatz-Standardschriftart"/>
+    <w:link w:val="berschrift7"/>
     <w:uiPriority w:val="9"/>
     <w:semiHidden/>
     <w:rsid w:val="00FC693F"/>
@@ -3857,10 +5118,10 @@
       <w:color w:val="404040" w:themeColor="text1" w:themeTint="BF"/>
     </w:rPr>
   </w:style>
-  <w:style w:type="character" w:customStyle="1" w:styleId="Heading8Char">
-    <w:name w:val="Heading 8 Char"/>
-    <w:basedOn w:val="DefaultParagraphFont"/>
-    <w:link w:val="Heading8"/>
+  <w:style w:type="character" w:customStyle="1" w:styleId="berschrift8Zchn">
+    <w:name w:val="Überschrift 8 Zchn"/>
+    <w:basedOn w:val="Absatz-Standardschriftart"/>
+    <w:link w:val="berschrift8"/>
     <w:uiPriority w:val="9"/>
     <w:semiHidden/>
     <w:rsid w:val="00FC693F"/>
@@ -3871,10 +5132,10 @@
       <w:szCs w:val="20"/>
     </w:rPr>
   </w:style>
-  <w:style w:type="character" w:customStyle="1" w:styleId="Heading9Char">
-    <w:name w:val="Heading 9 Char"/>
-    <w:basedOn w:val="DefaultParagraphFont"/>
-    <w:link w:val="Heading9"/>
+  <w:style w:type="character" w:customStyle="1" w:styleId="berschrift9Zchn">
+    <w:name w:val="Überschrift 9 Zchn"/>
+    <w:basedOn w:val="Absatz-Standardschriftart"/>
+    <w:link w:val="berschrift9"/>
     <w:uiPriority w:val="9"/>
     <w:semiHidden/>
     <w:rsid w:val="00FC693F"/>
@@ -3887,10 +5148,10 @@
       <w:szCs w:val="20"/>
     </w:rPr>
   </w:style>
-  <w:style w:type="paragraph" w:styleId="Caption">
+  <w:style w:type="paragraph" w:styleId="Beschriftung">
     <w:name w:val="caption"/>
-    <w:basedOn w:val="Normal"/>
-    <w:next w:val="Normal"/>
+    <w:basedOn w:val="Standard"/>
+    <w:next w:val="Standard"/>
     <w:uiPriority w:val="35"/>
     <w:semiHidden/>
     <w:unhideWhenUsed/>
@@ -3907,9 +5168,9 @@
       <w:szCs w:val="18"/>
     </w:rPr>
   </w:style>
-  <w:style w:type="character" w:styleId="Strong">
+  <w:style w:type="character" w:styleId="Fett">
     <w:name w:val="Strong"/>
-    <w:basedOn w:val="DefaultParagraphFont"/>
+    <w:basedOn w:val="Absatz-Standardschriftart"/>
     <w:uiPriority w:val="22"/>
     <w:qFormat/>
     <w:rsid w:val="00FC693F"/>
@@ -3918,9 +5179,9 @@
       <w:bCs/>
     </w:rPr>
   </w:style>
-  <w:style w:type="character" w:styleId="Emphasis">
+  <w:style w:type="character" w:styleId="Hervorhebung">
     <w:name w:val="Emphasis"/>
-    <w:basedOn w:val="DefaultParagraphFont"/>
+    <w:basedOn w:val="Absatz-Standardschriftart"/>
     <w:uiPriority w:val="20"/>
     <w:qFormat/>
     <w:rsid w:val="00FC693F"/>
@@ -3929,11 +5190,11 @@
       <w:iCs/>
     </w:rPr>
   </w:style>
-  <w:style w:type="paragraph" w:styleId="IntenseQuote">
+  <w:style w:type="paragraph" w:styleId="IntensivesZitat">
     <w:name w:val="Intense Quote"/>
-    <w:basedOn w:val="Normal"/>
-    <w:next w:val="Normal"/>
-    <w:link w:val="IntenseQuoteChar"/>
+    <w:basedOn w:val="Standard"/>
+    <w:next w:val="Standard"/>
+    <w:link w:val="IntensivesZitatZchn"/>
     <w:uiPriority w:val="30"/>
     <w:qFormat/>
     <w:rsid w:val="00FC693F"/>
@@ -3952,10 +5213,10 @@
       <w:color w:val="4F81BD" w:themeColor="accent1"/>
     </w:rPr>
   </w:style>
-  <w:style w:type="character" w:customStyle="1" w:styleId="IntenseQuoteChar">
-    <w:name w:val="Intense Quote Char"/>
-    <w:basedOn w:val="DefaultParagraphFont"/>
-    <w:link w:val="IntenseQuote"/>
+  <w:style w:type="character" w:customStyle="1" w:styleId="IntensivesZitatZchn">
+    <w:name w:val="Intensives Zitat Zchn"/>
+    <w:basedOn w:val="Absatz-Standardschriftart"/>
+    <w:link w:val="IntensivesZitat"/>
     <w:uiPriority w:val="30"/>
     <w:rsid w:val="00FC693F"/>
     <w:rPr>
@@ -3966,9 +5227,9 @@
       <w:color w:val="4F81BD" w:themeColor="accent1"/>
     </w:rPr>
   </w:style>
-  <w:style w:type="character" w:styleId="SubtleEmphasis">
+  <w:style w:type="character" w:styleId="SchwacheHervorhebung">
     <w:name w:val="Subtle Emphasis"/>
-    <w:basedOn w:val="DefaultParagraphFont"/>
+    <w:basedOn w:val="Absatz-Standardschriftart"/>
     <w:uiPriority w:val="19"/>
     <w:qFormat/>
     <w:rsid w:val="00FC693F"/>
@@ -3978,9 +5239,9 @@
       <w:color w:val="808080" w:themeColor="text1" w:themeTint="7F"/>
     </w:rPr>
   </w:style>
-  <w:style w:type="character" w:styleId="IntenseEmphasis">
+  <w:style w:type="character" w:styleId="IntensiveHervorhebung">
     <w:name w:val="Intense Emphasis"/>
-    <w:basedOn w:val="DefaultParagraphFont"/>
+    <w:basedOn w:val="Absatz-Standardschriftart"/>
     <w:uiPriority w:val="21"/>
     <w:qFormat/>
     <w:rsid w:val="00FC693F"/>
@@ -3992,9 +5253,9 @@
       <w:color w:val="4F81BD" w:themeColor="accent1"/>
     </w:rPr>
   </w:style>
-  <w:style w:type="character" w:styleId="SubtleReference">
+  <w:style w:type="character" w:styleId="SchwacherVerweis">
     <w:name w:val="Subtle Reference"/>
-    <w:basedOn w:val="DefaultParagraphFont"/>
+    <w:basedOn w:val="Absatz-Standardschriftart"/>
     <w:uiPriority w:val="31"/>
     <w:qFormat/>
     <w:rsid w:val="00FC693F"/>
@@ -4004,9 +5265,9 @@
       <w:u w:val="single"/>
     </w:rPr>
   </w:style>
-  <w:style w:type="character" w:styleId="IntenseReference">
+  <w:style w:type="character" w:styleId="IntensiverVerweis">
     <w:name w:val="Intense Reference"/>
-    <w:basedOn w:val="DefaultParagraphFont"/>
+    <w:basedOn w:val="Absatz-Standardschriftart"/>
     <w:uiPriority w:val="32"/>
     <w:qFormat/>
     <w:rsid w:val="00FC693F"/>
@@ -4019,9 +5280,9 @@
       <w:u w:val="single"/>
     </w:rPr>
   </w:style>
-  <w:style w:type="character" w:styleId="BookTitle">
+  <w:style w:type="character" w:styleId="Buchtitel">
     <w:name w:val="Book Title"/>
-    <w:basedOn w:val="DefaultParagraphFont"/>
+    <w:basedOn w:val="Absatz-Standardschriftart"/>
     <w:uiPriority w:val="33"/>
     <w:qFormat/>
     <w:rsid w:val="00FC693F"/>
@@ -4032,10 +5293,10 @@
       <w:spacing w:val="5"/>
     </w:rPr>
   </w:style>
-  <w:style w:type="paragraph" w:styleId="TOCHeading">
+  <w:style w:type="paragraph" w:styleId="Inhaltsverzeichnisberschrift">
     <w:name w:val="TOC Heading"/>
-    <w:basedOn w:val="Heading1"/>
-    <w:next w:val="Normal"/>
+    <w:basedOn w:val="berschrift1"/>
+    <w:next w:val="Standard"/>
     <w:uiPriority w:val="39"/>
     <w:semiHidden/>
     <w:unhideWhenUsed/>
@@ -4045,9 +5306,9 @@
       <w:outlineLvl w:val="9"/>
     </w:pPr>
   </w:style>
-  <w:style w:type="table" w:styleId="TableGrid">
+  <w:style w:type="table" w:styleId="Tabellenraster">
     <w:name w:val="Table Grid"/>
-    <w:basedOn w:val="TableNormal"/>
+    <w:basedOn w:val="NormaleTabelle"/>
     <w:uiPriority w:val="59"/>
     <w:rsid w:val="00FC693F"/>
     <w:pPr>
@@ -4064,9 +5325,9 @@
       </w:tblBorders>
     </w:tblPr>
   </w:style>
-  <w:style w:type="table" w:styleId="LightShading">
+  <w:style w:type="table" w:styleId="HelleSchattierung">
     <w:name w:val="Light Shading"/>
-    <w:basedOn w:val="TableNormal"/>
+    <w:basedOn w:val="NormaleTabelle"/>
     <w:uiPriority w:val="60"/>
     <w:rsid w:val="00FC693F"/>
     <w:pPr>
@@ -4160,9 +5421,9 @@
       </w:tcPr>
     </w:tblStylePr>
   </w:style>
-  <w:style w:type="table" w:styleId="LightShading-Accent1">
+  <w:style w:type="table" w:styleId="HelleSchattierung-Akzent1">
     <w:name w:val="Light Shading Accent 1"/>
-    <w:basedOn w:val="TableNormal"/>
+    <w:basedOn w:val="NormaleTabelle"/>
     <w:uiPriority w:val="60"/>
     <w:rsid w:val="00FC693F"/>
     <w:pPr>
@@ -4256,9 +5517,9 @@
       </w:tcPr>
     </w:tblStylePr>
   </w:style>
-  <w:style w:type="table" w:styleId="LightShading-Accent2">
+  <w:style w:type="table" w:styleId="HelleSchattierung-Akzent2">
     <w:name w:val="Light Shading Accent 2"/>
-    <w:basedOn w:val="TableNormal"/>
+    <w:basedOn w:val="NormaleTabelle"/>
     <w:uiPriority w:val="60"/>
     <w:rsid w:val="00FC693F"/>
     <w:pPr>
@@ -4352,9 +5613,9 @@
       </w:tcPr>
     </w:tblStylePr>
   </w:style>
-  <w:style w:type="table" w:styleId="LightShading-Accent3">
+  <w:style w:type="table" w:styleId="HelleSchattierung-Akzent3">
     <w:name w:val="Light Shading Accent 3"/>
-    <w:basedOn w:val="TableNormal"/>
+    <w:basedOn w:val="NormaleTabelle"/>
     <w:uiPriority w:val="60"/>
     <w:rsid w:val="00FC693F"/>
     <w:pPr>
@@ -4448,9 +5709,9 @@
       </w:tcPr>
     </w:tblStylePr>
   </w:style>
-  <w:style w:type="table" w:styleId="LightShading-Accent4">
+  <w:style w:type="table" w:styleId="HelleSchattierung-Akzent4">
     <w:name w:val="Light Shading Accent 4"/>
-    <w:basedOn w:val="TableNormal"/>
+    <w:basedOn w:val="NormaleTabelle"/>
     <w:uiPriority w:val="60"/>
     <w:rsid w:val="00FC693F"/>
     <w:pPr>
@@ -4544,9 +5805,9 @@
       </w:tcPr>
     </w:tblStylePr>
   </w:style>
-  <w:style w:type="table" w:styleId="LightShading-Accent5">
+  <w:style w:type="table" w:styleId="HelleSchattierung-Akzent5">
     <w:name w:val="Light Shading Accent 5"/>
-    <w:basedOn w:val="TableNormal"/>
+    <w:basedOn w:val="NormaleTabelle"/>
     <w:uiPriority w:val="60"/>
     <w:rsid w:val="00FC693F"/>
     <w:pPr>
@@ -4640,9 +5901,9 @@
       </w:tcPr>
     </w:tblStylePr>
   </w:style>
-  <w:style w:type="table" w:styleId="LightShading-Accent6">
+  <w:style w:type="table" w:styleId="HelleSchattierung-Akzent6">
     <w:name w:val="Light Shading Accent 6"/>
-    <w:basedOn w:val="TableNormal"/>
+    <w:basedOn w:val="NormaleTabelle"/>
     <w:uiPriority w:val="60"/>
     <w:rsid w:val="00FC693F"/>
     <w:pPr>
@@ -4736,9 +5997,9 @@
       </w:tcPr>
     </w:tblStylePr>
   </w:style>
-  <w:style w:type="table" w:styleId="LightList">
+  <w:style w:type="table" w:styleId="HelleListe">
     <w:name w:val="Light List"/>
-    <w:basedOn w:val="TableNormal"/>
+    <w:basedOn w:val="NormaleTabelle"/>
     <w:uiPriority w:val="61"/>
     <w:rsid w:val="00FC693F"/>
     <w:pPr>
@@ -4821,9 +6082,9 @@
       </w:tcPr>
     </w:tblStylePr>
   </w:style>
-  <w:style w:type="table" w:styleId="LightList-Accent1">
+  <w:style w:type="table" w:styleId="HelleListe-Akzent1">
     <w:name w:val="Light List Accent 1"/>
-    <w:basedOn w:val="TableNormal"/>
+    <w:basedOn w:val="NormaleTabelle"/>
     <w:uiPriority w:val="61"/>
     <w:rsid w:val="00FC693F"/>
     <w:pPr>
@@ -4906,9 +6167,9 @@
       </w:tcPr>
     </w:tblStylePr>
   </w:style>
-  <w:style w:type="table" w:styleId="LightList-Accent2">
+  <w:style w:type="table" w:styleId="HelleListe-Akzent2">
     <w:name w:val="Light List Accent 2"/>
-    <w:basedOn w:val="TableNormal"/>
+    <w:basedOn w:val="NormaleTabelle"/>
     <w:uiPriority w:val="61"/>
     <w:rsid w:val="00CB0664"/>
     <w:pPr>
@@ -4991,9 +6252,9 @@
       </w:tcPr>
     </w:tblStylePr>
   </w:style>
-  <w:style w:type="table" w:styleId="LightList-Accent3">
+  <w:style w:type="table" w:styleId="HelleListe-Akzent3">
     <w:name w:val="Light List Accent 3"/>
-    <w:basedOn w:val="TableNormal"/>
+    <w:basedOn w:val="NormaleTabelle"/>
     <w:uiPriority w:val="61"/>
     <w:rsid w:val="00CB0664"/>
     <w:pPr>
@@ -5076,9 +6337,9 @@
       </w:tcPr>
     </w:tblStylePr>
   </w:style>
-  <w:style w:type="table" w:styleId="LightList-Accent4">
+  <w:style w:type="table" w:styleId="HelleListe-Akzent4">
     <w:name w:val="Light List Accent 4"/>
-    <w:basedOn w:val="TableNormal"/>
+    <w:basedOn w:val="NormaleTabelle"/>
     <w:uiPriority w:val="61"/>
     <w:rsid w:val="00CB0664"/>
     <w:pPr>
@@ -5161,9 +6422,9 @@
       </w:tcPr>
     </w:tblStylePr>
   </w:style>
-  <w:style w:type="table" w:styleId="LightList-Accent5">
+  <w:style w:type="table" w:styleId="HelleListe-Akzent5">
     <w:name w:val="Light List Accent 5"/>
-    <w:basedOn w:val="TableNormal"/>
+    <w:basedOn w:val="NormaleTabelle"/>
     <w:uiPriority w:val="61"/>
     <w:rsid w:val="00CB0664"/>
     <w:pPr>
@@ -5246,9 +6507,9 @@
       </w:tcPr>
     </w:tblStylePr>
   </w:style>
-  <w:style w:type="table" w:styleId="LightList-Accent6">
+  <w:style w:type="table" w:styleId="HelleListe-Akzent6">
     <w:name w:val="Light List Accent 6"/>
-    <w:basedOn w:val="TableNormal"/>
+    <w:basedOn w:val="NormaleTabelle"/>
     <w:uiPriority w:val="61"/>
     <w:rsid w:val="00CB0664"/>
     <w:pPr>
@@ -5331,9 +6592,9 @@
       </w:tcPr>
     </w:tblStylePr>
   </w:style>
-  <w:style w:type="table" w:styleId="LightGrid">
+  <w:style w:type="table" w:styleId="HellesRaster">
     <w:name w:val="Light Grid"/>
-    <w:basedOn w:val="TableNormal"/>
+    <w:basedOn w:val="NormaleTabelle"/>
     <w:uiPriority w:val="62"/>
     <w:rsid w:val="00CB0664"/>
     <w:pPr>
@@ -5454,9 +6715,9 @@
       </w:tcPr>
     </w:tblStylePr>
   </w:style>
-  <w:style w:type="table" w:styleId="LightGrid-Accent1">
+  <w:style w:type="table" w:styleId="HellesRaster-Akzent1">
     <w:name w:val="Light Grid Accent 1"/>
-    <w:basedOn w:val="TableNormal"/>
+    <w:basedOn w:val="NormaleTabelle"/>
     <w:uiPriority w:val="62"/>
     <w:rsid w:val="00CB0664"/>
     <w:pPr>
@@ -5577,9 +6838,9 @@
       </w:tcPr>
     </w:tblStylePr>
   </w:style>
-  <w:style w:type="table" w:styleId="LightGrid-Accent2">
+  <w:style w:type="table" w:styleId="HellesRaster-Akzent2">
     <w:name w:val="Light Grid Accent 2"/>
-    <w:basedOn w:val="TableNormal"/>
+    <w:basedOn w:val="NormaleTabelle"/>
     <w:uiPriority w:val="62"/>
     <w:rsid w:val="00CB0664"/>
     <w:pPr>
@@ -5700,9 +6961,9 @@
       </w:tcPr>
     </w:tblStylePr>
   </w:style>
-  <w:style w:type="table" w:styleId="LightGrid-Accent3">
+  <w:style w:type="table" w:styleId="HellesRaster-Akzent3">
     <w:name w:val="Light Grid Accent 3"/>
-    <w:basedOn w:val="TableNormal"/>
+    <w:basedOn w:val="NormaleTabelle"/>
     <w:uiPriority w:val="62"/>
     <w:rsid w:val="00CB0664"/>
     <w:pPr>
@@ -5823,9 +7084,9 @@
       </w:tcPr>
     </w:tblStylePr>
   </w:style>
-  <w:style w:type="table" w:styleId="LightGrid-Accent4">
+  <w:style w:type="table" w:styleId="HellesRaster-Akzent4">
     <w:name w:val="Light Grid Accent 4"/>
-    <w:basedOn w:val="TableNormal"/>
+    <w:basedOn w:val="NormaleTabelle"/>
     <w:uiPriority w:val="62"/>
     <w:rsid w:val="00CB0664"/>
     <w:pPr>
@@ -5946,9 +7207,9 @@
       </w:tcPr>
     </w:tblStylePr>
   </w:style>
-  <w:style w:type="table" w:styleId="LightGrid-Accent5">
+  <w:style w:type="table" w:styleId="HellesRaster-Akzent5">
     <w:name w:val="Light Grid Accent 5"/>
-    <w:basedOn w:val="TableNormal"/>
+    <w:basedOn w:val="NormaleTabelle"/>
     <w:uiPriority w:val="62"/>
     <w:rsid w:val="00CB0664"/>
     <w:pPr>
@@ -6069,9 +7330,9 @@
       </w:tcPr>
     </w:tblStylePr>
   </w:style>
-  <w:style w:type="table" w:styleId="LightGrid-Accent6">
+  <w:style w:type="table" w:styleId="HellesRaster-Akzent6">
     <w:name w:val="Light Grid Accent 6"/>
-    <w:basedOn w:val="TableNormal"/>
+    <w:basedOn w:val="NormaleTabelle"/>
     <w:uiPriority w:val="62"/>
     <w:rsid w:val="00CB0664"/>
     <w:pPr>
@@ -6192,9 +7453,9 @@
       </w:tcPr>
     </w:tblStylePr>
   </w:style>
-  <w:style w:type="table" w:styleId="MediumShading1">
+  <w:style w:type="table" w:styleId="MittlereSchattierung1">
     <w:name w:val="Medium Shading 1"/>
-    <w:basedOn w:val="TableNormal"/>
+    <w:basedOn w:val="NormaleTabelle"/>
     <w:uiPriority w:val="63"/>
     <w:rsid w:val="00CB0664"/>
     <w:pPr>
@@ -6291,9 +7552,9 @@
       </w:tcPr>
     </w:tblStylePr>
   </w:style>
-  <w:style w:type="table" w:styleId="MediumShading1-Accent1">
+  <w:style w:type="table" w:styleId="MittlereSchattierung1-Akzent1">
     <w:name w:val="Medium Shading 1 Accent 1"/>
-    <w:basedOn w:val="TableNormal"/>
+    <w:basedOn w:val="NormaleTabelle"/>
     <w:uiPriority w:val="63"/>
     <w:rsid w:val="00CB0664"/>
     <w:pPr>
@@ -6390,9 +7651,9 @@
       </w:tcPr>
     </w:tblStylePr>
   </w:style>
-  <w:style w:type="table" w:styleId="MediumShading1-Accent2">
+  <w:style w:type="table" w:styleId="MittlereSchattierung1-Akzent2">
     <w:name w:val="Medium Shading 1 Accent 2"/>
-    <w:basedOn w:val="TableNormal"/>
+    <w:basedOn w:val="NormaleTabelle"/>
     <w:uiPriority w:val="63"/>
     <w:rsid w:val="00CB0664"/>
     <w:pPr>
@@ -6489,9 +7750,9 @@
       </w:tcPr>
     </w:tblStylePr>
   </w:style>
-  <w:style w:type="table" w:styleId="MediumShading1-Accent3">
+  <w:style w:type="table" w:styleId="MittlereSchattierung1-Akzent3">
     <w:name w:val="Medium Shading 1 Accent 3"/>
-    <w:basedOn w:val="TableNormal"/>
+    <w:basedOn w:val="NormaleTabelle"/>
     <w:uiPriority w:val="63"/>
     <w:rsid w:val="00CB0664"/>
     <w:pPr>
@@ -6588,9 +7849,9 @@
       </w:tcPr>
     </w:tblStylePr>
   </w:style>
-  <w:style w:type="table" w:styleId="MediumShading1-Accent4">
+  <w:style w:type="table" w:styleId="MittlereSchattierung1-Akzent4">
     <w:name w:val="Medium Shading 1 Accent 4"/>
-    <w:basedOn w:val="TableNormal"/>
+    <w:basedOn w:val="NormaleTabelle"/>
     <w:uiPriority w:val="63"/>
     <w:rsid w:val="00CB0664"/>
     <w:pPr>
@@ -6687,9 +7948,9 @@
       </w:tcPr>
     </w:tblStylePr>
   </w:style>
-  <w:style w:type="table" w:styleId="MediumShading1-Accent5">
+  <w:style w:type="table" w:styleId="MittlereSchattierung1-Akzent5">
     <w:name w:val="Medium Shading 1 Accent 5"/>
-    <w:basedOn w:val="TableNormal"/>
+    <w:basedOn w:val="NormaleTabelle"/>
     <w:uiPriority w:val="63"/>
     <w:rsid w:val="00CB0664"/>
     <w:pPr>
@@ -6786,9 +8047,9 @@
       </w:tcPr>
     </w:tblStylePr>
   </w:style>
-  <w:style w:type="table" w:styleId="MediumShading1-Accent6">
+  <w:style w:type="table" w:styleId="MittlereSchattierung1-Akzent6">
     <w:name w:val="Medium Shading 1 Accent 6"/>
-    <w:basedOn w:val="TableNormal"/>
+    <w:basedOn w:val="NormaleTabelle"/>
     <w:uiPriority w:val="63"/>
     <w:rsid w:val="00CB0664"/>
     <w:pPr>
@@ -6885,9 +8146,9 @@
       </w:tcPr>
     </w:tblStylePr>
   </w:style>
-  <w:style w:type="table" w:styleId="MediumShading2">
+  <w:style w:type="table" w:styleId="MittlereSchattierung2">
     <w:name w:val="Medium Shading 2"/>
-    <w:basedOn w:val="TableNormal"/>
+    <w:basedOn w:val="NormaleTabelle"/>
     <w:uiPriority w:val="64"/>
     <w:rsid w:val="00CB0664"/>
     <w:pPr>
@@ -7027,9 +8288,9 @@
       </w:tcPr>
     </w:tblStylePr>
   </w:style>
-  <w:style w:type="table" w:styleId="MediumShading2-Accent1">
+  <w:style w:type="table" w:styleId="MittlereSchattierung2-Akzent1">
     <w:name w:val="Medium Shading 2 Accent 1"/>
-    <w:basedOn w:val="TableNormal"/>
+    <w:basedOn w:val="NormaleTabelle"/>
     <w:uiPriority w:val="64"/>
     <w:rsid w:val="00CB0664"/>
     <w:pPr>
@@ -7169,9 +8430,9 @@
       </w:tcPr>
     </w:tblStylePr>
   </w:style>
-  <w:style w:type="table" w:styleId="MediumShading2-Accent2">
+  <w:style w:type="table" w:styleId="MittlereSchattierung2-Akzent2">
     <w:name w:val="Medium Shading 2 Accent 2"/>
-    <w:basedOn w:val="TableNormal"/>
+    <w:basedOn w:val="NormaleTabelle"/>
     <w:uiPriority w:val="64"/>
     <w:rsid w:val="00CB0664"/>
     <w:pPr>
@@ -7311,9 +8572,9 @@
       </w:tcPr>
     </w:tblStylePr>
   </w:style>
-  <w:style w:type="table" w:styleId="MediumShading2-Accent3">
+  <w:style w:type="table" w:styleId="MittlereSchattierung2-Akzent3">
     <w:name w:val="Medium Shading 2 Accent 3"/>
-    <w:basedOn w:val="TableNormal"/>
+    <w:basedOn w:val="NormaleTabelle"/>
     <w:uiPriority w:val="64"/>
     <w:rsid w:val="00CB0664"/>
     <w:pPr>
@@ -7453,9 +8714,9 @@
       </w:tcPr>
     </w:tblStylePr>
   </w:style>
-  <w:style w:type="table" w:styleId="MediumShading2-Accent4">
+  <w:style w:type="table" w:styleId="MittlereSchattierung2-Akzent4">
     <w:name w:val="Medium Shading 2 Accent 4"/>
-    <w:basedOn w:val="TableNormal"/>
+    <w:basedOn w:val="NormaleTabelle"/>
     <w:uiPriority w:val="64"/>
     <w:rsid w:val="00CB0664"/>
     <w:pPr>
@@ -7595,9 +8856,9 @@
       </w:tcPr>
     </w:tblStylePr>
   </w:style>
-  <w:style w:type="table" w:styleId="MediumShading2-Accent5">
+  <w:style w:type="table" w:styleId="MittlereSchattierung2-Akzent5">
     <w:name w:val="Medium Shading 2 Accent 5"/>
-    <w:basedOn w:val="TableNormal"/>
+    <w:basedOn w:val="NormaleTabelle"/>
     <w:uiPriority w:val="64"/>
     <w:rsid w:val="00CB0664"/>
     <w:pPr>
@@ -7737,9 +8998,9 @@
       </w:tcPr>
     </w:tblStylePr>
   </w:style>
-  <w:style w:type="table" w:styleId="MediumShading2-Accent6">
+  <w:style w:type="table" w:styleId="MittlereSchattierung2-Akzent6">
     <w:name w:val="Medium Shading 2 Accent 6"/>
-    <w:basedOn w:val="TableNormal"/>
+    <w:basedOn w:val="NormaleTabelle"/>
     <w:uiPriority w:val="64"/>
     <w:rsid w:val="00CB0664"/>
     <w:pPr>
@@ -7879,9 +9140,9 @@
       </w:tcPr>
     </w:tblStylePr>
   </w:style>
-  <w:style w:type="table" w:styleId="MediumList1">
+  <w:style w:type="table" w:styleId="MittlereListe1">
     <w:name w:val="Medium List 1"/>
-    <w:basedOn w:val="TableNormal"/>
+    <w:basedOn w:val="NormaleTabelle"/>
     <w:uiPriority w:val="65"/>
     <w:rsid w:val="00CB0664"/>
     <w:pPr>
@@ -7956,9 +9217,9 @@
       </w:tcPr>
     </w:tblStylePr>
   </w:style>
-  <w:style w:type="table" w:styleId="MediumList1-Accent1">
+  <w:style w:type="table" w:styleId="MittlereListe1-Akzent1">
     <w:name w:val="Medium List 1 Accent 1"/>
-    <w:basedOn w:val="TableNormal"/>
+    <w:basedOn w:val="NormaleTabelle"/>
     <w:uiPriority w:val="65"/>
     <w:rsid w:val="00CB0664"/>
     <w:pPr>
@@ -8033,9 +9294,9 @@
       </w:tcPr>
     </w:tblStylePr>
   </w:style>
-  <w:style w:type="table" w:styleId="MediumList1-Accent2">
+  <w:style w:type="table" w:styleId="MittlereListe1-Akzent2">
     <w:name w:val="Medium List 1 Accent 2"/>
-    <w:basedOn w:val="TableNormal"/>
+    <w:basedOn w:val="NormaleTabelle"/>
     <w:uiPriority w:val="65"/>
     <w:rsid w:val="00CB0664"/>
     <w:pPr>
@@ -8110,9 +9371,9 @@
       </w:tcPr>
     </w:tblStylePr>
   </w:style>
-  <w:style w:type="table" w:styleId="MediumList1-Accent3">
+  <w:style w:type="table" w:styleId="MittlereListe1-Akzent3">
     <w:name w:val="Medium List 1 Accent 3"/>
-    <w:basedOn w:val="TableNormal"/>
+    <w:basedOn w:val="NormaleTabelle"/>
     <w:uiPriority w:val="65"/>
     <w:rsid w:val="00CB0664"/>
     <w:pPr>
@@ -8187,9 +9448,9 @@
       </w:tcPr>
     </w:tblStylePr>
   </w:style>
-  <w:style w:type="table" w:styleId="MediumList1-Accent4">
+  <w:style w:type="table" w:styleId="MittlereListe1-Akzent4">
     <w:name w:val="Medium List 1 Accent 4"/>
-    <w:basedOn w:val="TableNormal"/>
+    <w:basedOn w:val="NormaleTabelle"/>
     <w:uiPriority w:val="65"/>
     <w:rsid w:val="00CB0664"/>
     <w:pPr>
@@ -8264,9 +9525,9 @@
       </w:tcPr>
     </w:tblStylePr>
   </w:style>
-  <w:style w:type="table" w:styleId="MediumList1-Accent5">
+  <w:style w:type="table" w:styleId="MittlereListe1-Akzent5">
     <w:name w:val="Medium List 1 Accent 5"/>
-    <w:basedOn w:val="TableNormal"/>
+    <w:basedOn w:val="NormaleTabelle"/>
     <w:uiPriority w:val="65"/>
     <w:rsid w:val="00CB0664"/>
     <w:pPr>
@@ -8341,9 +9602,9 @@
       </w:tcPr>
     </w:tblStylePr>
   </w:style>
-  <w:style w:type="table" w:styleId="MediumList1-Accent6">
+  <w:style w:type="table" w:styleId="MittlereListe1-Akzent6">
     <w:name w:val="Medium List 1 Accent 6"/>
-    <w:basedOn w:val="TableNormal"/>
+    <w:basedOn w:val="NormaleTabelle"/>
     <w:uiPriority w:val="65"/>
     <w:rsid w:val="00CB0664"/>
     <w:pPr>
@@ -8418,9 +9679,9 @@
       </w:tcPr>
     </w:tblStylePr>
   </w:style>
-  <w:style w:type="table" w:styleId="MediumList2">
+  <w:style w:type="table" w:styleId="MittlereListe2">
     <w:name w:val="Medium List 2"/>
-    <w:basedOn w:val="TableNormal"/>
+    <w:basedOn w:val="NormaleTabelle"/>
     <w:uiPriority w:val="66"/>
     <w:rsid w:val="00CB0664"/>
     <w:pPr>
@@ -8539,9 +9800,9 @@
       </w:tcPr>
     </w:tblStylePr>
   </w:style>
-  <w:style w:type="table" w:styleId="MediumList2-Accent1">
+  <w:style w:type="table" w:styleId="MittlereListe2-Akzent1">
     <w:name w:val="Medium List 2 Accent 1"/>
-    <w:basedOn w:val="TableNormal"/>
+    <w:basedOn w:val="NormaleTabelle"/>
     <w:uiPriority w:val="66"/>
     <w:rsid w:val="00CB0664"/>
     <w:pPr>
@@ -8660,9 +9921,9 @@
       </w:tcPr>
     </w:tblStylePr>
   </w:style>
-  <w:style w:type="table" w:styleId="MediumList2-Accent2">
+  <w:style w:type="table" w:styleId="MittlereListe2-Akzent2">
     <w:name w:val="Medium List 2 Accent 2"/>
-    <w:basedOn w:val="TableNormal"/>
+    <w:basedOn w:val="NormaleTabelle"/>
     <w:uiPriority w:val="66"/>
     <w:rsid w:val="00CB0664"/>
     <w:pPr>
@@ -8781,9 +10042,9 @@
       </w:tcPr>
     </w:tblStylePr>
   </w:style>
-  <w:style w:type="table" w:styleId="MediumList2-Accent3">
+  <w:style w:type="table" w:styleId="MittlereListe2-Akzent3">
     <w:name w:val="Medium List 2 Accent 3"/>
-    <w:basedOn w:val="TableNormal"/>
+    <w:basedOn w:val="NormaleTabelle"/>
     <w:uiPriority w:val="66"/>
     <w:rsid w:val="00CB0664"/>
     <w:pPr>
@@ -8902,9 +10163,9 @@
       </w:tcPr>
     </w:tblStylePr>
   </w:style>
-  <w:style w:type="table" w:styleId="MediumList2-Accent4">
+  <w:style w:type="table" w:styleId="MittlereListe2-Akzent4">
     <w:name w:val="Medium List 2 Accent 4"/>
-    <w:basedOn w:val="TableNormal"/>
+    <w:basedOn w:val="NormaleTabelle"/>
     <w:uiPriority w:val="66"/>
     <w:rsid w:val="00CB0664"/>
     <w:pPr>
@@ -9023,9 +10284,9 @@
       </w:tcPr>
     </w:tblStylePr>
   </w:style>
-  <w:style w:type="table" w:styleId="MediumList2-Accent5">
+  <w:style w:type="table" w:styleId="MittlereListe2-Akzent5">
     <w:name w:val="Medium List 2 Accent 5"/>
-    <w:basedOn w:val="TableNormal"/>
+    <w:basedOn w:val="NormaleTabelle"/>
     <w:uiPriority w:val="66"/>
     <w:rsid w:val="00CB0664"/>
     <w:pPr>
@@ -9144,9 +10405,9 @@
       </w:tcPr>
     </w:tblStylePr>
   </w:style>
-  <w:style w:type="table" w:styleId="MediumList2-Accent6">
+  <w:style w:type="table" w:styleId="MittlereListe2-Akzent6">
     <w:name w:val="Medium List 2 Accent 6"/>
-    <w:basedOn w:val="TableNormal"/>
+    <w:basedOn w:val="NormaleTabelle"/>
     <w:uiPriority w:val="66"/>
     <w:rsid w:val="00CB0664"/>
     <w:pPr>
@@ -9265,9 +10526,9 @@
       </w:tcPr>
     </w:tblStylePr>
   </w:style>
-  <w:style w:type="table" w:styleId="MediumGrid1">
+  <w:style w:type="table" w:styleId="MittleresRaster1">
     <w:name w:val="Medium Grid 1"/>
-    <w:basedOn w:val="TableNormal"/>
+    <w:basedOn w:val="NormaleTabelle"/>
     <w:uiPriority w:val="67"/>
     <w:rsid w:val="00CB0664"/>
     <w:pPr>
@@ -9331,9 +10592,9 @@
       </w:tcPr>
     </w:tblStylePr>
   </w:style>
-  <w:style w:type="table" w:styleId="MediumGrid1-Accent1">
+  <w:style w:type="table" w:styleId="MittleresRaster1-Akzent1">
     <w:name w:val="Medium Grid 1 Accent 1"/>
-    <w:basedOn w:val="TableNormal"/>
+    <w:basedOn w:val="NormaleTabelle"/>
     <w:uiPriority w:val="67"/>
     <w:rsid w:val="00CB0664"/>
     <w:pPr>
@@ -9397,9 +10658,9 @@
       </w:tcPr>
     </w:tblStylePr>
   </w:style>
-  <w:style w:type="table" w:styleId="MediumGrid1-Accent2">
+  <w:style w:type="table" w:styleId="MittleresRaster1-Akzent2">
     <w:name w:val="Medium Grid 1 Accent 2"/>
-    <w:basedOn w:val="TableNormal"/>
+    <w:basedOn w:val="NormaleTabelle"/>
     <w:uiPriority w:val="67"/>
     <w:rsid w:val="00CB0664"/>
     <w:pPr>
@@ -9463,9 +10724,9 @@
       </w:tcPr>
     </w:tblStylePr>
   </w:style>
-  <w:style w:type="table" w:styleId="MediumGrid1-Accent3">
+  <w:style w:type="table" w:styleId="MittleresRaster1-Akzent3">
     <w:name w:val="Medium Grid 1 Accent 3"/>
-    <w:basedOn w:val="TableNormal"/>
+    <w:basedOn w:val="NormaleTabelle"/>
     <w:uiPriority w:val="67"/>
     <w:rsid w:val="00CB0664"/>
     <w:pPr>
@@ -9529,9 +10790,9 @@
       </w:tcPr>
     </w:tblStylePr>
   </w:style>
-  <w:style w:type="table" w:styleId="MediumGrid1-Accent4">
+  <w:style w:type="table" w:styleId="MittleresRaster1-Akzent4">
     <w:name w:val="Medium Grid 1 Accent 4"/>
-    <w:basedOn w:val="TableNormal"/>
+    <w:basedOn w:val="NormaleTabelle"/>
     <w:uiPriority w:val="67"/>
     <w:rsid w:val="00CB0664"/>
     <w:pPr>
@@ -9595,9 +10856,9 @@
       </w:tcPr>
     </w:tblStylePr>
   </w:style>
-  <w:style w:type="table" w:styleId="MediumGrid1-Accent5">
+  <w:style w:type="table" w:styleId="MittleresRaster1-Akzent5">
     <w:name w:val="Medium Grid 1 Accent 5"/>
-    <w:basedOn w:val="TableNormal"/>
+    <w:basedOn w:val="NormaleTabelle"/>
     <w:uiPriority w:val="67"/>
     <w:rsid w:val="00CB0664"/>
     <w:pPr>
@@ -9661,9 +10922,9 @@
       </w:tcPr>
     </w:tblStylePr>
   </w:style>
-  <w:style w:type="table" w:styleId="MediumGrid1-Accent6">
+  <w:style w:type="table" w:styleId="MittleresRaster1-Akzent6">
     <w:name w:val="Medium Grid 1 Accent 6"/>
-    <w:basedOn w:val="TableNormal"/>
+    <w:basedOn w:val="NormaleTabelle"/>
     <w:uiPriority w:val="67"/>
     <w:rsid w:val="00CB0664"/>
     <w:pPr>
@@ -9727,9 +10988,9 @@
       </w:tcPr>
     </w:tblStylePr>
   </w:style>
-  <w:style w:type="table" w:styleId="MediumGrid2">
+  <w:style w:type="table" w:styleId="MittleresRaster2">
     <w:name w:val="Medium Grid 2"/>
-    <w:basedOn w:val="TableNormal"/>
+    <w:basedOn w:val="NormaleTabelle"/>
     <w:uiPriority w:val="68"/>
     <w:rsid w:val="00CB0664"/>
     <w:pPr>
@@ -9845,9 +11106,9 @@
       </w:tcPr>
     </w:tblStylePr>
   </w:style>
-  <w:style w:type="table" w:styleId="MediumGrid2-Accent1">
+  <w:style w:type="table" w:styleId="MittleresRaster2-Akzent1">
     <w:name w:val="Medium Grid 2 Accent 1"/>
-    <w:basedOn w:val="TableNormal"/>
+    <w:basedOn w:val="NormaleTabelle"/>
     <w:uiPriority w:val="68"/>
     <w:rsid w:val="00CB0664"/>
     <w:pPr>
@@ -9963,9 +11224,9 @@
       </w:tcPr>
     </w:tblStylePr>
   </w:style>
-  <w:style w:type="table" w:styleId="MediumGrid2-Accent2">
+  <w:style w:type="table" w:styleId="MittleresRaster2-Akzent2">
     <w:name w:val="Medium Grid 2 Accent 2"/>
-    <w:basedOn w:val="TableNormal"/>
+    <w:basedOn w:val="NormaleTabelle"/>
     <w:uiPriority w:val="68"/>
     <w:rsid w:val="00CB0664"/>
     <w:pPr>
@@ -10081,9 +11342,9 @@
       </w:tcPr>
     </w:tblStylePr>
   </w:style>
-  <w:style w:type="table" w:styleId="MediumGrid2-Accent3">
+  <w:style w:type="table" w:styleId="MittleresRaster2-Akzent3">
     <w:name w:val="Medium Grid 2 Accent 3"/>
-    <w:basedOn w:val="TableNormal"/>
+    <w:basedOn w:val="NormaleTabelle"/>
     <w:uiPriority w:val="68"/>
     <w:rsid w:val="00CB0664"/>
     <w:pPr>
@@ -10199,9 +11460,9 @@
       </w:tcPr>
     </w:tblStylePr>
   </w:style>
-  <w:style w:type="table" w:styleId="MediumGrid2-Accent4">
+  <w:style w:type="table" w:styleId="MittleresRaster2-Akzent4">
     <w:name w:val="Medium Grid 2 Accent 4"/>
-    <w:basedOn w:val="TableNormal"/>
+    <w:basedOn w:val="NormaleTabelle"/>
     <w:uiPriority w:val="68"/>
     <w:rsid w:val="00CB0664"/>
     <w:pPr>
@@ -10317,9 +11578,9 @@
       </w:tcPr>
     </w:tblStylePr>
   </w:style>
-  <w:style w:type="table" w:styleId="MediumGrid2-Accent5">
+  <w:style w:type="table" w:styleId="MittleresRaster2-Akzent5">
     <w:name w:val="Medium Grid 2 Accent 5"/>
-    <w:basedOn w:val="TableNormal"/>
+    <w:basedOn w:val="NormaleTabelle"/>
     <w:uiPriority w:val="68"/>
     <w:rsid w:val="00CB0664"/>
     <w:pPr>
@@ -10435,9 +11696,9 @@
       </w:tcPr>
     </w:tblStylePr>
   </w:style>
-  <w:style w:type="table" w:styleId="MediumGrid2-Accent6">
+  <w:style w:type="table" w:styleId="MittleresRaster2-Akzent6">
     <w:name w:val="Medium Grid 2 Accent 6"/>
-    <w:basedOn w:val="TableNormal"/>
+    <w:basedOn w:val="NormaleTabelle"/>
     <w:uiPriority w:val="68"/>
     <w:rsid w:val="00CB0664"/>
     <w:pPr>
@@ -10553,9 +11814,9 @@
       </w:tcPr>
     </w:tblStylePr>
   </w:style>
-  <w:style w:type="table" w:styleId="MediumGrid3">
+  <w:style w:type="table" w:styleId="MittleresRaster3">
     <w:name w:val="Medium Grid 3"/>
-    <w:basedOn w:val="TableNormal"/>
+    <w:basedOn w:val="NormaleTabelle"/>
     <w:uiPriority w:val="69"/>
     <w:rsid w:val="00CB0664"/>
     <w:pPr>
@@ -10687,9 +11948,9 @@
       </w:tcPr>
     </w:tblStylePr>
   </w:style>
-  <w:style w:type="table" w:styleId="MediumGrid3-Accent1">
+  <w:style w:type="table" w:styleId="MittleresRaster3-Akzent1">
     <w:name w:val="Medium Grid 3 Accent 1"/>
-    <w:basedOn w:val="TableNormal"/>
+    <w:basedOn w:val="NormaleTabelle"/>
     <w:uiPriority w:val="69"/>
     <w:rsid w:val="00CB0664"/>
     <w:pPr>
@@ -10821,9 +12082,9 @@
       </w:tcPr>
     </w:tblStylePr>
   </w:style>
-  <w:style w:type="table" w:styleId="MediumGrid3-Accent2">
+  <w:style w:type="table" w:styleId="MittleresRaster3-Akzent2">
     <w:name w:val="Medium Grid 3 Accent 2"/>
-    <w:basedOn w:val="TableNormal"/>
+    <w:basedOn w:val="NormaleTabelle"/>
     <w:uiPriority w:val="69"/>
     <w:rsid w:val="00CB0664"/>
     <w:pPr>
@@ -10955,9 +12216,9 @@
       </w:tcPr>
     </w:tblStylePr>
   </w:style>
-  <w:style w:type="table" w:styleId="MediumGrid3-Accent3">
+  <w:style w:type="table" w:styleId="MittleresRaster3-Akzent3">
     <w:name w:val="Medium Grid 3 Accent 3"/>
-    <w:basedOn w:val="TableNormal"/>
+    <w:basedOn w:val="NormaleTabelle"/>
     <w:uiPriority w:val="69"/>
     <w:rsid w:val="00CB0664"/>
     <w:pPr>
@@ -11089,9 +12350,9 @@
       </w:tcPr>
     </w:tblStylePr>
   </w:style>
-  <w:style w:type="table" w:styleId="MediumGrid3-Accent4">
+  <w:style w:type="table" w:styleId="MittleresRaster3-Akzent4">
     <w:name w:val="Medium Grid 3 Accent 4"/>
-    <w:basedOn w:val="TableNormal"/>
+    <w:basedOn w:val="NormaleTabelle"/>
     <w:uiPriority w:val="69"/>
     <w:rsid w:val="00CB0664"/>
     <w:pPr>
@@ -11223,9 +12484,9 @@
       </w:tcPr>
     </w:tblStylePr>
   </w:style>
-  <w:style w:type="table" w:styleId="MediumGrid3-Accent5">
+  <w:style w:type="table" w:styleId="MittleresRaster3-Akzent5">
     <w:name w:val="Medium Grid 3 Accent 5"/>
-    <w:basedOn w:val="TableNormal"/>
+    <w:basedOn w:val="NormaleTabelle"/>
     <w:uiPriority w:val="69"/>
     <w:rsid w:val="00CB0664"/>
     <w:pPr>
@@ -11357,9 +12618,9 @@
       </w:tcPr>
     </w:tblStylePr>
   </w:style>
-  <w:style w:type="table" w:styleId="MediumGrid3-Accent6">
+  <w:style w:type="table" w:styleId="MittleresRaster3-Akzent6">
     <w:name w:val="Medium Grid 3 Accent 6"/>
-    <w:basedOn w:val="TableNormal"/>
+    <w:basedOn w:val="NormaleTabelle"/>
     <w:uiPriority w:val="69"/>
     <w:rsid w:val="00CB0664"/>
     <w:pPr>
@@ -11491,9 +12752,9 @@
       </w:tcPr>
     </w:tblStylePr>
   </w:style>
-  <w:style w:type="table" w:styleId="DarkList">
+  <w:style w:type="table" w:styleId="DunkleListe">
     <w:name w:val="Dark List"/>
-    <w:basedOn w:val="TableNormal"/>
+    <w:basedOn w:val="NormaleTabelle"/>
     <w:uiPriority w:val="70"/>
     <w:rsid w:val="00CB0664"/>
     <w:pPr>
@@ -11598,9 +12859,9 @@
       </w:tcPr>
     </w:tblStylePr>
   </w:style>
-  <w:style w:type="table" w:styleId="DarkList-Accent1">
+  <w:style w:type="table" w:styleId="DunkleListe-Akzent1">
     <w:name w:val="Dark List Accent 1"/>
-    <w:basedOn w:val="TableNormal"/>
+    <w:basedOn w:val="NormaleTabelle"/>
     <w:uiPriority w:val="70"/>
     <w:rsid w:val="00CB0664"/>
     <w:pPr>
@@ -11705,9 +12966,9 @@
       </w:tcPr>
     </w:tblStylePr>
   </w:style>
-  <w:style w:type="table" w:styleId="DarkList-Accent2">
+  <w:style w:type="table" w:styleId="DunkleListe-Akzent2">
     <w:name w:val="Dark List Accent 2"/>
-    <w:basedOn w:val="TableNormal"/>
+    <w:basedOn w:val="NormaleTabelle"/>
     <w:uiPriority w:val="70"/>
     <w:rsid w:val="00CB0664"/>
     <w:pPr>
@@ -11812,9 +13073,9 @@
       </w:tcPr>
     </w:tblStylePr>
   </w:style>
-  <w:style w:type="table" w:styleId="DarkList-Accent3">
+  <w:style w:type="table" w:styleId="DunkleListe-Akzent3">
     <w:name w:val="Dark List Accent 3"/>
-    <w:basedOn w:val="TableNormal"/>
+    <w:basedOn w:val="NormaleTabelle"/>
     <w:uiPriority w:val="70"/>
     <w:rsid w:val="00CB0664"/>
     <w:pPr>
@@ -11919,9 +13180,9 @@
       </w:tcPr>
     </w:tblStylePr>
   </w:style>
-  <w:style w:type="table" w:styleId="DarkList-Accent4">
+  <w:style w:type="table" w:styleId="DunkleListe-Akzent4">
     <w:name w:val="Dark List Accent 4"/>
-    <w:basedOn w:val="TableNormal"/>
+    <w:basedOn w:val="NormaleTabelle"/>
     <w:uiPriority w:val="70"/>
     <w:rsid w:val="00CB0664"/>
     <w:pPr>
@@ -12026,9 +13287,9 @@
       </w:tcPr>
     </w:tblStylePr>
   </w:style>
-  <w:style w:type="table" w:styleId="DarkList-Accent5">
+  <w:style w:type="table" w:styleId="DunkleListe-Akzent5">
     <w:name w:val="Dark List Accent 5"/>
-    <w:basedOn w:val="TableNormal"/>
+    <w:basedOn w:val="NormaleTabelle"/>
     <w:uiPriority w:val="70"/>
     <w:rsid w:val="00CB0664"/>
     <w:pPr>
@@ -12133,9 +13394,9 @@
       </w:tcPr>
     </w:tblStylePr>
   </w:style>
-  <w:style w:type="table" w:styleId="DarkList-Accent6">
+  <w:style w:type="table" w:styleId="DunkleListe-Akzent6">
     <w:name w:val="Dark List Accent 6"/>
-    <w:basedOn w:val="TableNormal"/>
+    <w:basedOn w:val="NormaleTabelle"/>
     <w:uiPriority w:val="70"/>
     <w:rsid w:val="00CB0664"/>
     <w:pPr>
@@ -12240,9 +13501,9 @@
       </w:tcPr>
     </w:tblStylePr>
   </w:style>
-  <w:style w:type="table" w:styleId="ColorfulShading">
+  <w:style w:type="table" w:styleId="FarbigeSchattierung">
     <w:name w:val="Colorful Shading"/>
-    <w:basedOn w:val="TableNormal"/>
+    <w:basedOn w:val="NormaleTabelle"/>
     <w:uiPriority w:val="71"/>
     <w:rsid w:val="00CB0664"/>
     <w:pPr>
@@ -12355,9 +13616,9 @@
       </w:rPr>
     </w:tblStylePr>
   </w:style>
-  <w:style w:type="table" w:styleId="ColorfulShading-Accent1">
+  <w:style w:type="table" w:styleId="FarbigeSchattierung-Akzent1">
     <w:name w:val="Colorful Shading Accent 1"/>
-    <w:basedOn w:val="TableNormal"/>
+    <w:basedOn w:val="NormaleTabelle"/>
     <w:uiPriority w:val="71"/>
     <w:rsid w:val="00CB0664"/>
     <w:pPr>
@@ -12470,9 +13731,9 @@
       </w:rPr>
     </w:tblStylePr>
   </w:style>
-  <w:style w:type="table" w:styleId="ColorfulShading-Accent2">
+  <w:style w:type="table" w:styleId="FarbigeSchattierung-Akzent2">
     <w:name w:val="Colorful Shading Accent 2"/>
-    <w:basedOn w:val="TableNormal"/>
+    <w:basedOn w:val="NormaleTabelle"/>
     <w:uiPriority w:val="71"/>
     <w:rsid w:val="00CB0664"/>
     <w:pPr>
@@ -12585,9 +13846,9 @@
       </w:rPr>
     </w:tblStylePr>
   </w:style>
-  <w:style w:type="table" w:styleId="ColorfulShading-Accent3">
+  <w:style w:type="table" w:styleId="FarbigeSchattierung-Akzent3">
     <w:name w:val="Colorful Shading Accent 3"/>
-    <w:basedOn w:val="TableNormal"/>
+    <w:basedOn w:val="NormaleTabelle"/>
     <w:uiPriority w:val="71"/>
     <w:rsid w:val="00CB0664"/>
     <w:pPr>
@@ -12690,9 +13951,9 @@
       </w:tcPr>
     </w:tblStylePr>
   </w:style>
-  <w:style w:type="table" w:styleId="ColorfulShading-Accent4">
+  <w:style w:type="table" w:styleId="FarbigeSchattierung-Akzent4">
     <w:name w:val="Colorful Shading Accent 4"/>
-    <w:basedOn w:val="TableNormal"/>
+    <w:basedOn w:val="NormaleTabelle"/>
     <w:uiPriority w:val="71"/>
     <w:rsid w:val="00CB0664"/>
     <w:pPr>
@@ -12805,9 +14066,9 @@
       </w:rPr>
     </w:tblStylePr>
   </w:style>
-  <w:style w:type="table" w:styleId="ColorfulShading-Accent5">
+  <w:style w:type="table" w:styleId="FarbigeSchattierung-Akzent5">
     <w:name w:val="Colorful Shading Accent 5"/>
-    <w:basedOn w:val="TableNormal"/>
+    <w:basedOn w:val="NormaleTabelle"/>
     <w:uiPriority w:val="71"/>
     <w:rsid w:val="00CB0664"/>
     <w:pPr>
@@ -12920,9 +14181,9 @@
       </w:rPr>
     </w:tblStylePr>
   </w:style>
-  <w:style w:type="table" w:styleId="ColorfulShading-Accent6">
+  <w:style w:type="table" w:styleId="FarbigeSchattierung-Akzent6">
     <w:name w:val="Colorful Shading Accent 6"/>
-    <w:basedOn w:val="TableNormal"/>
+    <w:basedOn w:val="NormaleTabelle"/>
     <w:uiPriority w:val="71"/>
     <w:rsid w:val="00CB0664"/>
     <w:pPr>
@@ -13035,9 +14296,9 @@
       </w:rPr>
     </w:tblStylePr>
   </w:style>
-  <w:style w:type="table" w:styleId="ColorfulList">
+  <w:style w:type="table" w:styleId="FarbigeListe">
     <w:name w:val="Colorful List"/>
-    <w:basedOn w:val="TableNormal"/>
+    <w:basedOn w:val="NormaleTabelle"/>
     <w:uiPriority w:val="72"/>
     <w:rsid w:val="00CB0664"/>
     <w:pPr>
@@ -13114,9 +14375,9 @@
       </w:tcPr>
     </w:tblStylePr>
   </w:style>
-  <w:style w:type="table" w:styleId="ColorfulList-Accent1">
+  <w:style w:type="table" w:styleId="FarbigeListe-Akzent1">
     <w:name w:val="Colorful List Accent 1"/>
-    <w:basedOn w:val="TableNormal"/>
+    <w:basedOn w:val="NormaleTabelle"/>
     <w:uiPriority w:val="72"/>
     <w:rsid w:val="00CB0664"/>
     <w:pPr>
@@ -13193,9 +14454,9 @@
       </w:tcPr>
     </w:tblStylePr>
   </w:style>
-  <w:style w:type="table" w:styleId="ColorfulList-Accent2">
+  <w:style w:type="table" w:styleId="FarbigeListe-Akzent2">
     <w:name w:val="Colorful List Accent 2"/>
-    <w:basedOn w:val="TableNormal"/>
+    <w:basedOn w:val="NormaleTabelle"/>
     <w:uiPriority w:val="72"/>
     <w:rsid w:val="00CB0664"/>
     <w:pPr>
@@ -13272,9 +14533,9 @@
       </w:tcPr>
     </w:tblStylePr>
   </w:style>
-  <w:style w:type="table" w:styleId="ColorfulList-Accent3">
+  <w:style w:type="table" w:styleId="FarbigeListe-Akzent3">
     <w:name w:val="Colorful List Accent 3"/>
-    <w:basedOn w:val="TableNormal"/>
+    <w:basedOn w:val="NormaleTabelle"/>
     <w:uiPriority w:val="72"/>
     <w:rsid w:val="00CB0664"/>
     <w:pPr>
@@ -13351,9 +14612,9 @@
       </w:tcPr>
     </w:tblStylePr>
   </w:style>
-  <w:style w:type="table" w:styleId="ColorfulList-Accent4">
+  <w:style w:type="table" w:styleId="FarbigeListe-Akzent4">
     <w:name w:val="Colorful List Accent 4"/>
-    <w:basedOn w:val="TableNormal"/>
+    <w:basedOn w:val="NormaleTabelle"/>
     <w:uiPriority w:val="72"/>
     <w:rsid w:val="00CB0664"/>
     <w:pPr>
@@ -13430,9 +14691,9 @@
       </w:tcPr>
     </w:tblStylePr>
   </w:style>
-  <w:style w:type="table" w:styleId="ColorfulList-Accent5">
+  <w:style w:type="table" w:styleId="FarbigeListe-Akzent5">
     <w:name w:val="Colorful List Accent 5"/>
-    <w:basedOn w:val="TableNormal"/>
+    <w:basedOn w:val="NormaleTabelle"/>
     <w:uiPriority w:val="72"/>
     <w:rsid w:val="00CB0664"/>
     <w:pPr>
@@ -13509,9 +14770,9 @@
       </w:tcPr>
     </w:tblStylePr>
   </w:style>
-  <w:style w:type="table" w:styleId="ColorfulList-Accent6">
+  <w:style w:type="table" w:styleId="FarbigeListe-Akzent6">
     <w:name w:val="Colorful List Accent 6"/>
-    <w:basedOn w:val="TableNormal"/>
+    <w:basedOn w:val="NormaleTabelle"/>
     <w:uiPriority w:val="72"/>
     <w:rsid w:val="00CB0664"/>
     <w:pPr>
@@ -13588,9 +14849,9 @@
       </w:tcPr>
     </w:tblStylePr>
   </w:style>
-  <w:style w:type="table" w:styleId="ColorfulGrid">
+  <w:style w:type="table" w:styleId="FarbigesRaster">
     <w:name w:val="Colorful Grid"/>
-    <w:basedOn w:val="TableNormal"/>
+    <w:basedOn w:val="NormaleTabelle"/>
     <w:uiPriority w:val="73"/>
     <w:rsid w:val="00CB0664"/>
     <w:pPr>
@@ -13661,9 +14922,9 @@
       </w:tcPr>
     </w:tblStylePr>
   </w:style>
-  <w:style w:type="table" w:styleId="ColorfulGrid-Accent1">
+  <w:style w:type="table" w:styleId="FarbigesRaster-Akzent1">
     <w:name w:val="Colorful Grid Accent 1"/>
-    <w:basedOn w:val="TableNormal"/>
+    <w:basedOn w:val="NormaleTabelle"/>
     <w:uiPriority w:val="73"/>
     <w:rsid w:val="00CB0664"/>
     <w:pPr>
@@ -13734,9 +14995,9 @@
       </w:tcPr>
     </w:tblStylePr>
   </w:style>
-  <w:style w:type="table" w:styleId="ColorfulGrid-Accent2">
+  <w:style w:type="table" w:styleId="FarbigesRaster-Akzent2">
     <w:name w:val="Colorful Grid Accent 2"/>
-    <w:basedOn w:val="TableNormal"/>
+    <w:basedOn w:val="NormaleTabelle"/>
     <w:uiPriority w:val="73"/>
     <w:rsid w:val="00CB0664"/>
     <w:pPr>
@@ -13807,9 +15068,9 @@
       </w:tcPr>
     </w:tblStylePr>
   </w:style>
-  <w:style w:type="table" w:styleId="ColorfulGrid-Accent3">
+  <w:style w:type="table" w:styleId="FarbigesRaster-Akzent3">
     <w:name w:val="Colorful Grid Accent 3"/>
-    <w:basedOn w:val="TableNormal"/>
+    <w:basedOn w:val="NormaleTabelle"/>
     <w:uiPriority w:val="73"/>
     <w:rsid w:val="00CB0664"/>
     <w:pPr>
@@ -13880,9 +15141,9 @@
       </w:tcPr>
     </w:tblStylePr>
   </w:style>
-  <w:style w:type="table" w:styleId="ColorfulGrid-Accent4">
+  <w:style w:type="table" w:styleId="FarbigesRaster-Akzent4">
     <w:name w:val="Colorful Grid Accent 4"/>
-    <w:basedOn w:val="TableNormal"/>
+    <w:basedOn w:val="NormaleTabelle"/>
     <w:uiPriority w:val="73"/>
     <w:rsid w:val="00CB0664"/>
     <w:pPr>
@@ -13953,9 +15214,9 @@
       </w:tcPr>
     </w:tblStylePr>
   </w:style>
-  <w:style w:type="table" w:styleId="ColorfulGrid-Accent5">
+  <w:style w:type="table" w:styleId="FarbigesRaster-Akzent5">
     <w:name w:val="Colorful Grid Accent 5"/>
-    <w:basedOn w:val="TableNormal"/>
+    <w:basedOn w:val="NormaleTabelle"/>
     <w:uiPriority w:val="73"/>
     <w:rsid w:val="00CB0664"/>
     <w:pPr>
@@ -14026,9 +15287,9 @@
       </w:tcPr>
     </w:tblStylePr>
   </w:style>
-  <w:style w:type="table" w:styleId="ColorfulGrid-Accent6">
+  <w:style w:type="table" w:styleId="FarbigesRaster-Akzent6">
     <w:name w:val="Colorful Grid Accent 6"/>
-    <w:basedOn w:val="TableNormal"/>
+    <w:basedOn w:val="NormaleTabelle"/>
     <w:uiPriority w:val="73"/>
     <w:rsid w:val="00CB0664"/>
     <w:pPr>
@@ -14101,7 +15362,7 @@
   </w:style>
   <w:style w:type="character" w:styleId="Hyperlink">
     <w:name w:val="Hyperlink"/>
-    <w:basedOn w:val="DefaultParagraphFont"/>
+    <w:basedOn w:val="Absatz-Standardschriftart"/>
     <w:uiPriority w:val="99"/>
     <w:unhideWhenUsed/>
     <w:rsid w:val="00E45007"/>
@@ -14110,9 +15371,9 @@
       <w:u w:val="single"/>
     </w:rPr>
   </w:style>
-  <w:style w:type="character" w:styleId="UnresolvedMention">
+  <w:style w:type="character" w:styleId="NichtaufgelsteErwhnung">
     <w:name w:val="Unresolved Mention"/>
-    <w:basedOn w:val="DefaultParagraphFont"/>
+    <w:basedOn w:val="Absatz-Standardschriftart"/>
     <w:uiPriority w:val="99"/>
     <w:semiHidden/>
     <w:unhideWhenUsed/>
@@ -14122,9 +15383,9 @@
       <w:shd w:val="clear" w:color="auto" w:fill="E1DFDD"/>
     </w:rPr>
   </w:style>
-  <w:style w:type="character" w:styleId="FollowedHyperlink">
+  <w:style w:type="character" w:styleId="BesuchterLink">
     <w:name w:val="FollowedHyperlink"/>
-    <w:basedOn w:val="DefaultParagraphFont"/>
+    <w:basedOn w:val="Absatz-Standardschriftart"/>
     <w:uiPriority w:val="99"/>
     <w:semiHidden/>
     <w:unhideWhenUsed/>
@@ -14136,7 +15397,7 @@
   </w:style>
   <w:style w:type="paragraph" w:customStyle="1" w:styleId="Code">
     <w:name w:val="Code"/>
-    <w:basedOn w:val="NoSpacing"/>
+    <w:basedOn w:val="KeinLeerraum"/>
     <w:link w:val="CodeChar"/>
     <w:qFormat/>
     <w:rsid w:val="000B7B4D"/>
@@ -14157,7 +15418,7 @@
   </w:style>
   <w:style w:type="character" w:customStyle="1" w:styleId="CodeChar">
     <w:name w:val="Code Char"/>
-    <w:basedOn w:val="DefaultParagraphFont"/>
+    <w:basedOn w:val="Absatz-Standardschriftart"/>
     <w:link w:val="Code"/>
     <w:rsid w:val="000B7B4D"/>
     <w:rPr>
@@ -14166,9 +15427,9 @@
       <w:lang w:val="de-CH"/>
     </w:rPr>
   </w:style>
-  <w:style w:type="character" w:styleId="PageNumber">
+  <w:style w:type="character" w:styleId="Seitenzahl">
     <w:name w:val="page number"/>
-    <w:basedOn w:val="DefaultParagraphFont"/>
+    <w:basedOn w:val="Absatz-Standardschriftart"/>
     <w:uiPriority w:val="99"/>
     <w:semiHidden/>
     <w:unhideWhenUsed/>
@@ -14498,7 +15759,12 @@
 </file>
 
 <file path=customXml/item1.xml><?xml version="1.0" encoding="utf-8"?>
-<b:Sources xmlns:b="http://schemas.openxmlformats.org/officeDocument/2006/bibliography" xmlns="http://schemas.openxmlformats.org/officeDocument/2006/bibliography" SelectedStyle="/APA.XSL" StyleName="APA"/>
+<?mso-contentType ?>
+<FormTemplates xmlns="http://schemas.microsoft.com/sharepoint/v3/contenttype/forms">
+  <Display>DocumentLibraryForm</Display>
+  <Edit>DocumentLibraryForm</Edit>
+  <New>DocumentLibraryForm</New>
+</FormTemplates>
 </file>
 
 <file path=customXml/item2.xml><?xml version="1.0" encoding="utf-8"?>
@@ -14640,12 +15906,7 @@
 </file>
 
 <file path=customXml/item3.xml><?xml version="1.0" encoding="utf-8"?>
-<?mso-contentType ?>
-<FormTemplates xmlns="http://schemas.microsoft.com/sharepoint/v3/contenttype/forms">
-  <Display>DocumentLibraryForm</Display>
-  <Edit>DocumentLibraryForm</Edit>
-  <New>DocumentLibraryForm</New>
-</FormTemplates>
+<b:Sources xmlns:b="http://schemas.openxmlformats.org/officeDocument/2006/bibliography" xmlns="http://schemas.openxmlformats.org/officeDocument/2006/bibliography" SelectedStyle="/APA.XSL" StyleName="APA"/>
 </file>
 
 <file path=customXml/item4.xml><?xml version="1.0" encoding="utf-8"?>
@@ -14655,6 +15916,32 @@
 </file>
 
 <file path=customXml/itemProps1.xml><?xml version="1.0" encoding="utf-8"?>
+<ds:datastoreItem xmlns:ds="http://schemas.openxmlformats.org/officeDocument/2006/customXml" ds:itemID="{56A03529-1454-4BC8-B838-472E1ED05E6D}">
+  <ds:schemaRefs>
+    <ds:schemaRef ds:uri="http://schemas.microsoft.com/sharepoint/v3/contenttype/forms"/>
+  </ds:schemaRefs>
+</ds:datastoreItem>
+</file>
+
+<file path=customXml/itemProps2.xml><?xml version="1.0" encoding="utf-8"?>
+<ds:datastoreItem xmlns:ds="http://schemas.openxmlformats.org/officeDocument/2006/customXml" ds:itemID="{2017A650-171A-4E4C-97CE-4195BB32F3A7}">
+  <ds:schemaRefs>
+    <ds:schemaRef ds:uri="http://schemas.microsoft.com/office/2006/metadata/contentType"/>
+    <ds:schemaRef ds:uri="http://schemas.microsoft.com/office/2006/metadata/properties/metaAttributes"/>
+    <ds:schemaRef ds:uri="http://www.w3.org/2001/XMLSchema"/>
+    <ds:schemaRef ds:uri="http://schemas.microsoft.com/office/2006/metadata/properties"/>
+    <ds:schemaRef ds:uri="91670eb2-d576-49a1-9fa3-763e71e291d2"/>
+    <ds:schemaRef ds:uri="http://schemas.microsoft.com/office/2006/documentManagement/types"/>
+    <ds:schemaRef ds:uri="http://schemas.microsoft.com/office/infopath/2007/PartnerControls"/>
+    <ds:schemaRef ds:uri="http://schemas.openxmlformats.org/package/2006/metadata/core-properties"/>
+    <ds:schemaRef ds:uri="http://purl.org/dc/elements/1.1/"/>
+    <ds:schemaRef ds:uri="http://purl.org/dc/terms/"/>
+    <ds:schemaRef ds:uri="http://schemas.microsoft.com/internal/obd"/>
+  </ds:schemaRefs>
+</ds:datastoreItem>
+</file>
+
+<file path=customXml/itemProps3.xml><?xml version="1.0" encoding="utf-8"?>
 <ds:datastoreItem xmlns:ds="http://schemas.openxmlformats.org/officeDocument/2006/customXml" ds:itemID="{EF278816-EC6F-A645-907D-7F25AECB1D4A}">
   <ds:schemaRefs>
     <ds:schemaRef ds:uri="http://schemas.openxmlformats.org/officeDocument/2006/bibliography"/>
@@ -14662,14 +15949,11 @@
 </ds:datastoreItem>
 </file>
 
-<file path=customXml/itemProps2.xml><?xml version="1.0" encoding="utf-8"?>
-<ds:datastoreItem xmlns:ds="http://schemas.openxmlformats.org/officeDocument/2006/customXml" ds:itemID="{2017A650-171A-4E4C-97CE-4195BB32F3A7}"/>
-</file>
-
-<file path=customXml/itemProps3.xml><?xml version="1.0" encoding="utf-8"?>
-<ds:datastoreItem xmlns:ds="http://schemas.openxmlformats.org/officeDocument/2006/customXml" ds:itemID="{56A03529-1454-4BC8-B838-472E1ED05E6D}"/>
-</file>
-
 <file path=customXml/itemProps4.xml><?xml version="1.0" encoding="utf-8"?>
-<ds:datastoreItem xmlns:ds="http://schemas.openxmlformats.org/officeDocument/2006/customXml" ds:itemID="{B8793D8D-7C20-427B-8A0E-DB0FBDCA9704}"/>
+<ds:datastoreItem xmlns:ds="http://schemas.openxmlformats.org/officeDocument/2006/customXml" ds:itemID="{B8793D8D-7C20-427B-8A0E-DB0FBDCA9704}">
+  <ds:schemaRefs>
+    <ds:schemaRef ds:uri="http://schemas.microsoft.com/office/2006/metadata/properties"/>
+    <ds:schemaRef ds:uri="http://schemas.microsoft.com/office/infopath/2007/PartnerControls"/>
+  </ds:schemaRefs>
+</ds:datastoreItem>
 </file>